--- a/Linux/key-based-authentication.docx
+++ b/Linux/key-based-authentication.docx
@@ -1,6 +1,6 @@
 
 <file path=word/document.xml><?xml version="1.0" encoding="utf-8"?>
-<w:document xmlns:wpc="http://schemas.microsoft.com/office/word/2010/wordprocessingCanvas" xmlns:cx="http://schemas.microsoft.com/office/drawing/2014/chartex" xmlns:cx1="http://schemas.microsoft.com/office/drawing/2015/9/8/chartex" xmlns:cx2="http://schemas.microsoft.com/office/drawing/2015/10/21/chartex" xmlns:cx3="http://schemas.microsoft.com/office/drawing/2016/5/9/chartex" xmlns:cx4="http://schemas.microsoft.com/office/drawing/2016/5/10/chartex" xmlns:cx5="http://schemas.microsoft.com/office/drawing/2016/5/11/chartex" xmlns:cx6="http://schemas.microsoft.com/office/drawing/2016/5/12/chartex" xmlns:cx7="http://schemas.microsoft.com/office/drawing/2016/5/13/chartex" xmlns:cx8="http://schemas.microsoft.com/office/drawing/2016/5/14/chartex" xmlns:mc="http://schemas.openxmlformats.org/markup-compatibility/2006" xmlns:aink="http://schemas.microsoft.com/office/drawing/2016/ink" xmlns:am3d="http://schemas.microsoft.com/office/drawing/2017/model3d" xmlns:o="urn:schemas-microsoft-com:office:office" xmlns:oel="http://schemas.microsoft.com/office/2019/extlst" xmlns:r="http://schemas.openxmlformats.org/officeDocument/2006/relationships" xmlns:m="http://schemas.openxmlformats.org/officeDocument/2006/math" xmlns:v="urn:schemas-microsoft-com:vml" xmlns:wp14="http://schemas.microsoft.com/office/word/2010/wordprocessingDrawing" xmlns:wp="http://schemas.openxmlformats.org/drawingml/2006/wordprocessingDrawing" xmlns:w10="urn:schemas-microsoft-com:office:word" xmlns:w="http://schemas.openxmlformats.org/wordprocessingml/2006/main" xmlns:w14="http://schemas.microsoft.com/office/word/2010/wordml" xmlns:w15="http://schemas.microsoft.com/office/word/2012/wordml" xmlns:w16cex="http://schemas.microsoft.com/office/word/2018/wordml/cex" xmlns:w16cid="http://schemas.microsoft.com/office/word/2016/wordml/cid" xmlns:w16="http://schemas.microsoft.com/office/word/2018/wordml" xmlns:w16du="http://schemas.microsoft.com/office/word/2023/wordml/word16du" xmlns:w16sdtdh="http://schemas.microsoft.com/office/word/2020/wordml/sdtdatahash" xmlns:w16sdtfl="http://schemas.microsoft.com/office/word/2024/wordml/sdtformatlock" xmlns:w16se="http://schemas.microsoft.com/office/word/2015/wordml/symex" xmlns:wpg="http://schemas.microsoft.com/office/word/2010/wordprocessingGroup" xmlns:wpi="http://schemas.microsoft.com/office/word/2010/wordprocessingInk" xmlns:wne="http://schemas.microsoft.com/office/word/2006/wordml" xmlns:wps="http://schemas.microsoft.com/office/word/2010/wordprocessingShape" mc:Ignorable="w14 w15 w16se w16cid w16 w16cex w16sdtdh w16sdtfl w16du wp14">
+<w:document xmlns:wpc="http://schemas.microsoft.com/office/word/2010/wordprocessingCanvas" xmlns:cx="http://schemas.microsoft.com/office/drawing/2014/chartex" xmlns:cx1="http://schemas.microsoft.com/office/drawing/2015/9/8/chartex" xmlns:cx2="http://schemas.microsoft.com/office/drawing/2015/10/21/chartex" xmlns:cx3="http://schemas.microsoft.com/office/drawing/2016/5/9/chartex" xmlns:cx4="http://schemas.microsoft.com/office/drawing/2016/5/10/chartex" xmlns:cx5="http://schemas.microsoft.com/office/drawing/2016/5/11/chartex" xmlns:cx6="http://schemas.microsoft.com/office/drawing/2016/5/12/chartex" xmlns:cx7="http://schemas.microsoft.com/office/drawing/2016/5/13/chartex" xmlns:cx8="http://schemas.microsoft.com/office/drawing/2016/5/14/chartex" xmlns:mc="http://schemas.openxmlformats.org/markup-compatibility/2006" xmlns:aink="http://schemas.microsoft.com/office/drawing/2016/ink" xmlns:am3d="http://schemas.microsoft.com/office/drawing/2017/model3d" xmlns:o="urn:schemas-microsoft-com:office:office" xmlns:oel="http://schemas.microsoft.com/office/2019/extlst" xmlns:r="http://schemas.openxmlformats.org/officeDocument/2006/relationships" xmlns:m="http://schemas.openxmlformats.org/officeDocument/2006/math" xmlns:v="urn:schemas-microsoft-com:vml" xmlns:wp14="http://schemas.microsoft.com/office/word/2010/wordprocessingDrawing" xmlns:wp="http://schemas.openxmlformats.org/drawingml/2006/wordprocessingDrawing" xmlns:w10="urn:schemas-microsoft-com:office:word" xmlns:w="http://schemas.openxmlformats.org/wordprocessingml/2006/main" xmlns:w14="http://schemas.microsoft.com/office/word/2010/wordml" xmlns:w15="http://schemas.microsoft.com/office/word/2012/wordml" xmlns:w16cex="http://schemas.microsoft.com/office/word/2018/wordml/cex" xmlns:w16cid="http://schemas.microsoft.com/office/word/2016/wordml/cid" xmlns:w16="http://schemas.microsoft.com/office/word/2018/wordml" xmlns:w16sdtdh="http://schemas.microsoft.com/office/word/2020/wordml/sdtdatahash" xmlns:w16se="http://schemas.microsoft.com/office/word/2015/wordml/symex" xmlns:wpg="http://schemas.microsoft.com/office/word/2010/wordprocessingGroup" xmlns:wpi="http://schemas.microsoft.com/office/word/2010/wordprocessingInk" xmlns:wne="http://schemas.microsoft.com/office/word/2006/wordml" xmlns:wps="http://schemas.microsoft.com/office/word/2010/wordprocessingShape" mc:Ignorable="w14 w15 w16se w16cid w16 w16cex w16sdtdh wp14">
   <w:body>
     <w:p>
       <w:pPr>
@@ -381,7 +381,7 @@
           <w:sz w:val="28"/>
           <w:szCs w:val="28"/>
         </w:rPr>
-        <w:t>/ssh/</w:t>
+        <w:t>/</w:t>
       </w:r>
       <w:proofErr w:type="spellStart"/>
       <w:r>
@@ -394,6 +394,32 @@
           <w:sz w:val="28"/>
           <w:szCs w:val="28"/>
         </w:rPr>
+        <w:t>ssh</w:t>
+      </w:r>
+      <w:proofErr w:type="spellEnd"/>
+      <w:r>
+        <w:rPr>
+          <w:rFonts w:asciiTheme="majorBidi" w:hAnsiTheme="majorBidi" w:cstheme="majorBidi"/>
+          <w:b/>
+          <w:bCs/>
+          <w:i/>
+          <w:iCs/>
+          <w:sz w:val="28"/>
+          <w:szCs w:val="28"/>
+        </w:rPr>
+        <w:t>/</w:t>
+      </w:r>
+      <w:proofErr w:type="spellStart"/>
+      <w:r>
+        <w:rPr>
+          <w:rFonts w:asciiTheme="majorBidi" w:hAnsiTheme="majorBidi" w:cstheme="majorBidi"/>
+          <w:b/>
+          <w:bCs/>
+          <w:i/>
+          <w:iCs/>
+          <w:sz w:val="28"/>
+          <w:szCs w:val="28"/>
+        </w:rPr>
         <w:t>ssh_host</w:t>
       </w:r>
       <w:proofErr w:type="spellEnd"/>
@@ -451,7 +477,33 @@
           <w:sz w:val="28"/>
           <w:szCs w:val="28"/>
         </w:rPr>
-        <w:t>~/.ssh/</w:t>
+        <w:t>~/.</w:t>
+      </w:r>
+      <w:proofErr w:type="spellStart"/>
+      <w:r>
+        <w:rPr>
+          <w:rFonts w:asciiTheme="majorBidi" w:hAnsiTheme="majorBidi" w:cstheme="majorBidi"/>
+          <w:b/>
+          <w:bCs/>
+          <w:i/>
+          <w:iCs/>
+          <w:sz w:val="28"/>
+          <w:szCs w:val="28"/>
+        </w:rPr>
+        <w:t>ssh</w:t>
+      </w:r>
+      <w:proofErr w:type="spellEnd"/>
+      <w:r>
+        <w:rPr>
+          <w:rFonts w:asciiTheme="majorBidi" w:hAnsiTheme="majorBidi" w:cstheme="majorBidi"/>
+          <w:b/>
+          <w:bCs/>
+          <w:i/>
+          <w:iCs/>
+          <w:sz w:val="28"/>
+          <w:szCs w:val="28"/>
+        </w:rPr>
+        <w:t>/</w:t>
       </w:r>
       <w:proofErr w:type="spellStart"/>
       <w:r>
@@ -626,7 +678,33 @@
           <w:sz w:val="28"/>
           <w:szCs w:val="28"/>
         </w:rPr>
-        <w:t xml:space="preserve">/ssh/ssh_host_ed25519_key </w:t>
+        <w:t>/</w:t>
+      </w:r>
+      <w:proofErr w:type="spellStart"/>
+      <w:r>
+        <w:rPr>
+          <w:rFonts w:asciiTheme="majorBidi" w:hAnsiTheme="majorBidi" w:cstheme="majorBidi"/>
+          <w:b/>
+          <w:bCs/>
+          <w:i/>
+          <w:iCs/>
+          <w:sz w:val="28"/>
+          <w:szCs w:val="28"/>
+        </w:rPr>
+        <w:t>ssh</w:t>
+      </w:r>
+      <w:proofErr w:type="spellEnd"/>
+      <w:r>
+        <w:rPr>
+          <w:rFonts w:asciiTheme="majorBidi" w:hAnsiTheme="majorBidi" w:cstheme="majorBidi"/>
+          <w:b/>
+          <w:bCs/>
+          <w:i/>
+          <w:iCs/>
+          <w:sz w:val="28"/>
+          <w:szCs w:val="28"/>
+        </w:rPr>
+        <w:t xml:space="preserve">/ssh_host_ed25519_key </w:t>
       </w:r>
       <w:r>
         <w:rPr>
@@ -704,7 +782,33 @@
           <w:sz w:val="28"/>
           <w:szCs w:val="28"/>
         </w:rPr>
-        <w:t>/ssh/</w:t>
+        <w:t>/</w:t>
+      </w:r>
+      <w:proofErr w:type="spellStart"/>
+      <w:r>
+        <w:rPr>
+          <w:rFonts w:asciiTheme="majorBidi" w:hAnsiTheme="majorBidi" w:cstheme="majorBidi"/>
+          <w:b/>
+          <w:bCs/>
+          <w:i/>
+          <w:iCs/>
+          <w:sz w:val="28"/>
+          <w:szCs w:val="28"/>
+        </w:rPr>
+        <w:t>ssh</w:t>
+      </w:r>
+      <w:proofErr w:type="spellEnd"/>
+      <w:r>
+        <w:rPr>
+          <w:rFonts w:asciiTheme="majorBidi" w:hAnsiTheme="majorBidi" w:cstheme="majorBidi"/>
+          <w:b/>
+          <w:bCs/>
+          <w:i/>
+          <w:iCs/>
+          <w:sz w:val="28"/>
+          <w:szCs w:val="28"/>
+        </w:rPr>
+        <w:t>/</w:t>
       </w:r>
       <w:proofErr w:type="spellStart"/>
       <w:r>
@@ -808,7 +912,33 @@
           <w:sz w:val="28"/>
           <w:szCs w:val="28"/>
         </w:rPr>
-        <w:t>/ssh/</w:t>
+        <w:t>/</w:t>
+      </w:r>
+      <w:proofErr w:type="spellStart"/>
+      <w:r>
+        <w:rPr>
+          <w:rFonts w:asciiTheme="majorBidi" w:hAnsiTheme="majorBidi" w:cstheme="majorBidi"/>
+          <w:b/>
+          <w:bCs/>
+          <w:i/>
+          <w:iCs/>
+          <w:sz w:val="28"/>
+          <w:szCs w:val="28"/>
+        </w:rPr>
+        <w:t>ssh</w:t>
+      </w:r>
+      <w:proofErr w:type="spellEnd"/>
+      <w:r>
+        <w:rPr>
+          <w:rFonts w:asciiTheme="majorBidi" w:hAnsiTheme="majorBidi" w:cstheme="majorBidi"/>
+          <w:b/>
+          <w:bCs/>
+          <w:i/>
+          <w:iCs/>
+          <w:sz w:val="28"/>
+          <w:szCs w:val="28"/>
+        </w:rPr>
+        <w:t>/</w:t>
       </w:r>
       <w:proofErr w:type="spellStart"/>
       <w:r>
@@ -1384,7 +1514,33 @@
           <w:sz w:val="28"/>
           <w:szCs w:val="28"/>
         </w:rPr>
-        <w:t>~/.ssh/</w:t>
+        <w:t>~/.</w:t>
+      </w:r>
+      <w:proofErr w:type="spellStart"/>
+      <w:r>
+        <w:rPr>
+          <w:rFonts w:asciiTheme="majorBidi" w:hAnsiTheme="majorBidi" w:cstheme="majorBidi"/>
+          <w:b/>
+          <w:bCs/>
+          <w:i/>
+          <w:iCs/>
+          <w:sz w:val="28"/>
+          <w:szCs w:val="28"/>
+        </w:rPr>
+        <w:t>ssh</w:t>
+      </w:r>
+      <w:proofErr w:type="spellEnd"/>
+      <w:r>
+        <w:rPr>
+          <w:rFonts w:asciiTheme="majorBidi" w:hAnsiTheme="majorBidi" w:cstheme="majorBidi"/>
+          <w:b/>
+          <w:bCs/>
+          <w:i/>
+          <w:iCs/>
+          <w:sz w:val="28"/>
+          <w:szCs w:val="28"/>
+        </w:rPr>
+        <w:t>/</w:t>
       </w:r>
       <w:proofErr w:type="spellStart"/>
       <w:r>
@@ -2028,7 +2184,33 @@
           <w:sz w:val="28"/>
           <w:szCs w:val="28"/>
         </w:rPr>
-        <w:t>~/.ssh/</w:t>
+        <w:t>~/.</w:t>
+      </w:r>
+      <w:proofErr w:type="spellStart"/>
+      <w:r>
+        <w:rPr>
+          <w:rFonts w:asciiTheme="majorBidi" w:hAnsiTheme="majorBidi" w:cstheme="majorBidi"/>
+          <w:b/>
+          <w:bCs/>
+          <w:i/>
+          <w:iCs/>
+          <w:sz w:val="28"/>
+          <w:szCs w:val="28"/>
+        </w:rPr>
+        <w:t>ssh</w:t>
+      </w:r>
+      <w:proofErr w:type="spellEnd"/>
+      <w:r>
+        <w:rPr>
+          <w:rFonts w:asciiTheme="majorBidi" w:hAnsiTheme="majorBidi" w:cstheme="majorBidi"/>
+          <w:b/>
+          <w:bCs/>
+          <w:i/>
+          <w:iCs/>
+          <w:sz w:val="28"/>
+          <w:szCs w:val="28"/>
+        </w:rPr>
+        <w:t>/</w:t>
       </w:r>
       <w:proofErr w:type="spellStart"/>
       <w:r>
@@ -2535,7 +2717,33 @@
           <w:sz w:val="28"/>
           <w:szCs w:val="28"/>
         </w:rPr>
-        <w:t>~/.ssh/</w:t>
+        <w:t>~/.</w:t>
+      </w:r>
+      <w:proofErr w:type="spellStart"/>
+      <w:r>
+        <w:rPr>
+          <w:rFonts w:asciiTheme="majorBidi" w:hAnsiTheme="majorBidi" w:cstheme="majorBidi"/>
+          <w:b/>
+          <w:bCs/>
+          <w:i/>
+          <w:iCs/>
+          <w:sz w:val="28"/>
+          <w:szCs w:val="28"/>
+        </w:rPr>
+        <w:t>ssh</w:t>
+      </w:r>
+      <w:proofErr w:type="spellEnd"/>
+      <w:r>
+        <w:rPr>
+          <w:rFonts w:asciiTheme="majorBidi" w:hAnsiTheme="majorBidi" w:cstheme="majorBidi"/>
+          <w:b/>
+          <w:bCs/>
+          <w:i/>
+          <w:iCs/>
+          <w:sz w:val="28"/>
+          <w:szCs w:val="28"/>
+        </w:rPr>
+        <w:t>/</w:t>
       </w:r>
       <w:proofErr w:type="spellStart"/>
       <w:r>
@@ -3306,16 +3514,7 @@
           <w:sz w:val="28"/>
           <w:szCs w:val="28"/>
         </w:rPr>
-        <w:t>g^</w:t>
-      </w:r>
-      <w:proofErr w:type="gramStart"/>
-      <w:r>
-        <w:rPr>
-          <w:rFonts w:asciiTheme="majorBidi" w:hAnsiTheme="majorBidi" w:cstheme="majorBidi"/>
-          <w:sz w:val="28"/>
-          <w:szCs w:val="28"/>
-        </w:rPr>
-        <w:t>a</w:t>
+        <w:t>g^a</w:t>
       </w:r>
       <w:proofErr w:type="spellEnd"/>
       <w:r>
@@ -3324,16 +3523,7 @@
           <w:sz w:val="28"/>
           <w:szCs w:val="28"/>
         </w:rPr>
-        <w:t>)^</w:t>
-      </w:r>
-      <w:proofErr w:type="gramEnd"/>
-      <w:r>
-        <w:rPr>
-          <w:rFonts w:asciiTheme="majorBidi" w:hAnsiTheme="majorBidi" w:cstheme="majorBidi"/>
-          <w:sz w:val="28"/>
-          <w:szCs w:val="28"/>
-        </w:rPr>
-        <w:t>b = g^(ab)</w:t>
+        <w:t>)^b = g^(ab)</w:t>
       </w:r>
     </w:p>
     <w:p>
@@ -7299,7 +7489,33 @@
           <w:sz w:val="28"/>
           <w:szCs w:val="28"/>
         </w:rPr>
-        <w:t>~/.ssh/</w:t>
+        <w:t>~/.</w:t>
+      </w:r>
+      <w:proofErr w:type="spellStart"/>
+      <w:r>
+        <w:rPr>
+          <w:rFonts w:asciiTheme="majorBidi" w:hAnsiTheme="majorBidi" w:cstheme="majorBidi"/>
+          <w:b/>
+          <w:bCs/>
+          <w:i/>
+          <w:iCs/>
+          <w:sz w:val="28"/>
+          <w:szCs w:val="28"/>
+        </w:rPr>
+        <w:t>ssh</w:t>
+      </w:r>
+      <w:proofErr w:type="spellEnd"/>
+      <w:r>
+        <w:rPr>
+          <w:rFonts w:asciiTheme="majorBidi" w:hAnsiTheme="majorBidi" w:cstheme="majorBidi"/>
+          <w:b/>
+          <w:bCs/>
+          <w:i/>
+          <w:iCs/>
+          <w:sz w:val="28"/>
+          <w:szCs w:val="28"/>
+        </w:rPr>
+        <w:t>/</w:t>
       </w:r>
       <w:proofErr w:type="spellStart"/>
       <w:r>
@@ -9153,6 +9369,7 @@
     </w:p>
     <w:p>
       <w:pPr>
+        <w:spacing w:after="120"/>
         <w:jc w:val="both"/>
         <w:rPr>
           <w:rFonts w:asciiTheme="majorBidi" w:hAnsiTheme="majorBidi" w:cstheme="majorBidi"/>
@@ -9185,25 +9402,42 @@
     </w:p>
     <w:p>
       <w:pPr>
-        <w:jc w:val="both"/>
-        <w:rPr>
-          <w:rFonts w:asciiTheme="majorBidi" w:hAnsiTheme="majorBidi" w:cstheme="majorBidi"/>
-          <w:sz w:val="28"/>
-          <w:szCs w:val="28"/>
-        </w:rPr>
-      </w:pPr>
-      <w:r>
-        <w:rPr>
-          <w:rFonts w:asciiTheme="majorBidi" w:hAnsiTheme="majorBidi" w:cstheme="majorBidi"/>
-          <w:sz w:val="28"/>
-          <w:szCs w:val="28"/>
-        </w:rPr>
-        <w:t>Public-key cryptography is the foundation of secure communication on modern networks. Before it existed, systems relied entirely on symmetric encryption, where the same key is used to encrypt and decrypt data. This worked well for protecting data locally, much like locking a file with a password or encrypting a ZIP archive. But it created a fatal challenge when communicating over the internet: both parties needed the same key, and there was no safe way to send it. Anyone who intercepted the key could impersonate either side. This was the infamous key distribution problem.</w:t>
-      </w:r>
-    </w:p>
-    <w:p>
-      <w:pPr>
-        <w:spacing w:after="120"/>
+        <w:spacing w:after="60"/>
+        <w:jc w:val="both"/>
+        <w:rPr>
+          <w:rFonts w:asciiTheme="majorBidi" w:hAnsiTheme="majorBidi" w:cstheme="majorBidi"/>
+          <w:sz w:val="28"/>
+          <w:szCs w:val="28"/>
+        </w:rPr>
+      </w:pPr>
+      <w:r>
+        <w:rPr>
+          <w:rFonts w:asciiTheme="majorBidi" w:hAnsiTheme="majorBidi" w:cstheme="majorBidi"/>
+          <w:sz w:val="28"/>
+          <w:szCs w:val="28"/>
+        </w:rPr>
+        <w:t>Public-key cryptography is the foundation of secure communication on modern networks. Before it existed, systems relied entirely on symmetric encryption, where the same key is used to encrypt and decrypt data. This worked well for protecting data locally, much like locking a file with a password or encrypting a ZIP archive. But it created a fatal challenge when communicating over the internet</w:t>
+      </w:r>
+      <w:r>
+        <w:rPr>
+          <w:rFonts w:asciiTheme="majorBidi" w:hAnsiTheme="majorBidi" w:cstheme="majorBidi"/>
+          <w:sz w:val="28"/>
+          <w:szCs w:val="28"/>
+        </w:rPr>
+        <w:t>;</w:t>
+      </w:r>
+      <w:r>
+        <w:rPr>
+          <w:rFonts w:asciiTheme="majorBidi" w:hAnsiTheme="majorBidi" w:cstheme="majorBidi"/>
+          <w:sz w:val="28"/>
+          <w:szCs w:val="28"/>
+        </w:rPr>
+        <w:t xml:space="preserve"> both parties needed the same key, and there was no safe way to send it. Anyone who intercepted the key could impersonate either side. This was the infamous key distribution problem.</w:t>
+      </w:r>
+    </w:p>
+    <w:p>
+      <w:pPr>
+        <w:spacing w:after="60"/>
         <w:jc w:val="both"/>
         <w:rPr>
           <w:rFonts w:asciiTheme="majorBidi" w:hAnsiTheme="majorBidi" w:cstheme="majorBidi"/>
@@ -9241,7 +9475,25 @@
           <w:sz w:val="28"/>
           <w:szCs w:val="28"/>
         </w:rPr>
-        <w:t>A public key, which can be shared openly with the world.</w:t>
+        <w:t xml:space="preserve">A </w:t>
+      </w:r>
+      <w:r>
+        <w:rPr>
+          <w:rFonts w:asciiTheme="majorBidi" w:hAnsiTheme="majorBidi" w:cstheme="majorBidi"/>
+          <w:b/>
+          <w:bCs/>
+          <w:sz w:val="28"/>
+          <w:szCs w:val="28"/>
+        </w:rPr>
+        <w:t>public key</w:t>
+      </w:r>
+      <w:r>
+        <w:rPr>
+          <w:rFonts w:asciiTheme="majorBidi" w:hAnsiTheme="majorBidi" w:cstheme="majorBidi"/>
+          <w:sz w:val="28"/>
+          <w:szCs w:val="28"/>
+        </w:rPr>
+        <w:t>, which can be shared openly with the world.</w:t>
       </w:r>
     </w:p>
     <w:p>
@@ -9251,7 +9503,7 @@
           <w:ilvl w:val="0"/>
           <w:numId w:val="38"/>
         </w:numPr>
-        <w:spacing w:after="120"/>
+        <w:spacing w:after="60"/>
         <w:ind w:left="360"/>
         <w:jc w:val="both"/>
         <w:rPr>
@@ -9266,31 +9518,134 @@
           <w:sz w:val="28"/>
           <w:szCs w:val="28"/>
         </w:rPr>
-        <w:t>A private key, which is kept secret.</w:t>
-      </w:r>
-    </w:p>
-    <w:p>
-      <w:pPr>
-        <w:spacing w:after="120"/>
-        <w:jc w:val="both"/>
-        <w:rPr>
-          <w:rFonts w:asciiTheme="majorBidi" w:hAnsiTheme="majorBidi" w:cstheme="majorBidi"/>
-          <w:sz w:val="28"/>
-          <w:szCs w:val="28"/>
-        </w:rPr>
-      </w:pPr>
-      <w:r>
-        <w:rPr>
-          <w:rFonts w:asciiTheme="majorBidi" w:hAnsiTheme="majorBidi" w:cstheme="majorBidi"/>
-          <w:sz w:val="28"/>
-          <w:szCs w:val="28"/>
-        </w:rPr>
-        <w:t>The breakthrough is that these keys work in one direction: encrypt with the public key → decrypt only with the private key; and sign with the private key → verify with the public key. Because the public key alone cannot reveal the private key, it can be published on websites, key servers, GitHub, social profiles—anywhere that people might need it. This solved the key distribution problem without ever needing a secure channel beforehand.</w:t>
-      </w:r>
-    </w:p>
-    <w:p>
-      <w:pPr>
-        <w:spacing w:after="120"/>
+        <w:t xml:space="preserve">A </w:t>
+      </w:r>
+      <w:r>
+        <w:rPr>
+          <w:rFonts w:asciiTheme="majorBidi" w:hAnsiTheme="majorBidi" w:cstheme="majorBidi"/>
+          <w:b/>
+          <w:bCs/>
+          <w:sz w:val="28"/>
+          <w:szCs w:val="28"/>
+        </w:rPr>
+        <w:t>private key</w:t>
+      </w:r>
+      <w:r>
+        <w:rPr>
+          <w:rFonts w:asciiTheme="majorBidi" w:hAnsiTheme="majorBidi" w:cstheme="majorBidi"/>
+          <w:sz w:val="28"/>
+          <w:szCs w:val="28"/>
+        </w:rPr>
+        <w:t>, which is kept secret.</w:t>
+      </w:r>
+    </w:p>
+    <w:p>
+      <w:pPr>
+        <w:spacing w:after="60"/>
+        <w:jc w:val="both"/>
+        <w:rPr>
+          <w:rFonts w:asciiTheme="majorBidi" w:hAnsiTheme="majorBidi" w:cstheme="majorBidi"/>
+          <w:sz w:val="28"/>
+          <w:szCs w:val="28"/>
+        </w:rPr>
+      </w:pPr>
+      <w:r>
+        <w:rPr>
+          <w:rFonts w:asciiTheme="majorBidi" w:hAnsiTheme="majorBidi" w:cstheme="majorBidi"/>
+          <w:sz w:val="28"/>
+          <w:szCs w:val="28"/>
+        </w:rPr>
+        <w:t xml:space="preserve">The breakthrough is that these keys work in one direction: </w:t>
+      </w:r>
+    </w:p>
+    <w:p>
+      <w:pPr>
+        <w:pStyle w:val="ListParagraph"/>
+        <w:numPr>
+          <w:ilvl w:val="0"/>
+          <w:numId w:val="172"/>
+        </w:numPr>
+        <w:spacing w:after="60"/>
+        <w:ind w:left="360"/>
+        <w:jc w:val="both"/>
+        <w:rPr>
+          <w:rFonts w:asciiTheme="majorBidi" w:hAnsiTheme="majorBidi" w:cstheme="majorBidi"/>
+          <w:sz w:val="28"/>
+          <w:szCs w:val="28"/>
+        </w:rPr>
+      </w:pPr>
+      <w:r>
+        <w:rPr>
+          <w:rFonts w:asciiTheme="majorBidi" w:hAnsiTheme="majorBidi" w:cstheme="majorBidi"/>
+          <w:sz w:val="28"/>
+          <w:szCs w:val="28"/>
+        </w:rPr>
+        <w:t xml:space="preserve">encrypt with the public key → decrypt only with the private key </w:t>
+      </w:r>
+    </w:p>
+    <w:p>
+      <w:pPr>
+        <w:pStyle w:val="ListParagraph"/>
+        <w:numPr>
+          <w:ilvl w:val="0"/>
+          <w:numId w:val="172"/>
+        </w:numPr>
+        <w:spacing w:after="60"/>
+        <w:ind w:left="360"/>
+        <w:jc w:val="both"/>
+        <w:rPr>
+          <w:rFonts w:asciiTheme="majorBidi" w:hAnsiTheme="majorBidi" w:cstheme="majorBidi"/>
+          <w:sz w:val="28"/>
+          <w:szCs w:val="28"/>
+        </w:rPr>
+      </w:pPr>
+      <w:r>
+        <w:rPr>
+          <w:rFonts w:asciiTheme="majorBidi" w:hAnsiTheme="majorBidi" w:cstheme="majorBidi"/>
+          <w:sz w:val="28"/>
+          <w:szCs w:val="28"/>
+        </w:rPr>
+        <w:t>sign with the private key → verify with the public key</w:t>
+      </w:r>
+    </w:p>
+    <w:p>
+      <w:pPr>
+        <w:spacing w:after="60"/>
+        <w:jc w:val="both"/>
+        <w:rPr>
+          <w:rFonts w:asciiTheme="majorBidi" w:hAnsiTheme="majorBidi" w:cstheme="majorBidi"/>
+          <w:sz w:val="28"/>
+          <w:szCs w:val="28"/>
+        </w:rPr>
+      </w:pPr>
+      <w:r>
+        <w:rPr>
+          <w:rFonts w:asciiTheme="majorBidi" w:hAnsiTheme="majorBidi" w:cstheme="majorBidi"/>
+          <w:sz w:val="28"/>
+          <w:szCs w:val="28"/>
+        </w:rPr>
+        <w:t>Because the public key alone cannot reveal the private key, it can be published on websites, key servers, GitHub, social profiles</w:t>
+      </w:r>
+      <w:r>
+        <w:rPr>
+          <w:rFonts w:asciiTheme="majorBidi" w:hAnsiTheme="majorBidi" w:cstheme="majorBidi"/>
+          <w:sz w:val="28"/>
+          <w:szCs w:val="28"/>
+        </w:rPr>
+        <w:t xml:space="preserve">, </w:t>
+      </w:r>
+      <w:r>
+        <w:rPr>
+          <w:rFonts w:asciiTheme="majorBidi" w:hAnsiTheme="majorBidi" w:cstheme="majorBidi"/>
+          <w:sz w:val="28"/>
+          <w:szCs w:val="28"/>
+        </w:rPr>
+        <w:t>anywhere that people might need it. This solved the key distribution problem without ever needing a secure channel beforehand.</w:t>
+      </w:r>
+    </w:p>
+    <w:p>
+      <w:pPr>
+        <w:spacing w:after="60"/>
         <w:jc w:val="both"/>
         <w:rPr>
           <w:rFonts w:asciiTheme="majorBidi" w:hAnsiTheme="majorBidi" w:cstheme="majorBidi"/>
@@ -9328,7 +9683,23 @@
           <w:sz w:val="28"/>
           <w:szCs w:val="28"/>
         </w:rPr>
-        <w:t xml:space="preserve">. But modern systems add more nuance. Asymmetric encryption is slow, so large data is rarely encrypted directly. Instead, systems use hybrid encryption: a fast symmetric key </w:t>
+        <w:t>. But modern systems add more nuance. Asymmetric encryption is slow, so large data is rarely encrypted directly. Instead, systems use hybrid encryption</w:t>
+      </w:r>
+      <w:r>
+        <w:rPr>
+          <w:rFonts w:asciiTheme="majorBidi" w:hAnsiTheme="majorBidi" w:cstheme="majorBidi"/>
+          <w:sz w:val="28"/>
+          <w:szCs w:val="28"/>
+        </w:rPr>
+        <w:t>,</w:t>
+      </w:r>
+      <w:r>
+        <w:rPr>
+          <w:rFonts w:asciiTheme="majorBidi" w:hAnsiTheme="majorBidi" w:cstheme="majorBidi"/>
+          <w:sz w:val="28"/>
+          <w:szCs w:val="28"/>
+        </w:rPr>
+        <w:t xml:space="preserve"> a fast symmetric key </w:t>
       </w:r>
       <w:r>
         <w:rPr>
@@ -9342,6 +9713,82 @@
     </w:p>
     <w:p>
       <w:pPr>
+        <w:spacing w:after="60"/>
+        <w:jc w:val="both"/>
+        <w:rPr>
+          <w:rFonts w:asciiTheme="majorBidi" w:hAnsiTheme="majorBidi" w:cstheme="majorBidi"/>
+          <w:sz w:val="28"/>
+          <w:szCs w:val="28"/>
+        </w:rPr>
+      </w:pPr>
+      <w:r>
+        <w:rPr>
+          <w:rFonts w:asciiTheme="majorBidi" w:hAnsiTheme="majorBidi" w:cstheme="majorBidi"/>
+          <w:sz w:val="28"/>
+          <w:szCs w:val="28"/>
+        </w:rPr>
+        <w:t>Public‑key cryptography does more than protect confidentiality. It also enables digital signatures. A private key can sign code, commits, packages, certificates, and configuration artifacts; the public key verifies those signatures. This is essential for ensuring integrity and authenticity across DevOps workflows</w:t>
+      </w:r>
+      <w:r>
+        <w:rPr>
+          <w:rFonts w:asciiTheme="majorBidi" w:hAnsiTheme="majorBidi" w:cstheme="majorBidi"/>
+          <w:sz w:val="28"/>
+          <w:szCs w:val="28"/>
+        </w:rPr>
+        <w:t xml:space="preserve"> - </w:t>
+      </w:r>
+      <w:r>
+        <w:rPr>
+          <w:rFonts w:asciiTheme="majorBidi" w:hAnsiTheme="majorBidi" w:cstheme="majorBidi"/>
+          <w:sz w:val="28"/>
+          <w:szCs w:val="28"/>
+        </w:rPr>
+        <w:t>package signing, Git commit signing, container image verification, SSH host key validation, and more.</w:t>
+      </w:r>
+    </w:p>
+    <w:p>
+      <w:pPr>
+        <w:spacing w:after="60"/>
+        <w:jc w:val="both"/>
+        <w:rPr>
+          <w:rFonts w:asciiTheme="majorBidi" w:hAnsiTheme="majorBidi" w:cstheme="majorBidi"/>
+          <w:sz w:val="28"/>
+          <w:szCs w:val="28"/>
+        </w:rPr>
+      </w:pPr>
+      <w:r>
+        <w:rPr>
+          <w:rFonts w:asciiTheme="majorBidi" w:hAnsiTheme="majorBidi" w:cstheme="majorBidi"/>
+          <w:sz w:val="28"/>
+          <w:szCs w:val="28"/>
+        </w:rPr>
+        <w:t xml:space="preserve">Proper key distribution requires verification. Publishing a public key is easy, but preventing tampering is crucial. SSH relies on </w:t>
+      </w:r>
+      <w:proofErr w:type="spellStart"/>
+      <w:r>
+        <w:rPr>
+          <w:rFonts w:asciiTheme="majorBidi" w:hAnsiTheme="majorBidi" w:cstheme="majorBidi"/>
+          <w:b/>
+          <w:bCs/>
+          <w:i/>
+          <w:iCs/>
+          <w:sz w:val="28"/>
+          <w:szCs w:val="28"/>
+        </w:rPr>
+        <w:t>known_hosts</w:t>
+      </w:r>
+      <w:proofErr w:type="spellEnd"/>
+      <w:r>
+        <w:rPr>
+          <w:rFonts w:asciiTheme="majorBidi" w:hAnsiTheme="majorBidi" w:cstheme="majorBidi"/>
+          <w:sz w:val="28"/>
+          <w:szCs w:val="28"/>
+        </w:rPr>
+        <w:t>, TLS relies on certificate authorities, GPG relies on fingerprints, Kubernetes uses certificate-based authentication. Without verification, a man‑in‑the‑middle attacker could swap a legitimate public key for a fake one.</w:t>
+      </w:r>
+    </w:p>
+    <w:p>
+      <w:pPr>
         <w:spacing w:after="120"/>
         <w:jc w:val="both"/>
         <w:rPr>
@@ -9356,88 +9803,12 @@
           <w:sz w:val="28"/>
           <w:szCs w:val="28"/>
         </w:rPr>
-        <w:t>Public‑key cryptography does more than protect confidentiality. It also enables digital signatures. A private key can sign code, commits, packages, certificates, and configuration artifacts; the public key verifies those signatures. This is essential for ensuring integrity and authenticity across DevOps workflows</w:t>
-      </w:r>
-      <w:r>
-        <w:rPr>
-          <w:rFonts w:asciiTheme="majorBidi" w:hAnsiTheme="majorBidi" w:cstheme="majorBidi"/>
-          <w:sz w:val="28"/>
-          <w:szCs w:val="28"/>
-        </w:rPr>
-        <w:t xml:space="preserve"> - </w:t>
-      </w:r>
-      <w:r>
-        <w:rPr>
-          <w:rFonts w:asciiTheme="majorBidi" w:hAnsiTheme="majorBidi" w:cstheme="majorBidi"/>
-          <w:sz w:val="28"/>
-          <w:szCs w:val="28"/>
-        </w:rPr>
-        <w:t>package signing, Git commit signing, container image verification, SSH host key validation, and more.</w:t>
-      </w:r>
-    </w:p>
-    <w:p>
-      <w:pPr>
-        <w:spacing w:after="120"/>
-        <w:jc w:val="both"/>
-        <w:rPr>
-          <w:rFonts w:asciiTheme="majorBidi" w:hAnsiTheme="majorBidi" w:cstheme="majorBidi"/>
-          <w:sz w:val="28"/>
-          <w:szCs w:val="28"/>
-        </w:rPr>
-      </w:pPr>
-      <w:r>
-        <w:rPr>
-          <w:rFonts w:asciiTheme="majorBidi" w:hAnsiTheme="majorBidi" w:cstheme="majorBidi"/>
-          <w:sz w:val="28"/>
-          <w:szCs w:val="28"/>
-        </w:rPr>
-        <w:t xml:space="preserve">Proper key distribution requires verification. Publishing a public key is easy, but preventing tampering is crucial. SSH relies on </w:t>
-      </w:r>
-      <w:proofErr w:type="spellStart"/>
-      <w:r>
-        <w:rPr>
-          <w:rFonts w:asciiTheme="majorBidi" w:hAnsiTheme="majorBidi" w:cstheme="majorBidi"/>
-          <w:b/>
-          <w:bCs/>
-          <w:i/>
-          <w:iCs/>
-          <w:sz w:val="28"/>
-          <w:szCs w:val="28"/>
-        </w:rPr>
-        <w:t>known_hosts</w:t>
-      </w:r>
-      <w:proofErr w:type="spellEnd"/>
-      <w:r>
-        <w:rPr>
-          <w:rFonts w:asciiTheme="majorBidi" w:hAnsiTheme="majorBidi" w:cstheme="majorBidi"/>
-          <w:sz w:val="28"/>
-          <w:szCs w:val="28"/>
-        </w:rPr>
-        <w:t>, TLS relies on certificate authorities, GPG relies on fingerprints, Kubernetes uses certificate-based authentication. Without verification, a man‑in‑the‑middle attacker could swap a legitimate public key for a fake one.</w:t>
-      </w:r>
-    </w:p>
-    <w:p>
-      <w:pPr>
-        <w:spacing w:after="120"/>
-        <w:jc w:val="both"/>
-        <w:rPr>
-          <w:rFonts w:asciiTheme="majorBidi" w:hAnsiTheme="majorBidi" w:cstheme="majorBidi"/>
-          <w:sz w:val="28"/>
-          <w:szCs w:val="28"/>
-        </w:rPr>
-      </w:pPr>
-      <w:r>
-        <w:rPr>
-          <w:rFonts w:asciiTheme="majorBidi" w:hAnsiTheme="majorBidi" w:cstheme="majorBidi"/>
-          <w:sz w:val="28"/>
-          <w:szCs w:val="28"/>
-        </w:rPr>
         <w:t>Finally, modern cryptography depends heavily on algorithm selection. Strong defaults today include Ed25519 for SSH keys, Curve25519 for key exchange, and RSA 4096 or ECDSA for TLS compatibility. Legacy algorithms (DSA, short RSA) are deprecated and should not be used.</w:t>
       </w:r>
     </w:p>
     <w:p>
       <w:pPr>
-        <w:spacing w:after="120"/>
+        <w:spacing w:after="60"/>
         <w:jc w:val="both"/>
         <w:rPr>
           <w:rFonts w:asciiTheme="majorBidi" w:hAnsiTheme="majorBidi" w:cstheme="majorBidi"/>
@@ -9668,21 +10039,21 @@
           <w:rFonts w:asciiTheme="majorBidi" w:hAnsiTheme="majorBidi" w:cstheme="majorBidi"/>
           <w:b/>
           <w:bCs/>
-          <w:sz w:val="32"/>
-          <w:szCs w:val="32"/>
-        </w:rPr>
-      </w:pPr>
-      <w:r>
-        <w:rPr>
-          <w:rFonts w:asciiTheme="majorBidi" w:hAnsiTheme="majorBidi" w:cstheme="majorBidi"/>
-          <w:b/>
-          <w:bCs/>
-          <w:i/>
-          <w:iCs/>
-          <w:sz w:val="32"/>
-          <w:szCs w:val="32"/>
-        </w:rPr>
-        <w:t>~/.ssh/</w:t>
+          <w:sz w:val="36"/>
+          <w:szCs w:val="36"/>
+        </w:rPr>
+      </w:pPr>
+      <w:r>
+        <w:rPr>
+          <w:rFonts w:asciiTheme="majorBidi" w:hAnsiTheme="majorBidi" w:cstheme="majorBidi"/>
+          <w:b/>
+          <w:bCs/>
+          <w:i/>
+          <w:iCs/>
+          <w:sz w:val="36"/>
+          <w:szCs w:val="36"/>
+        </w:rPr>
+        <w:t>~/.</w:t>
       </w:r>
       <w:proofErr w:type="spellStart"/>
       <w:r>
@@ -9692,8 +10063,34 @@
           <w:bCs/>
           <w:i/>
           <w:iCs/>
-          <w:sz w:val="32"/>
-          <w:szCs w:val="32"/>
+          <w:sz w:val="36"/>
+          <w:szCs w:val="36"/>
+        </w:rPr>
+        <w:t>ssh</w:t>
+      </w:r>
+      <w:proofErr w:type="spellEnd"/>
+      <w:r>
+        <w:rPr>
+          <w:rFonts w:asciiTheme="majorBidi" w:hAnsiTheme="majorBidi" w:cstheme="majorBidi"/>
+          <w:b/>
+          <w:bCs/>
+          <w:i/>
+          <w:iCs/>
+          <w:sz w:val="36"/>
+          <w:szCs w:val="36"/>
+        </w:rPr>
+        <w:t>/</w:t>
+      </w:r>
+      <w:proofErr w:type="spellStart"/>
+      <w:r>
+        <w:rPr>
+          <w:rFonts w:asciiTheme="majorBidi" w:hAnsiTheme="majorBidi" w:cstheme="majorBidi"/>
+          <w:b/>
+          <w:bCs/>
+          <w:i/>
+          <w:iCs/>
+          <w:sz w:val="36"/>
+          <w:szCs w:val="36"/>
         </w:rPr>
         <w:t>known_hosts</w:t>
       </w:r>
@@ -9703,24 +10100,15 @@
           <w:rFonts w:asciiTheme="majorBidi" w:hAnsiTheme="majorBidi" w:cstheme="majorBidi"/>
           <w:b/>
           <w:bCs/>
-          <w:sz w:val="32"/>
-          <w:szCs w:val="32"/>
-        </w:rPr>
-        <w:t xml:space="preserve"> File and First-Time SSH Connections</w:t>
-      </w:r>
-      <w:r>
-        <w:rPr>
-          <w:rFonts w:asciiTheme="majorBidi" w:hAnsiTheme="majorBidi" w:cstheme="majorBidi"/>
-          <w:b/>
-          <w:bCs/>
-          <w:sz w:val="32"/>
-          <w:szCs w:val="32"/>
-        </w:rPr>
-        <w:t>:</w:t>
-      </w:r>
-    </w:p>
-    <w:p>
-      <w:pPr>
+          <w:sz w:val="36"/>
+          <w:szCs w:val="36"/>
+        </w:rPr>
+        <w:t xml:space="preserve"> File and First-Time SSH Connections:</w:t>
+      </w:r>
+    </w:p>
+    <w:p>
+      <w:pPr>
+        <w:spacing w:after="120"/>
         <w:jc w:val="both"/>
         <w:rPr>
           <w:rFonts w:asciiTheme="majorBidi" w:hAnsiTheme="majorBidi" w:cstheme="majorBidi"/>
@@ -9746,7 +10134,7 @@
           <w:sz w:val="28"/>
           <w:szCs w:val="28"/>
         </w:rPr>
-        <w:t>~/.ssh/</w:t>
+        <w:t>~/.</w:t>
       </w:r>
       <w:proofErr w:type="spellStart"/>
       <w:r>
@@ -9759,6 +10147,32 @@
           <w:sz w:val="28"/>
           <w:szCs w:val="28"/>
         </w:rPr>
+        <w:t>ssh</w:t>
+      </w:r>
+      <w:proofErr w:type="spellEnd"/>
+      <w:r>
+        <w:rPr>
+          <w:rFonts w:asciiTheme="majorBidi" w:hAnsiTheme="majorBidi" w:cstheme="majorBidi"/>
+          <w:b/>
+          <w:bCs/>
+          <w:i/>
+          <w:iCs/>
+          <w:sz w:val="28"/>
+          <w:szCs w:val="28"/>
+        </w:rPr>
+        <w:t>/</w:t>
+      </w:r>
+      <w:proofErr w:type="spellStart"/>
+      <w:r>
+        <w:rPr>
+          <w:rFonts w:asciiTheme="majorBidi" w:hAnsiTheme="majorBidi" w:cstheme="majorBidi"/>
+          <w:b/>
+          <w:bCs/>
+          <w:i/>
+          <w:iCs/>
+          <w:sz w:val="28"/>
+          <w:szCs w:val="28"/>
+        </w:rPr>
         <w:t>known_hosts</w:t>
       </w:r>
       <w:proofErr w:type="spellEnd"/>
@@ -9784,25 +10198,44 @@
           <w:sz w:val="28"/>
           <w:szCs w:val="28"/>
         </w:rPr>
-        <w:t>Its job is simple: on each SSH connection, it lets the client verify that it is still talking to the same server as last time, and not a fake server (man-in-the-middle).</w:t>
-      </w:r>
-    </w:p>
-    <w:p>
-      <w:pPr>
-        <w:jc w:val="both"/>
-        <w:rPr>
-          <w:rFonts w:asciiTheme="majorBidi" w:hAnsiTheme="majorBidi" w:cstheme="majorBidi"/>
-          <w:sz w:val="28"/>
-          <w:szCs w:val="28"/>
-          <w:u w:val="single"/>
-        </w:rPr>
-      </w:pPr>
-      <w:r>
-        <w:rPr>
-          <w:rFonts w:asciiTheme="majorBidi" w:hAnsiTheme="majorBidi" w:cstheme="majorBidi"/>
-          <w:sz w:val="28"/>
-          <w:szCs w:val="28"/>
-          <w:u w:val="single"/>
+        <w:t>Its job is simple</w:t>
+      </w:r>
+      <w:r>
+        <w:rPr>
+          <w:rFonts w:asciiTheme="majorBidi" w:hAnsiTheme="majorBidi" w:cstheme="majorBidi"/>
+          <w:sz w:val="28"/>
+          <w:szCs w:val="28"/>
+        </w:rPr>
+        <w:t>,</w:t>
+      </w:r>
+      <w:r>
+        <w:rPr>
+          <w:rFonts w:asciiTheme="majorBidi" w:hAnsiTheme="majorBidi" w:cstheme="majorBidi"/>
+          <w:sz w:val="28"/>
+          <w:szCs w:val="28"/>
+        </w:rPr>
+        <w:t xml:space="preserve"> on each SSH connection, it lets the client verify that it is still talking to the same server as last time, and not a fake server (man-in-the-middle).</w:t>
+      </w:r>
+    </w:p>
+    <w:p>
+      <w:pPr>
+        <w:spacing w:after="60"/>
+        <w:jc w:val="both"/>
+        <w:rPr>
+          <w:rFonts w:asciiTheme="majorBidi" w:hAnsiTheme="majorBidi" w:cstheme="majorBidi"/>
+          <w:b/>
+          <w:bCs/>
+          <w:sz w:val="28"/>
+          <w:szCs w:val="28"/>
+        </w:rPr>
+      </w:pPr>
+      <w:r>
+        <w:rPr>
+          <w:rFonts w:asciiTheme="majorBidi" w:hAnsiTheme="majorBidi" w:cstheme="majorBidi"/>
+          <w:b/>
+          <w:bCs/>
+          <w:sz w:val="28"/>
+          <w:szCs w:val="28"/>
         </w:rPr>
         <w:t>Key points:</w:t>
       </w:r>
@@ -9898,7 +10331,7 @@
           <w:ilvl w:val="0"/>
           <w:numId w:val="41"/>
         </w:numPr>
-        <w:spacing w:after="60"/>
+        <w:spacing w:after="120"/>
         <w:ind w:left="360"/>
         <w:jc w:val="both"/>
         <w:rPr>
@@ -9914,6 +10347,318 @@
           <w:szCs w:val="28"/>
         </w:rPr>
         <w:t>There can also be a system-wide file (for all users):</w:t>
+      </w:r>
+      <w:r>
+        <w:rPr>
+          <w:rFonts w:asciiTheme="majorBidi" w:hAnsiTheme="majorBidi" w:cstheme="majorBidi"/>
+          <w:sz w:val="28"/>
+          <w:szCs w:val="28"/>
+        </w:rPr>
+        <w:t xml:space="preserve"> </w:t>
+      </w:r>
+      <w:r>
+        <w:rPr>
+          <w:rFonts w:asciiTheme="majorBidi" w:hAnsiTheme="majorBidi" w:cstheme="majorBidi"/>
+          <w:b/>
+          <w:bCs/>
+          <w:i/>
+          <w:iCs/>
+          <w:sz w:val="28"/>
+          <w:szCs w:val="28"/>
+        </w:rPr>
+        <w:t>/</w:t>
+      </w:r>
+      <w:proofErr w:type="spellStart"/>
+      <w:r>
+        <w:rPr>
+          <w:rFonts w:asciiTheme="majorBidi" w:hAnsiTheme="majorBidi" w:cstheme="majorBidi"/>
+          <w:b/>
+          <w:bCs/>
+          <w:i/>
+          <w:iCs/>
+          <w:sz w:val="28"/>
+          <w:szCs w:val="28"/>
+        </w:rPr>
+        <w:t>etc</w:t>
+      </w:r>
+      <w:proofErr w:type="spellEnd"/>
+      <w:r>
+        <w:rPr>
+          <w:rFonts w:asciiTheme="majorBidi" w:hAnsiTheme="majorBidi" w:cstheme="majorBidi"/>
+          <w:b/>
+          <w:bCs/>
+          <w:i/>
+          <w:iCs/>
+          <w:sz w:val="28"/>
+          <w:szCs w:val="28"/>
+        </w:rPr>
+        <w:t>/</w:t>
+      </w:r>
+      <w:proofErr w:type="spellStart"/>
+      <w:r>
+        <w:rPr>
+          <w:rFonts w:asciiTheme="majorBidi" w:hAnsiTheme="majorBidi" w:cstheme="majorBidi"/>
+          <w:b/>
+          <w:bCs/>
+          <w:i/>
+          <w:iCs/>
+          <w:sz w:val="28"/>
+          <w:szCs w:val="28"/>
+        </w:rPr>
+        <w:t>ssh</w:t>
+      </w:r>
+      <w:proofErr w:type="spellEnd"/>
+      <w:r>
+        <w:rPr>
+          <w:rFonts w:asciiTheme="majorBidi" w:hAnsiTheme="majorBidi" w:cstheme="majorBidi"/>
+          <w:b/>
+          <w:bCs/>
+          <w:i/>
+          <w:iCs/>
+          <w:sz w:val="28"/>
+          <w:szCs w:val="28"/>
+        </w:rPr>
+        <w:t>/</w:t>
+      </w:r>
+      <w:proofErr w:type="spellStart"/>
+      <w:r>
+        <w:rPr>
+          <w:rFonts w:asciiTheme="majorBidi" w:hAnsiTheme="majorBidi" w:cstheme="majorBidi"/>
+          <w:b/>
+          <w:bCs/>
+          <w:i/>
+          <w:iCs/>
+          <w:sz w:val="28"/>
+          <w:szCs w:val="28"/>
+        </w:rPr>
+        <w:t>ssh_known_hosts</w:t>
+      </w:r>
+      <w:proofErr w:type="spellEnd"/>
+      <w:r>
+        <w:rPr>
+          <w:rFonts w:asciiTheme="majorBidi" w:hAnsiTheme="majorBidi" w:cstheme="majorBidi"/>
+          <w:b/>
+          <w:bCs/>
+          <w:i/>
+          <w:iCs/>
+          <w:sz w:val="28"/>
+          <w:szCs w:val="28"/>
+        </w:rPr>
+        <w:t xml:space="preserve"> </w:t>
+      </w:r>
+      <w:proofErr w:type="gramStart"/>
+      <w:r>
+        <w:rPr>
+          <w:rFonts w:asciiTheme="majorBidi" w:hAnsiTheme="majorBidi" w:cstheme="majorBidi"/>
+          <w:sz w:val="28"/>
+          <w:szCs w:val="28"/>
+        </w:rPr>
+        <w:t>But</w:t>
+      </w:r>
+      <w:proofErr w:type="gramEnd"/>
+      <w:r>
+        <w:rPr>
+          <w:rFonts w:asciiTheme="majorBidi" w:hAnsiTheme="majorBidi" w:cstheme="majorBidi"/>
+          <w:sz w:val="28"/>
+          <w:szCs w:val="28"/>
+        </w:rPr>
+        <w:t xml:space="preserve"> for normal user operations, </w:t>
+      </w:r>
+      <w:r>
+        <w:rPr>
+          <w:rFonts w:asciiTheme="majorBidi" w:hAnsiTheme="majorBidi" w:cstheme="majorBidi"/>
+          <w:b/>
+          <w:bCs/>
+          <w:i/>
+          <w:iCs/>
+          <w:sz w:val="28"/>
+          <w:szCs w:val="28"/>
+        </w:rPr>
+        <w:t>~/.</w:t>
+      </w:r>
+      <w:proofErr w:type="spellStart"/>
+      <w:r>
+        <w:rPr>
+          <w:rFonts w:asciiTheme="majorBidi" w:hAnsiTheme="majorBidi" w:cstheme="majorBidi"/>
+          <w:b/>
+          <w:bCs/>
+          <w:i/>
+          <w:iCs/>
+          <w:sz w:val="28"/>
+          <w:szCs w:val="28"/>
+        </w:rPr>
+        <w:t>ssh</w:t>
+      </w:r>
+      <w:proofErr w:type="spellEnd"/>
+      <w:r>
+        <w:rPr>
+          <w:rFonts w:asciiTheme="majorBidi" w:hAnsiTheme="majorBidi" w:cstheme="majorBidi"/>
+          <w:b/>
+          <w:bCs/>
+          <w:i/>
+          <w:iCs/>
+          <w:sz w:val="28"/>
+          <w:szCs w:val="28"/>
+        </w:rPr>
+        <w:t>/</w:t>
+      </w:r>
+      <w:proofErr w:type="spellStart"/>
+      <w:r>
+        <w:rPr>
+          <w:rFonts w:asciiTheme="majorBidi" w:hAnsiTheme="majorBidi" w:cstheme="majorBidi"/>
+          <w:b/>
+          <w:bCs/>
+          <w:i/>
+          <w:iCs/>
+          <w:sz w:val="28"/>
+          <w:szCs w:val="28"/>
+        </w:rPr>
+        <w:t>known_hosts</w:t>
+      </w:r>
+      <w:proofErr w:type="spellEnd"/>
+      <w:r>
+        <w:rPr>
+          <w:rFonts w:asciiTheme="majorBidi" w:hAnsiTheme="majorBidi" w:cstheme="majorBidi"/>
+          <w:sz w:val="28"/>
+          <w:szCs w:val="28"/>
+        </w:rPr>
+        <w:t xml:space="preserve"> is the primary one.</w:t>
+      </w:r>
+    </w:p>
+    <w:p>
+      <w:pPr>
+        <w:spacing w:after="120"/>
+        <w:jc w:val="both"/>
+        <w:rPr>
+          <w:rFonts w:asciiTheme="majorBidi" w:hAnsiTheme="majorBidi" w:cstheme="majorBidi"/>
+          <w:b/>
+          <w:bCs/>
+          <w:sz w:val="36"/>
+          <w:szCs w:val="36"/>
+        </w:rPr>
+      </w:pPr>
+      <w:r>
+        <w:rPr>
+          <w:rFonts w:asciiTheme="majorBidi" w:hAnsiTheme="majorBidi" w:cstheme="majorBidi"/>
+          <w:b/>
+          <w:bCs/>
+          <w:sz w:val="36"/>
+          <w:szCs w:val="36"/>
+        </w:rPr>
+        <w:t>What happens the first time you SSH to a server</w:t>
+      </w:r>
+    </w:p>
+    <w:p>
+      <w:pPr>
+        <w:spacing w:after="120"/>
+        <w:jc w:val="both"/>
+        <w:rPr>
+          <w:rFonts w:asciiTheme="majorBidi" w:hAnsiTheme="majorBidi" w:cstheme="majorBidi"/>
+          <w:sz w:val="28"/>
+          <w:szCs w:val="28"/>
+        </w:rPr>
+      </w:pPr>
+      <w:r>
+        <w:rPr>
+          <w:rFonts w:asciiTheme="majorBidi" w:hAnsiTheme="majorBidi" w:cstheme="majorBidi"/>
+          <w:sz w:val="28"/>
+          <w:szCs w:val="28"/>
+        </w:rPr>
+        <w:t>When you run something like</w:t>
+      </w:r>
+      <w:r>
+        <w:rPr>
+          <w:rFonts w:asciiTheme="majorBidi" w:hAnsiTheme="majorBidi" w:cstheme="majorBidi"/>
+          <w:sz w:val="28"/>
+          <w:szCs w:val="28"/>
+        </w:rPr>
+        <w:t xml:space="preserve"> </w:t>
+      </w:r>
+      <w:proofErr w:type="spellStart"/>
+      <w:r>
+        <w:rPr>
+          <w:rFonts w:asciiTheme="majorBidi" w:hAnsiTheme="majorBidi" w:cstheme="majorBidi"/>
+          <w:b/>
+          <w:bCs/>
+          <w:i/>
+          <w:iCs/>
+          <w:sz w:val="28"/>
+          <w:szCs w:val="28"/>
+        </w:rPr>
+        <w:t>ssh</w:t>
+      </w:r>
+      <w:proofErr w:type="spellEnd"/>
+      <w:r>
+        <w:rPr>
+          <w:rFonts w:asciiTheme="majorBidi" w:hAnsiTheme="majorBidi" w:cstheme="majorBidi"/>
+          <w:b/>
+          <w:bCs/>
+          <w:i/>
+          <w:iCs/>
+          <w:sz w:val="28"/>
+          <w:szCs w:val="28"/>
+        </w:rPr>
+        <w:t xml:space="preserve"> </w:t>
+      </w:r>
+      <w:hyperlink r:id="rId5" w:history="1">
+        <w:r>
+          <w:rPr>
+            <w:rStyle w:val="Hyperlink"/>
+            <w:rFonts w:asciiTheme="majorBidi" w:hAnsiTheme="majorBidi" w:cstheme="majorBidi"/>
+            <w:b/>
+            <w:bCs/>
+            <w:i/>
+            <w:iCs/>
+            <w:sz w:val="28"/>
+            <w:szCs w:val="28"/>
+          </w:rPr>
+          <w:t>user@server.example.com</w:t>
+        </w:r>
+      </w:hyperlink>
+      <w:r>
+        <w:rPr>
+          <w:rFonts w:asciiTheme="majorBidi" w:hAnsiTheme="majorBidi" w:cstheme="majorBidi"/>
+          <w:sz w:val="28"/>
+          <w:szCs w:val="28"/>
+        </w:rPr>
+        <w:t xml:space="preserve">, </w:t>
+      </w:r>
+      <w:r>
+        <w:rPr>
+          <w:rFonts w:asciiTheme="majorBidi" w:hAnsiTheme="majorBidi" w:cstheme="majorBidi"/>
+          <w:sz w:val="28"/>
+          <w:szCs w:val="28"/>
+        </w:rPr>
+        <w:t>the sequence is:</w:t>
+      </w:r>
+    </w:p>
+    <w:p>
+      <w:pPr>
+        <w:pStyle w:val="ListParagraph"/>
+        <w:numPr>
+          <w:ilvl w:val="0"/>
+          <w:numId w:val="42"/>
+        </w:numPr>
+        <w:spacing w:after="120"/>
+        <w:ind w:left="360"/>
+        <w:jc w:val="both"/>
+        <w:rPr>
+          <w:rFonts w:asciiTheme="majorBidi" w:hAnsiTheme="majorBidi" w:cstheme="majorBidi"/>
+          <w:b/>
+          <w:bCs/>
+          <w:sz w:val="28"/>
+          <w:szCs w:val="28"/>
+        </w:rPr>
+      </w:pPr>
+      <w:r>
+        <w:rPr>
+          <w:rFonts w:asciiTheme="majorBidi" w:hAnsiTheme="majorBidi" w:cstheme="majorBidi"/>
+          <w:b/>
+          <w:bCs/>
+          <w:sz w:val="28"/>
+          <w:szCs w:val="28"/>
+        </w:rPr>
+        <w:t>The SSH server sends its host public key to the client.</w:t>
       </w:r>
     </w:p>
     <w:p>
@@ -9923,26 +10668,65 @@
         <w:jc w:val="both"/>
         <w:rPr>
           <w:rFonts w:asciiTheme="majorBidi" w:hAnsiTheme="majorBidi" w:cstheme="majorBidi"/>
-          <w:b/>
-          <w:bCs/>
-          <w:i/>
-          <w:iCs/>
-          <w:sz w:val="28"/>
-          <w:szCs w:val="28"/>
-        </w:rPr>
-      </w:pPr>
-      <w:r>
-        <w:rPr>
-          <w:rFonts w:asciiTheme="majorBidi" w:hAnsiTheme="majorBidi" w:cstheme="majorBidi"/>
-          <w:b/>
-          <w:bCs/>
-          <w:i/>
-          <w:iCs/>
-          <w:sz w:val="28"/>
-          <w:szCs w:val="28"/>
-        </w:rPr>
-        <w:t>/</w:t>
-      </w:r>
+          <w:sz w:val="28"/>
+          <w:szCs w:val="28"/>
+        </w:rPr>
+      </w:pPr>
+      <w:r>
+        <w:rPr>
+          <w:rFonts w:asciiTheme="majorBidi" w:hAnsiTheme="majorBidi" w:cstheme="majorBidi"/>
+          <w:sz w:val="28"/>
+          <w:szCs w:val="28"/>
+        </w:rPr>
+        <w:t>Examples of host key algorithms include:</w:t>
+      </w:r>
+    </w:p>
+    <w:p>
+      <w:pPr>
+        <w:pStyle w:val="ListParagraph"/>
+        <w:numPr>
+          <w:ilvl w:val="0"/>
+          <w:numId w:val="43"/>
+        </w:numPr>
+        <w:jc w:val="both"/>
+        <w:rPr>
+          <w:rFonts w:asciiTheme="majorBidi" w:hAnsiTheme="majorBidi" w:cstheme="majorBidi"/>
+          <w:b/>
+          <w:bCs/>
+          <w:i/>
+          <w:iCs/>
+          <w:sz w:val="28"/>
+          <w:szCs w:val="28"/>
+        </w:rPr>
+      </w:pPr>
+      <w:r>
+        <w:rPr>
+          <w:rFonts w:asciiTheme="majorBidi" w:hAnsiTheme="majorBidi" w:cstheme="majorBidi"/>
+          <w:b/>
+          <w:bCs/>
+          <w:i/>
+          <w:iCs/>
+          <w:sz w:val="28"/>
+          <w:szCs w:val="28"/>
+        </w:rPr>
+        <w:lastRenderedPageBreak/>
+        <w:t>ssh-ed25519</w:t>
+      </w:r>
+    </w:p>
+    <w:p>
+      <w:pPr>
+        <w:pStyle w:val="ListParagraph"/>
+        <w:numPr>
+          <w:ilvl w:val="0"/>
+          <w:numId w:val="43"/>
+        </w:numPr>
+        <w:jc w:val="both"/>
+        <w:rPr>
+          <w:rFonts w:asciiTheme="majorBidi" w:hAnsiTheme="majorBidi" w:cstheme="majorBidi"/>
+          <w:sz w:val="28"/>
+          <w:szCs w:val="28"/>
+        </w:rPr>
+      </w:pPr>
       <w:proofErr w:type="spellStart"/>
       <w:r>
         <w:rPr>
@@ -9954,191 +10738,59 @@
           <w:sz w:val="28"/>
           <w:szCs w:val="28"/>
         </w:rPr>
-        <w:t>etc</w:t>
+        <w:t>ssh-rsa</w:t>
       </w:r>
       <w:proofErr w:type="spellEnd"/>
       <w:r>
         <w:rPr>
           <w:rFonts w:asciiTheme="majorBidi" w:hAnsiTheme="majorBidi" w:cstheme="majorBidi"/>
-          <w:b/>
-          <w:bCs/>
-          <w:i/>
-          <w:iCs/>
-          <w:sz w:val="28"/>
-          <w:szCs w:val="28"/>
-        </w:rPr>
-        <w:t>/ssh/</w:t>
-      </w:r>
-      <w:proofErr w:type="spellStart"/>
-      <w:r>
-        <w:rPr>
-          <w:rFonts w:asciiTheme="majorBidi" w:hAnsiTheme="majorBidi" w:cstheme="majorBidi"/>
-          <w:b/>
-          <w:bCs/>
-          <w:i/>
-          <w:iCs/>
-          <w:sz w:val="28"/>
-          <w:szCs w:val="28"/>
-        </w:rPr>
-        <w:t>ssh_known_hosts</w:t>
-      </w:r>
-      <w:proofErr w:type="spellEnd"/>
-    </w:p>
-    <w:p>
-      <w:pPr>
-        <w:ind w:firstLine="360"/>
-        <w:jc w:val="both"/>
-        <w:rPr>
-          <w:rFonts w:asciiTheme="majorBidi" w:hAnsiTheme="majorBidi" w:cstheme="majorBidi"/>
-          <w:sz w:val="28"/>
-          <w:szCs w:val="28"/>
-        </w:rPr>
-      </w:pPr>
-      <w:r>
-        <w:rPr>
-          <w:rFonts w:asciiTheme="majorBidi" w:hAnsiTheme="majorBidi" w:cstheme="majorBidi"/>
-          <w:sz w:val="28"/>
-          <w:szCs w:val="28"/>
-        </w:rPr>
-        <w:t xml:space="preserve">But for normal user operations, </w:t>
-      </w:r>
-      <w:r>
-        <w:rPr>
-          <w:rFonts w:asciiTheme="majorBidi" w:hAnsiTheme="majorBidi" w:cstheme="majorBidi"/>
-          <w:b/>
-          <w:bCs/>
-          <w:i/>
-          <w:iCs/>
-          <w:sz w:val="28"/>
-          <w:szCs w:val="28"/>
-        </w:rPr>
-        <w:t>~/.ssh/</w:t>
-      </w:r>
-      <w:proofErr w:type="spellStart"/>
-      <w:r>
-        <w:rPr>
-          <w:rFonts w:asciiTheme="majorBidi" w:hAnsiTheme="majorBidi" w:cstheme="majorBidi"/>
-          <w:b/>
-          <w:bCs/>
-          <w:i/>
-          <w:iCs/>
-          <w:sz w:val="28"/>
-          <w:szCs w:val="28"/>
-        </w:rPr>
-        <w:t>known_hosts</w:t>
-      </w:r>
-      <w:proofErr w:type="spellEnd"/>
-      <w:r>
-        <w:rPr>
-          <w:rFonts w:asciiTheme="majorBidi" w:hAnsiTheme="majorBidi" w:cstheme="majorBidi"/>
-          <w:sz w:val="28"/>
-          <w:szCs w:val="28"/>
-        </w:rPr>
-        <w:t xml:space="preserve"> </w:t>
-      </w:r>
-      <w:proofErr w:type="gramStart"/>
-      <w:r>
-        <w:rPr>
-          <w:rFonts w:asciiTheme="majorBidi" w:hAnsiTheme="majorBidi" w:cstheme="majorBidi"/>
-          <w:sz w:val="28"/>
-          <w:szCs w:val="28"/>
-        </w:rPr>
-        <w:t>is</w:t>
-      </w:r>
-      <w:proofErr w:type="gramEnd"/>
-      <w:r>
-        <w:rPr>
-          <w:rFonts w:asciiTheme="majorBidi" w:hAnsiTheme="majorBidi" w:cstheme="majorBidi"/>
-          <w:sz w:val="28"/>
-          <w:szCs w:val="28"/>
-        </w:rPr>
-        <w:t xml:space="preserve"> the primary one.</w:t>
-      </w:r>
-    </w:p>
-    <w:p>
-      <w:pPr>
-        <w:jc w:val="both"/>
-        <w:rPr>
-          <w:rFonts w:asciiTheme="majorBidi" w:hAnsiTheme="majorBidi" w:cstheme="majorBidi"/>
-          <w:b/>
-          <w:bCs/>
-          <w:sz w:val="32"/>
-          <w:szCs w:val="32"/>
-        </w:rPr>
-      </w:pPr>
-      <w:r>
-        <w:rPr>
-          <w:rFonts w:asciiTheme="majorBidi" w:hAnsiTheme="majorBidi" w:cstheme="majorBidi"/>
-          <w:b/>
-          <w:bCs/>
-          <w:sz w:val="32"/>
-          <w:szCs w:val="32"/>
-        </w:rPr>
-        <w:t>What happens the first time you SSH to a server</w:t>
-      </w:r>
-    </w:p>
-    <w:p>
-      <w:pPr>
-        <w:jc w:val="both"/>
-        <w:rPr>
-          <w:rFonts w:asciiTheme="majorBidi" w:hAnsiTheme="majorBidi" w:cstheme="majorBidi"/>
-          <w:sz w:val="28"/>
-          <w:szCs w:val="28"/>
-        </w:rPr>
-      </w:pPr>
-      <w:r>
-        <w:rPr>
-          <w:rFonts w:asciiTheme="majorBidi" w:hAnsiTheme="majorBidi" w:cstheme="majorBidi"/>
-          <w:sz w:val="28"/>
-          <w:szCs w:val="28"/>
-        </w:rPr>
-        <w:t>When you run something like:</w:t>
-      </w:r>
-    </w:p>
-    <w:p>
-      <w:pPr>
-        <w:jc w:val="both"/>
-        <w:rPr>
-          <w:rFonts w:asciiTheme="majorBidi" w:hAnsiTheme="majorBidi" w:cstheme="majorBidi"/>
-          <w:b/>
-          <w:bCs/>
-          <w:i/>
-          <w:iCs/>
-          <w:sz w:val="28"/>
-          <w:szCs w:val="28"/>
-        </w:rPr>
-      </w:pPr>
-      <w:r>
-        <w:rPr>
-          <w:rFonts w:asciiTheme="majorBidi" w:hAnsiTheme="majorBidi" w:cstheme="majorBidi"/>
-          <w:b/>
-          <w:bCs/>
-          <w:i/>
-          <w:iCs/>
-          <w:sz w:val="28"/>
-          <w:szCs w:val="28"/>
-        </w:rPr>
-        <w:lastRenderedPageBreak/>
-        <w:t>ssh user@server.example.com</w:t>
-      </w:r>
-    </w:p>
-    <w:p>
-      <w:pPr>
-        <w:jc w:val="both"/>
-        <w:rPr>
-          <w:rFonts w:asciiTheme="majorBidi" w:hAnsiTheme="majorBidi" w:cstheme="majorBidi"/>
-          <w:sz w:val="28"/>
-          <w:szCs w:val="28"/>
-        </w:rPr>
-      </w:pPr>
-      <w:r>
-        <w:rPr>
-          <w:rFonts w:asciiTheme="majorBidi" w:hAnsiTheme="majorBidi" w:cstheme="majorBidi"/>
-          <w:sz w:val="28"/>
-          <w:szCs w:val="28"/>
-        </w:rPr>
-        <w:t>the sequence is:</w:t>
-      </w:r>
+          <w:sz w:val="28"/>
+          <w:szCs w:val="28"/>
+        </w:rPr>
+        <w:t xml:space="preserve"> (legacy)</w:t>
+      </w:r>
+    </w:p>
+    <w:p>
+      <w:pPr>
+        <w:pStyle w:val="ListParagraph"/>
+        <w:numPr>
+          <w:ilvl w:val="0"/>
+          <w:numId w:val="43"/>
+        </w:numPr>
+        <w:jc w:val="both"/>
+        <w:rPr>
+          <w:rFonts w:asciiTheme="majorBidi" w:hAnsiTheme="majorBidi" w:cstheme="majorBidi"/>
+          <w:b/>
+          <w:bCs/>
+          <w:i/>
+          <w:iCs/>
+          <w:sz w:val="28"/>
+          <w:szCs w:val="28"/>
+        </w:rPr>
+      </w:pPr>
+      <w:r>
+        <w:rPr>
+          <w:rFonts w:asciiTheme="majorBidi" w:hAnsiTheme="majorBidi" w:cstheme="majorBidi"/>
+          <w:b/>
+          <w:bCs/>
+          <w:i/>
+          <w:iCs/>
+          <w:sz w:val="28"/>
+          <w:szCs w:val="28"/>
+        </w:rPr>
+        <w:t>ecdsa-sha2-nistp256</w:t>
+      </w:r>
+    </w:p>
+    <w:p>
+      <w:pPr>
+        <w:pStyle w:val="ListParagraph"/>
+        <w:jc w:val="both"/>
+        <w:rPr>
+          <w:rFonts w:asciiTheme="majorBidi" w:hAnsiTheme="majorBidi" w:cstheme="majorBidi"/>
+          <w:sz w:val="6"/>
+          <w:szCs w:val="6"/>
+        </w:rPr>
+      </w:pPr>
     </w:p>
     <w:p>
       <w:pPr>
@@ -10161,123 +10813,78 @@
           <w:sz w:val="28"/>
           <w:szCs w:val="28"/>
         </w:rPr>
-        <w:t>The SSH server sends its host public key to the client.</w:t>
-      </w:r>
-    </w:p>
-    <w:p>
-      <w:pPr>
-        <w:ind w:firstLine="360"/>
-        <w:jc w:val="both"/>
-        <w:rPr>
-          <w:rFonts w:asciiTheme="majorBidi" w:hAnsiTheme="majorBidi" w:cstheme="majorBidi"/>
-          <w:sz w:val="28"/>
-          <w:szCs w:val="28"/>
-        </w:rPr>
-      </w:pPr>
-      <w:r>
-        <w:rPr>
-          <w:rFonts w:asciiTheme="majorBidi" w:hAnsiTheme="majorBidi" w:cstheme="majorBidi"/>
-          <w:sz w:val="28"/>
-          <w:szCs w:val="28"/>
-        </w:rPr>
-        <w:t>Examples of host key algorithms include:</w:t>
+        <w:t xml:space="preserve">The client checks </w:t>
+      </w:r>
+      <w:r>
+        <w:rPr>
+          <w:rFonts w:asciiTheme="majorBidi" w:hAnsiTheme="majorBidi" w:cstheme="majorBidi"/>
+          <w:b/>
+          <w:bCs/>
+          <w:i/>
+          <w:iCs/>
+          <w:sz w:val="28"/>
+          <w:szCs w:val="28"/>
+        </w:rPr>
+        <w:t>~/.</w:t>
+      </w:r>
+      <w:proofErr w:type="spellStart"/>
+      <w:r>
+        <w:rPr>
+          <w:rFonts w:asciiTheme="majorBidi" w:hAnsiTheme="majorBidi" w:cstheme="majorBidi"/>
+          <w:b/>
+          <w:bCs/>
+          <w:i/>
+          <w:iCs/>
+          <w:sz w:val="28"/>
+          <w:szCs w:val="28"/>
+        </w:rPr>
+        <w:t>ssh</w:t>
+      </w:r>
+      <w:proofErr w:type="spellEnd"/>
+      <w:r>
+        <w:rPr>
+          <w:rFonts w:asciiTheme="majorBidi" w:hAnsiTheme="majorBidi" w:cstheme="majorBidi"/>
+          <w:b/>
+          <w:bCs/>
+          <w:i/>
+          <w:iCs/>
+          <w:sz w:val="28"/>
+          <w:szCs w:val="28"/>
+        </w:rPr>
+        <w:t>/</w:t>
+      </w:r>
+      <w:proofErr w:type="spellStart"/>
+      <w:r>
+        <w:rPr>
+          <w:rFonts w:asciiTheme="majorBidi" w:hAnsiTheme="majorBidi" w:cstheme="majorBidi"/>
+          <w:b/>
+          <w:bCs/>
+          <w:i/>
+          <w:iCs/>
+          <w:sz w:val="28"/>
+          <w:szCs w:val="28"/>
+        </w:rPr>
+        <w:t>known_hosts</w:t>
+      </w:r>
+      <w:proofErr w:type="spellEnd"/>
+      <w:r>
+        <w:rPr>
+          <w:rFonts w:asciiTheme="majorBidi" w:hAnsiTheme="majorBidi" w:cstheme="majorBidi"/>
+          <w:sz w:val="28"/>
+          <w:szCs w:val="28"/>
+        </w:rPr>
+        <w:t xml:space="preserve"> to see if it already has a stored key for this server (hostname/IP + key).</w:t>
       </w:r>
     </w:p>
     <w:p>
       <w:pPr>
         <w:pStyle w:val="ListParagraph"/>
-        <w:numPr>
-          <w:ilvl w:val="0"/>
-          <w:numId w:val="43"/>
-        </w:numPr>
-        <w:jc w:val="both"/>
-        <w:rPr>
-          <w:rFonts w:asciiTheme="majorBidi" w:hAnsiTheme="majorBidi" w:cstheme="majorBidi"/>
-          <w:sz w:val="28"/>
-          <w:szCs w:val="28"/>
-        </w:rPr>
-      </w:pPr>
-      <w:r>
-        <w:rPr>
-          <w:rFonts w:asciiTheme="majorBidi" w:hAnsiTheme="majorBidi" w:cstheme="majorBidi"/>
-          <w:sz w:val="28"/>
-          <w:szCs w:val="28"/>
-        </w:rPr>
-        <w:t>ssh-ed25519</w:t>
-      </w:r>
-    </w:p>
-    <w:p>
-      <w:pPr>
-        <w:pStyle w:val="ListParagraph"/>
-        <w:numPr>
-          <w:ilvl w:val="0"/>
-          <w:numId w:val="43"/>
-        </w:numPr>
-        <w:jc w:val="both"/>
-        <w:rPr>
-          <w:rFonts w:asciiTheme="majorBidi" w:hAnsiTheme="majorBidi" w:cstheme="majorBidi"/>
-          <w:sz w:val="28"/>
-          <w:szCs w:val="28"/>
-        </w:rPr>
-      </w:pPr>
-      <w:r>
-        <w:rPr>
-          <w:rFonts w:asciiTheme="majorBidi" w:hAnsiTheme="majorBidi" w:cstheme="majorBidi"/>
-          <w:sz w:val="28"/>
-          <w:szCs w:val="28"/>
-        </w:rPr>
-        <w:t>ssh-</w:t>
-      </w:r>
-      <w:proofErr w:type="spellStart"/>
-      <w:r>
-        <w:rPr>
-          <w:rFonts w:asciiTheme="majorBidi" w:hAnsiTheme="majorBidi" w:cstheme="majorBidi"/>
-          <w:sz w:val="28"/>
-          <w:szCs w:val="28"/>
-        </w:rPr>
-        <w:t>rsa</w:t>
-      </w:r>
-      <w:proofErr w:type="spellEnd"/>
-      <w:r>
-        <w:rPr>
-          <w:rFonts w:asciiTheme="majorBidi" w:hAnsiTheme="majorBidi" w:cstheme="majorBidi"/>
-          <w:sz w:val="28"/>
-          <w:szCs w:val="28"/>
-        </w:rPr>
-        <w:t xml:space="preserve"> (legacy)</w:t>
-      </w:r>
-    </w:p>
-    <w:p>
-      <w:pPr>
-        <w:pStyle w:val="ListParagraph"/>
-        <w:numPr>
-          <w:ilvl w:val="0"/>
-          <w:numId w:val="43"/>
-        </w:numPr>
-        <w:jc w:val="both"/>
-        <w:rPr>
-          <w:rFonts w:asciiTheme="majorBidi" w:hAnsiTheme="majorBidi" w:cstheme="majorBidi"/>
-          <w:sz w:val="28"/>
-          <w:szCs w:val="28"/>
-        </w:rPr>
-      </w:pPr>
-      <w:r>
-        <w:rPr>
-          <w:rFonts w:asciiTheme="majorBidi" w:hAnsiTheme="majorBidi" w:cstheme="majorBidi"/>
-          <w:sz w:val="28"/>
-          <w:szCs w:val="28"/>
-        </w:rPr>
-        <w:t>ecdsa-sha2-nistp256</w:t>
-      </w:r>
-    </w:p>
-    <w:p>
-      <w:pPr>
-        <w:pStyle w:val="ListParagraph"/>
-        <w:jc w:val="both"/>
-        <w:rPr>
-          <w:rFonts w:asciiTheme="majorBidi" w:hAnsiTheme="majorBidi" w:cstheme="majorBidi"/>
-          <w:sz w:val="6"/>
-          <w:szCs w:val="6"/>
+        <w:ind w:left="360"/>
+        <w:jc w:val="both"/>
+        <w:rPr>
+          <w:rFonts w:asciiTheme="majorBidi" w:hAnsiTheme="majorBidi" w:cstheme="majorBidi"/>
+          <w:sz w:val="8"/>
+          <w:szCs w:val="8"/>
         </w:rPr>
       </w:pPr>
     </w:p>
@@ -10288,6 +10895,7 @@
           <w:ilvl w:val="0"/>
           <w:numId w:val="42"/>
         </w:numPr>
+        <w:spacing w:after="60"/>
         <w:ind w:left="360"/>
         <w:jc w:val="both"/>
         <w:rPr>
@@ -10299,120 +10907,25 @@
       <w:r>
         <w:rPr>
           <w:rFonts w:asciiTheme="majorBidi" w:hAnsiTheme="majorBidi" w:cstheme="majorBidi"/>
-          <w:sz w:val="28"/>
-          <w:szCs w:val="28"/>
-        </w:rPr>
-        <w:t xml:space="preserve">The client checks </w:t>
-      </w:r>
-      <w:r>
-        <w:rPr>
-          <w:rFonts w:asciiTheme="majorBidi" w:hAnsiTheme="majorBidi" w:cstheme="majorBidi"/>
-          <w:b/>
-          <w:bCs/>
-          <w:i/>
-          <w:iCs/>
-          <w:sz w:val="28"/>
-          <w:szCs w:val="28"/>
-        </w:rPr>
-        <w:t>~/.ssh/</w:t>
-      </w:r>
-      <w:proofErr w:type="spellStart"/>
-      <w:r>
-        <w:rPr>
-          <w:rFonts w:asciiTheme="majorBidi" w:hAnsiTheme="majorBidi" w:cstheme="majorBidi"/>
-          <w:b/>
-          <w:bCs/>
-          <w:i/>
-          <w:iCs/>
-          <w:sz w:val="28"/>
-          <w:szCs w:val="28"/>
-        </w:rPr>
-        <w:t>known_hosts</w:t>
-      </w:r>
-      <w:proofErr w:type="spellEnd"/>
-      <w:r>
-        <w:rPr>
-          <w:rFonts w:asciiTheme="majorBidi" w:hAnsiTheme="majorBidi" w:cstheme="majorBidi"/>
-          <w:sz w:val="28"/>
-          <w:szCs w:val="28"/>
-        </w:rPr>
-        <w:t xml:space="preserve"> to see if it already has a stored key for this server (hostname/IP + key).</w:t>
-      </w:r>
-    </w:p>
-    <w:p>
-      <w:pPr>
-        <w:pStyle w:val="ListParagraph"/>
+          <w:b/>
+          <w:bCs/>
+          <w:sz w:val="28"/>
+          <w:szCs w:val="28"/>
+        </w:rPr>
+        <w:t>First connection</w:t>
+      </w:r>
+      <w:r>
+        <w:rPr>
+          <w:rFonts w:asciiTheme="majorBidi" w:hAnsiTheme="majorBidi" w:cstheme="majorBidi"/>
+          <w:sz w:val="28"/>
+          <w:szCs w:val="28"/>
+        </w:rPr>
+        <w:t xml:space="preserve"> case:</w:t>
+      </w:r>
+    </w:p>
+    <w:p>
+      <w:pPr>
         <w:ind w:left="360"/>
-        <w:jc w:val="both"/>
-        <w:rPr>
-          <w:rFonts w:asciiTheme="majorBidi" w:hAnsiTheme="majorBidi" w:cstheme="majorBidi"/>
-          <w:sz w:val="8"/>
-          <w:szCs w:val="8"/>
-        </w:rPr>
-      </w:pPr>
-    </w:p>
-    <w:p>
-      <w:pPr>
-        <w:pStyle w:val="ListParagraph"/>
-        <w:numPr>
-          <w:ilvl w:val="0"/>
-          <w:numId w:val="42"/>
-        </w:numPr>
-        <w:ind w:left="360"/>
-        <w:jc w:val="both"/>
-        <w:rPr>
-          <w:rFonts w:asciiTheme="majorBidi" w:hAnsiTheme="majorBidi" w:cstheme="majorBidi"/>
-          <w:sz w:val="28"/>
-          <w:szCs w:val="28"/>
-        </w:rPr>
-      </w:pPr>
-      <w:r>
-        <w:rPr>
-          <w:rFonts w:asciiTheme="majorBidi" w:hAnsiTheme="majorBidi" w:cstheme="majorBidi"/>
-          <w:sz w:val="28"/>
-          <w:szCs w:val="28"/>
-        </w:rPr>
-        <w:t>First connection case:</w:t>
-      </w:r>
-    </w:p>
-    <w:p>
-      <w:pPr>
-        <w:ind w:left="360"/>
-        <w:jc w:val="both"/>
-        <w:rPr>
-          <w:rFonts w:asciiTheme="majorBidi" w:hAnsiTheme="majorBidi" w:cstheme="majorBidi"/>
-          <w:sz w:val="28"/>
-          <w:szCs w:val="28"/>
-        </w:rPr>
-      </w:pPr>
-      <w:r>
-        <w:rPr>
-          <w:rFonts w:asciiTheme="majorBidi" w:hAnsiTheme="majorBidi" w:cstheme="majorBidi"/>
-          <w:sz w:val="28"/>
-          <w:szCs w:val="28"/>
-        </w:rPr>
-        <w:t>If no entry exists for this host, SSH cannot verify the server identity yet.</w:t>
-      </w:r>
-      <w:r>
-        <w:rPr>
-          <w:rFonts w:asciiTheme="majorBidi" w:hAnsiTheme="majorBidi" w:cstheme="majorBidi"/>
-          <w:sz w:val="28"/>
-          <w:szCs w:val="28"/>
-        </w:rPr>
-        <w:t xml:space="preserve"> </w:t>
-      </w:r>
-      <w:r>
-        <w:rPr>
-          <w:rFonts w:asciiTheme="majorBidi" w:hAnsiTheme="majorBidi" w:cstheme="majorBidi"/>
-          <w:sz w:val="28"/>
-          <w:szCs w:val="28"/>
-        </w:rPr>
-        <w:t>SSH shows you a fingerprint of the server’s host key and a message like:</w:t>
-      </w:r>
-    </w:p>
-    <w:p>
-      <w:pPr>
-        <w:ind w:left="720"/>
         <w:jc w:val="both"/>
         <w:rPr>
           <w:rFonts w:asciiTheme="majorBidi" w:hAnsiTheme="majorBidi" w:cstheme="majorBidi"/>
@@ -10430,16 +10943,16 @@
         <mc:AlternateContent>
           <mc:Choice Requires="wps">
             <w:drawing>
-              <wp:anchor distT="0" distB="0" distL="114300" distR="114300" simplePos="0" relativeHeight="251659264" behindDoc="0" locked="0" layoutInCell="1" allowOverlap="1" wp14:anchorId="6CF7B0E2" wp14:editId="47FE262B">
+              <wp:anchor distT="0" distB="0" distL="114300" distR="114300" simplePos="0" relativeHeight="251659264" behindDoc="0" locked="0" layoutInCell="1" allowOverlap="1" wp14:anchorId="6CF7B0E2" wp14:editId="32DA8486">
                 <wp:simplePos x="0" y="0"/>
                 <wp:positionH relativeFrom="margin">
                   <wp:posOffset>228600</wp:posOffset>
                 </wp:positionH>
                 <wp:positionV relativeFrom="paragraph">
-                  <wp:posOffset>6985</wp:posOffset>
+                  <wp:posOffset>518161</wp:posOffset>
                 </wp:positionV>
-                <wp:extent cx="5699760" cy="876300"/>
-                <wp:effectExtent l="0" t="0" r="15240" b="19050"/>
+                <wp:extent cx="5895975" cy="762000"/>
+                <wp:effectExtent l="0" t="0" r="28575" b="19050"/>
                 <wp:wrapNone/>
                 <wp:docPr id="589614604" name="Rectangle 1"/>
                 <wp:cNvGraphicFramePr/>
@@ -10450,7 +10963,7 @@
                       <wps:spPr>
                         <a:xfrm>
                           <a:off x="0" y="0"/>
-                          <a:ext cx="5699760" cy="876300"/>
+                          <a:ext cx="5895975" cy="762000"/>
                         </a:xfrm>
                         <a:prstGeom prst="rect">
                           <a:avLst/>
@@ -10476,9 +10989,13 @@
                         <w:txbxContent>
                           <w:p>
                             <w:pPr>
-                              <w:spacing w:after="60"/>
+                              <w:spacing w:after="0"/>
                               <w:rPr>
                                 <w:rFonts w:asciiTheme="majorBidi" w:hAnsiTheme="majorBidi" w:cstheme="majorBidi"/>
+                                <w:b/>
+                                <w:bCs/>
+                                <w:i/>
+                                <w:iCs/>
                                 <w:sz w:val="28"/>
                                 <w:szCs w:val="28"/>
                               </w:rPr>
@@ -10486,6 +11003,10 @@
                             <w:r>
                               <w:rPr>
                                 <w:rFonts w:asciiTheme="majorBidi" w:hAnsiTheme="majorBidi" w:cstheme="majorBidi"/>
+                                <w:b/>
+                                <w:bCs/>
+                                <w:i/>
+                                <w:iCs/>
                                 <w:sz w:val="28"/>
                                 <w:szCs w:val="28"/>
                               </w:rPr>
@@ -10494,9 +11015,13 @@
                           </w:p>
                           <w:p>
                             <w:pPr>
-                              <w:spacing w:after="60"/>
+                              <w:spacing w:after="0"/>
                               <w:rPr>
                                 <w:rFonts w:asciiTheme="majorBidi" w:hAnsiTheme="majorBidi" w:cstheme="majorBidi"/>
+                                <w:b/>
+                                <w:bCs/>
+                                <w:i/>
+                                <w:iCs/>
                                 <w:sz w:val="28"/>
                                 <w:szCs w:val="28"/>
                               </w:rPr>
@@ -10504,16 +11029,39 @@
                             <w:r>
                               <w:rPr>
                                 <w:rFonts w:asciiTheme="majorBidi" w:hAnsiTheme="majorBidi" w:cstheme="majorBidi"/>
+                                <w:b/>
+                                <w:bCs/>
+                                <w:i/>
+                                <w:iCs/>
                                 <w:sz w:val="28"/>
                                 <w:szCs w:val="28"/>
                               </w:rPr>
-                              <w:t>ED25519 key fingerprint is SHA256:...</w:t>
+                              <w:t>ED25519 key fingerprint is SHA</w:t>
                             </w:r>
+                            <w:proofErr w:type="gramStart"/>
+                            <w:r>
+                              <w:rPr>
+                                <w:rFonts w:asciiTheme="majorBidi" w:hAnsiTheme="majorBidi" w:cstheme="majorBidi"/>
+                                <w:b/>
+                                <w:bCs/>
+                                <w:i/>
+                                <w:iCs/>
+                                <w:sz w:val="28"/>
+                                <w:szCs w:val="28"/>
+                              </w:rPr>
+                              <w:t>256:...</w:t>
+                            </w:r>
+                            <w:proofErr w:type="gramEnd"/>
                           </w:p>
                           <w:p>
                             <w:pPr>
+                              <w:spacing w:after="0"/>
                               <w:rPr>
                                 <w:rFonts w:asciiTheme="majorBidi" w:hAnsiTheme="majorBidi" w:cstheme="majorBidi"/>
+                                <w:b/>
+                                <w:bCs/>
+                                <w:i/>
+                                <w:iCs/>
                                 <w:sz w:val="28"/>
                                 <w:szCs w:val="28"/>
                               </w:rPr>
@@ -10521,6 +11069,10 @@
                             <w:r>
                               <w:rPr>
                                 <w:rFonts w:asciiTheme="majorBidi" w:hAnsiTheme="majorBidi" w:cstheme="majorBidi"/>
+                                <w:b/>
+                                <w:bCs/>
+                                <w:i/>
+                                <w:iCs/>
                                 <w:sz w:val="28"/>
                                 <w:szCs w:val="28"/>
                               </w:rPr>
@@ -10554,14 +11106,18 @@
           </mc:Choice>
           <mc:Fallback>
             <w:pict>
-              <v:rect w14:anchorId="6CF7B0E2" id="Rectangle 1" o:spid="_x0000_s1026" style="position:absolute;left:0;text-align:left;margin-left:18pt;margin-top:.55pt;width:448.8pt;height:69pt;z-index:251659264;visibility:visible;mso-wrap-style:square;mso-width-percent:0;mso-height-percent:0;mso-wrap-distance-left:9pt;mso-wrap-distance-top:0;mso-wrap-distance-right:9pt;mso-wrap-distance-bottom:0;mso-position-horizontal:absolute;mso-position-horizontal-relative:margin;mso-position-vertical:absolute;mso-position-vertical-relative:text;mso-width-percent:0;mso-height-percent:0;mso-width-relative:margin;mso-height-relative:margin;v-text-anchor:middle" o:gfxdata="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" fillcolor="black [3200]" strokecolor="black [480]" strokeweight="1pt">
+              <v:rect w14:anchorId="6CF7B0E2" id="Rectangle 1" o:spid="_x0000_s1026" style="position:absolute;left:0;text-align:left;margin-left:18pt;margin-top:40.8pt;width:464.25pt;height:60pt;z-index:251659264;visibility:visible;mso-wrap-style:square;mso-width-percent:0;mso-height-percent:0;mso-wrap-distance-left:9pt;mso-wrap-distance-top:0;mso-wrap-distance-right:9pt;mso-wrap-distance-bottom:0;mso-position-horizontal:absolute;mso-position-horizontal-relative:margin;mso-position-vertical:absolute;mso-position-vertical-relative:text;mso-width-percent:0;mso-height-percent:0;mso-width-relative:margin;mso-height-relative:margin;v-text-anchor:middle" o:gfxdata="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" fillcolor="black [3200]" strokecolor="black [480]" strokeweight="1pt">
                 <v:textbox>
                   <w:txbxContent>
                     <w:p>
                       <w:pPr>
-                        <w:spacing w:after="60"/>
+                        <w:spacing w:after="0"/>
                         <w:rPr>
                           <w:rFonts w:asciiTheme="majorBidi" w:hAnsiTheme="majorBidi" w:cstheme="majorBidi"/>
+                          <w:b/>
+                          <w:bCs/>
+                          <w:i/>
+                          <w:iCs/>
                           <w:sz w:val="28"/>
                           <w:szCs w:val="28"/>
                         </w:rPr>
@@ -10569,6 +11125,10 @@
                       <w:r>
                         <w:rPr>
                           <w:rFonts w:asciiTheme="majorBidi" w:hAnsiTheme="majorBidi" w:cstheme="majorBidi"/>
+                          <w:b/>
+                          <w:bCs/>
+                          <w:i/>
+                          <w:iCs/>
                           <w:sz w:val="28"/>
                           <w:szCs w:val="28"/>
                         </w:rPr>
@@ -10577,9 +11137,13 @@
                     </w:p>
                     <w:p>
                       <w:pPr>
-                        <w:spacing w:after="60"/>
+                        <w:spacing w:after="0"/>
                         <w:rPr>
                           <w:rFonts w:asciiTheme="majorBidi" w:hAnsiTheme="majorBidi" w:cstheme="majorBidi"/>
+                          <w:b/>
+                          <w:bCs/>
+                          <w:i/>
+                          <w:iCs/>
                           <w:sz w:val="28"/>
                           <w:szCs w:val="28"/>
                         </w:rPr>
@@ -10587,16 +11151,39 @@
                       <w:r>
                         <w:rPr>
                           <w:rFonts w:asciiTheme="majorBidi" w:hAnsiTheme="majorBidi" w:cstheme="majorBidi"/>
+                          <w:b/>
+                          <w:bCs/>
+                          <w:i/>
+                          <w:iCs/>
                           <w:sz w:val="28"/>
                           <w:szCs w:val="28"/>
                         </w:rPr>
-                        <w:t>ED25519 key fingerprint is SHA256:...</w:t>
+                        <w:t>ED25519 key fingerprint is SHA</w:t>
                       </w:r>
+                      <w:proofErr w:type="gramStart"/>
+                      <w:r>
+                        <w:rPr>
+                          <w:rFonts w:asciiTheme="majorBidi" w:hAnsiTheme="majorBidi" w:cstheme="majorBidi"/>
+                          <w:b/>
+                          <w:bCs/>
+                          <w:i/>
+                          <w:iCs/>
+                          <w:sz w:val="28"/>
+                          <w:szCs w:val="28"/>
+                        </w:rPr>
+                        <w:t>256:...</w:t>
+                      </w:r>
+                      <w:proofErr w:type="gramEnd"/>
                     </w:p>
                     <w:p>
                       <w:pPr>
+                        <w:spacing w:after="0"/>
                         <w:rPr>
                           <w:rFonts w:asciiTheme="majorBidi" w:hAnsiTheme="majorBidi" w:cstheme="majorBidi"/>
+                          <w:b/>
+                          <w:bCs/>
+                          <w:i/>
+                          <w:iCs/>
                           <w:sz w:val="28"/>
                           <w:szCs w:val="28"/>
                         </w:rPr>
@@ -10604,6 +11191,10 @@
                       <w:r>
                         <w:rPr>
                           <w:rFonts w:asciiTheme="majorBidi" w:hAnsiTheme="majorBidi" w:cstheme="majorBidi"/>
+                          <w:b/>
+                          <w:bCs/>
+                          <w:i/>
+                          <w:iCs/>
                           <w:sz w:val="28"/>
                           <w:szCs w:val="28"/>
                         </w:rPr>
@@ -10623,6 +11214,30 @@
           </mc:Fallback>
         </mc:AlternateContent>
       </w:r>
+      <w:r>
+        <w:rPr>
+          <w:rFonts w:asciiTheme="majorBidi" w:hAnsiTheme="majorBidi" w:cstheme="majorBidi"/>
+          <w:sz w:val="28"/>
+          <w:szCs w:val="28"/>
+        </w:rPr>
+        <w:t>If no entry exists for this host, SSH cannot verify the server identity yet.</w:t>
+      </w:r>
+      <w:r>
+        <w:rPr>
+          <w:rFonts w:asciiTheme="majorBidi" w:hAnsiTheme="majorBidi" w:cstheme="majorBidi"/>
+          <w:sz w:val="28"/>
+          <w:szCs w:val="28"/>
+        </w:rPr>
+        <w:t xml:space="preserve"> </w:t>
+      </w:r>
+      <w:r>
+        <w:rPr>
+          <w:rFonts w:asciiTheme="majorBidi" w:hAnsiTheme="majorBidi" w:cstheme="majorBidi"/>
+          <w:sz w:val="28"/>
+          <w:szCs w:val="28"/>
+        </w:rPr>
+        <w:t>SSH shows you a fingerprint of the server’s host key and a message like:</w:t>
+      </w:r>
     </w:p>
     <w:p>
       <w:pPr>
@@ -10648,6 +11263,17 @@
     </w:p>
     <w:p>
       <w:pPr>
+        <w:jc w:val="both"/>
+        <w:rPr>
+          <w:rFonts w:asciiTheme="majorBidi" w:hAnsiTheme="majorBidi" w:cstheme="majorBidi"/>
+          <w:sz w:val="4"/>
+          <w:szCs w:val="4"/>
+        </w:rPr>
+      </w:pPr>
+    </w:p>
+    <w:p>
+      <w:pPr>
+        <w:spacing w:after="120"/>
         <w:ind w:left="360"/>
         <w:jc w:val="both"/>
         <w:rPr>
@@ -10694,7 +11320,7 @@
           <w:sz w:val="28"/>
           <w:szCs w:val="28"/>
         </w:rPr>
-        <w:t>~/.ssh/</w:t>
+        <w:t>~/.</w:t>
       </w:r>
       <w:proofErr w:type="spellStart"/>
       <w:r>
@@ -10707,6 +11333,32 @@
           <w:sz w:val="28"/>
           <w:szCs w:val="28"/>
         </w:rPr>
+        <w:t>ssh</w:t>
+      </w:r>
+      <w:proofErr w:type="spellEnd"/>
+      <w:r>
+        <w:rPr>
+          <w:rFonts w:asciiTheme="majorBidi" w:hAnsiTheme="majorBidi" w:cstheme="majorBidi"/>
+          <w:b/>
+          <w:bCs/>
+          <w:i/>
+          <w:iCs/>
+          <w:sz w:val="28"/>
+          <w:szCs w:val="28"/>
+        </w:rPr>
+        <w:t>/</w:t>
+      </w:r>
+      <w:proofErr w:type="spellStart"/>
+      <w:r>
+        <w:rPr>
+          <w:rFonts w:asciiTheme="majorBidi" w:hAnsiTheme="majorBidi" w:cstheme="majorBidi"/>
+          <w:b/>
+          <w:bCs/>
+          <w:i/>
+          <w:iCs/>
+          <w:sz w:val="28"/>
+          <w:szCs w:val="28"/>
+        </w:rPr>
         <w:t>known_hosts</w:t>
       </w:r>
       <w:proofErr w:type="spellEnd"/>
@@ -10721,6 +11373,7 @@
     </w:p>
     <w:p>
       <w:pPr>
+        <w:spacing w:after="120"/>
         <w:ind w:left="360"/>
         <w:jc w:val="both"/>
         <w:rPr>
@@ -10740,6 +11393,7 @@
     </w:p>
     <w:p>
       <w:pPr>
+        <w:spacing w:after="60"/>
         <w:ind w:left="360"/>
         <w:jc w:val="both"/>
         <w:rPr>
@@ -10807,10 +11461,36 @@
       <w:r>
         <w:rPr>
           <w:rFonts w:asciiTheme="majorBidi" w:hAnsiTheme="majorBidi" w:cstheme="majorBidi"/>
-          <w:sz w:val="28"/>
-          <w:szCs w:val="28"/>
-        </w:rPr>
-        <w:t>First connection: user manually trusts the presented key.</w:t>
+          <w:b/>
+          <w:bCs/>
+          <w:sz w:val="28"/>
+          <w:szCs w:val="28"/>
+        </w:rPr>
+        <w:t>First connection</w:t>
+      </w:r>
+      <w:r>
+        <w:rPr>
+          <w:rFonts w:asciiTheme="majorBidi" w:hAnsiTheme="majorBidi" w:cstheme="majorBidi"/>
+          <w:sz w:val="28"/>
+          <w:szCs w:val="28"/>
+        </w:rPr>
+        <w:t xml:space="preserve"> </w:t>
+      </w:r>
+      <w:r>
+        <w:rPr>
+          <w:rFonts w:asciiTheme="majorBidi" w:hAnsiTheme="majorBidi" w:cstheme="majorBidi"/>
+          <w:sz w:val="28"/>
+          <w:szCs w:val="28"/>
+        </w:rPr>
+        <w:t xml:space="preserve">→ </w:t>
+      </w:r>
+      <w:r>
+        <w:rPr>
+          <w:rFonts w:asciiTheme="majorBidi" w:hAnsiTheme="majorBidi" w:cstheme="majorBidi"/>
+          <w:sz w:val="28"/>
+          <w:szCs w:val="28"/>
+        </w:rPr>
+        <w:t>user manually trusts the presented key.</w:t>
       </w:r>
     </w:p>
     <w:p>
@@ -10831,14 +11511,41 @@
       <w:r>
         <w:rPr>
           <w:rFonts w:asciiTheme="majorBidi" w:hAnsiTheme="majorBidi" w:cstheme="majorBidi"/>
-          <w:sz w:val="28"/>
-          <w:szCs w:val="28"/>
-        </w:rPr>
-        <w:t>Next connections: client enforces that the key does not change.</w:t>
-      </w:r>
-    </w:p>
-    <w:p>
-      <w:pPr>
+          <w:b/>
+          <w:bCs/>
+          <w:sz w:val="28"/>
+          <w:szCs w:val="28"/>
+        </w:rPr>
+        <w:t>Next connections</w:t>
+      </w:r>
+      <w:r>
+        <w:rPr>
+          <w:rFonts w:asciiTheme="majorBidi" w:hAnsiTheme="majorBidi" w:cstheme="majorBidi"/>
+          <w:sz w:val="28"/>
+          <w:szCs w:val="28"/>
+        </w:rPr>
+        <w:t xml:space="preserve"> </w:t>
+      </w:r>
+      <w:r>
+        <w:rPr>
+          <w:rFonts w:asciiTheme="majorBidi" w:hAnsiTheme="majorBidi" w:cstheme="majorBidi"/>
+          <w:sz w:val="28"/>
+          <w:szCs w:val="28"/>
+        </w:rPr>
+        <w:t xml:space="preserve">→ </w:t>
+      </w:r>
+      <w:r>
+        <w:rPr>
+          <w:rFonts w:asciiTheme="majorBidi" w:hAnsiTheme="majorBidi" w:cstheme="majorBidi"/>
+          <w:sz w:val="28"/>
+          <w:szCs w:val="28"/>
+        </w:rPr>
+        <w:t>client enforces that the key does not change.</w:t>
+      </w:r>
+    </w:p>
+    <w:p>
+      <w:pPr>
+        <w:spacing w:after="120"/>
         <w:jc w:val="both"/>
         <w:rPr>
           <w:rFonts w:asciiTheme="majorBidi" w:hAnsiTheme="majorBidi" w:cstheme="majorBidi"/>
@@ -10871,6 +11578,7 @@
     </w:p>
     <w:p>
       <w:pPr>
+        <w:spacing w:after="60"/>
         <w:jc w:val="both"/>
         <w:rPr>
           <w:rFonts w:asciiTheme="majorBidi" w:hAnsiTheme="majorBidi" w:cstheme="majorBidi"/>
@@ -10932,12 +11640,54 @@
           <w:sz w:val="28"/>
           <w:szCs w:val="28"/>
         </w:rPr>
-        <w:t>The client looks up that host in ~/.ssh/</w:t>
+        <w:t xml:space="preserve">The client looks up that host in </w:t>
+      </w:r>
+      <w:r>
+        <w:rPr>
+          <w:rFonts w:asciiTheme="majorBidi" w:hAnsiTheme="majorBidi" w:cstheme="majorBidi"/>
+          <w:b/>
+          <w:bCs/>
+          <w:i/>
+          <w:iCs/>
+          <w:sz w:val="28"/>
+          <w:szCs w:val="28"/>
+        </w:rPr>
+        <w:t>~/.</w:t>
       </w:r>
       <w:proofErr w:type="spellStart"/>
       <w:r>
         <w:rPr>
           <w:rFonts w:asciiTheme="majorBidi" w:hAnsiTheme="majorBidi" w:cstheme="majorBidi"/>
+          <w:b/>
+          <w:bCs/>
+          <w:i/>
+          <w:iCs/>
+          <w:sz w:val="28"/>
+          <w:szCs w:val="28"/>
+        </w:rPr>
+        <w:t>ssh</w:t>
+      </w:r>
+      <w:proofErr w:type="spellEnd"/>
+      <w:r>
+        <w:rPr>
+          <w:rFonts w:asciiTheme="majorBidi" w:hAnsiTheme="majorBidi" w:cstheme="majorBidi"/>
+          <w:b/>
+          <w:bCs/>
+          <w:i/>
+          <w:iCs/>
+          <w:sz w:val="28"/>
+          <w:szCs w:val="28"/>
+        </w:rPr>
+        <w:t>/</w:t>
+      </w:r>
+      <w:proofErr w:type="spellStart"/>
+      <w:r>
+        <w:rPr>
+          <w:rFonts w:asciiTheme="majorBidi" w:hAnsiTheme="majorBidi" w:cstheme="majorBidi"/>
+          <w:b/>
+          <w:bCs/>
+          <w:i/>
+          <w:iCs/>
           <w:sz w:val="28"/>
           <w:szCs w:val="28"/>
         </w:rPr>
@@ -10985,6 +11735,7 @@
           <w:ilvl w:val="0"/>
           <w:numId w:val="47"/>
         </w:numPr>
+        <w:spacing w:after="60"/>
         <w:jc w:val="both"/>
         <w:rPr>
           <w:rFonts w:asciiTheme="majorBidi" w:hAnsiTheme="majorBidi" w:cstheme="majorBidi"/>
@@ -11003,6 +11754,7 @@
     </w:p>
     <w:p>
       <w:pPr>
+        <w:spacing w:after="120"/>
         <w:ind w:firstLine="720"/>
         <w:jc w:val="both"/>
         <w:rPr>
@@ -11043,6 +11795,7 @@
           <w:ilvl w:val="0"/>
           <w:numId w:val="47"/>
         </w:numPr>
+        <w:spacing w:after="60"/>
         <w:jc w:val="both"/>
         <w:rPr>
           <w:rFonts w:asciiTheme="majorBidi" w:hAnsiTheme="majorBidi" w:cstheme="majorBidi"/>
@@ -11221,6 +11974,7 @@
     </w:p>
     <w:p>
       <w:pPr>
+        <w:spacing w:after="60"/>
         <w:ind w:firstLine="720"/>
         <w:jc w:val="both"/>
         <w:rPr>
@@ -11283,7 +12037,6 @@
           <w:sz w:val="28"/>
           <w:szCs w:val="28"/>
         </w:rPr>
-        <w:lastRenderedPageBreak/>
         <w:t>The server’s host keys were changed intentionally by admin.</w:t>
       </w:r>
     </w:p>
@@ -11294,6 +12047,7 @@
           <w:ilvl w:val="1"/>
           <w:numId w:val="47"/>
         </w:numPr>
+        <w:spacing w:after="120"/>
         <w:ind w:left="1080"/>
         <w:jc w:val="both"/>
         <w:rPr>
@@ -11313,7 +12067,7 @@
     </w:p>
     <w:p>
       <w:pPr>
-        <w:ind w:firstLine="720"/>
+        <w:ind w:left="720"/>
         <w:jc w:val="both"/>
         <w:rPr>
           <w:rFonts w:asciiTheme="majorBidi" w:hAnsiTheme="majorBidi" w:cstheme="majorBidi"/>
@@ -11351,17 +12105,14 @@
         </w:rPr>
         <w:t>.</w:t>
       </w:r>
-    </w:p>
-    <w:p>
-      <w:pPr>
-        <w:ind w:firstLine="720"/>
-        <w:jc w:val="both"/>
-        <w:rPr>
-          <w:rFonts w:asciiTheme="majorBidi" w:hAnsiTheme="majorBidi" w:cstheme="majorBidi"/>
-          <w:sz w:val="28"/>
-          <w:szCs w:val="28"/>
-        </w:rPr>
-      </w:pPr>
+      <w:r>
+        <w:rPr>
+          <w:rFonts w:asciiTheme="majorBidi" w:hAnsiTheme="majorBidi" w:cstheme="majorBidi"/>
+          <w:sz w:val="28"/>
+          <w:szCs w:val="28"/>
+        </w:rPr>
+        <w:t xml:space="preserve"> </w:t>
+      </w:r>
       <w:r>
         <w:rPr>
           <w:rFonts w:asciiTheme="majorBidi" w:hAnsiTheme="majorBidi" w:cstheme="majorBidi"/>
@@ -11374,6 +12125,10 @@
       <w:r>
         <w:rPr>
           <w:rFonts w:asciiTheme="majorBidi" w:hAnsiTheme="majorBidi" w:cstheme="majorBidi"/>
+          <w:b/>
+          <w:bCs/>
+          <w:i/>
+          <w:iCs/>
           <w:sz w:val="28"/>
           <w:szCs w:val="28"/>
         </w:rPr>
@@ -11386,11 +12141,30 @@
           <w:sz w:val="28"/>
           <w:szCs w:val="28"/>
         </w:rPr>
-        <w:t xml:space="preserve"> is the mechanism that detects unexpected changes in server identity.</w:t>
-      </w:r>
-    </w:p>
-    <w:p>
-      <w:pPr>
+        <w:t xml:space="preserve"> </w:t>
+      </w:r>
+      <w:proofErr w:type="gramStart"/>
+      <w:r>
+        <w:rPr>
+          <w:rFonts w:asciiTheme="majorBidi" w:hAnsiTheme="majorBidi" w:cstheme="majorBidi"/>
+          <w:sz w:val="28"/>
+          <w:szCs w:val="28"/>
+        </w:rPr>
+        <w:t>is</w:t>
+      </w:r>
+      <w:proofErr w:type="gramEnd"/>
+      <w:r>
+        <w:rPr>
+          <w:rFonts w:asciiTheme="majorBidi" w:hAnsiTheme="majorBidi" w:cstheme="majorBidi"/>
+          <w:sz w:val="28"/>
+          <w:szCs w:val="28"/>
+        </w:rPr>
+        <w:t xml:space="preserve"> the mechanism that detects unexpected changes in server identity.</w:t>
+      </w:r>
+    </w:p>
+    <w:p>
+      <w:pPr>
+        <w:spacing w:after="120"/>
         <w:jc w:val="both"/>
         <w:rPr>
           <w:rFonts w:asciiTheme="majorBidi" w:hAnsiTheme="majorBidi" w:cstheme="majorBidi"/>
@@ -11420,7 +12194,33 @@
           <w:sz w:val="32"/>
           <w:szCs w:val="32"/>
         </w:rPr>
-        <w:t>~/.ssh/</w:t>
+        <w:t>~/.</w:t>
+      </w:r>
+      <w:proofErr w:type="spellStart"/>
+      <w:r>
+        <w:rPr>
+          <w:rFonts w:asciiTheme="majorBidi" w:hAnsiTheme="majorBidi" w:cstheme="majorBidi"/>
+          <w:b/>
+          <w:bCs/>
+          <w:i/>
+          <w:iCs/>
+          <w:sz w:val="32"/>
+          <w:szCs w:val="32"/>
+        </w:rPr>
+        <w:t>ssh</w:t>
+      </w:r>
+      <w:proofErr w:type="spellEnd"/>
+      <w:r>
+        <w:rPr>
+          <w:rFonts w:asciiTheme="majorBidi" w:hAnsiTheme="majorBidi" w:cstheme="majorBidi"/>
+          <w:b/>
+          <w:bCs/>
+          <w:i/>
+          <w:iCs/>
+          <w:sz w:val="32"/>
+          <w:szCs w:val="32"/>
+        </w:rPr>
+        <w:t>/</w:t>
       </w:r>
       <w:proofErr w:type="spellStart"/>
       <w:r>
@@ -11532,19 +12332,7 @@
                                 <w:sz w:val="28"/>
                                 <w:szCs w:val="28"/>
                               </w:rPr>
-                              <w:t xml:space="preserve">hostnames </w:t>
-                            </w:r>
-                            <w:r>
-                              <w:rPr>
-                                <w:rFonts w:asciiTheme="majorBidi" w:hAnsiTheme="majorBidi" w:cstheme="majorBidi"/>
-                                <w:b/>
-                                <w:bCs/>
-                                <w:i/>
-                                <w:iCs/>
-                                <w:sz w:val="28"/>
-                                <w:szCs w:val="28"/>
-                              </w:rPr>
-                              <w:t>key_type base64_encoded_key [optional_comment]</w:t>
+                              <w:t>hostnames key_type base64_encoded_key [optional_comment]</w:t>
                             </w:r>
                           </w:p>
                           <w:p>
@@ -11599,19 +12387,7 @@
                           <w:sz w:val="28"/>
                           <w:szCs w:val="28"/>
                         </w:rPr>
-                        <w:t xml:space="preserve">hostnames </w:t>
-                      </w:r>
-                      <w:r>
-                        <w:rPr>
-                          <w:rFonts w:asciiTheme="majorBidi" w:hAnsiTheme="majorBidi" w:cstheme="majorBidi"/>
-                          <w:b/>
-                          <w:bCs/>
-                          <w:i/>
-                          <w:iCs/>
-                          <w:sz w:val="28"/>
-                          <w:szCs w:val="28"/>
-                        </w:rPr>
-                        <w:t>key_type base64_encoded_key [optional_comment]</w:t>
+                        <w:t>hostnames key_type base64_encoded_key [optional_comment]</w:t>
                       </w:r>
                     </w:p>
                     <w:p>
@@ -11648,19 +12424,23 @@
     </w:p>
     <w:p>
       <w:pPr>
-        <w:jc w:val="both"/>
-        <w:rPr>
-          <w:rFonts w:asciiTheme="majorBidi" w:hAnsiTheme="majorBidi" w:cstheme="majorBidi"/>
-          <w:sz w:val="28"/>
-          <w:szCs w:val="28"/>
-        </w:rPr>
-      </w:pPr>
-      <w:r>
-        <w:rPr>
-          <w:rFonts w:asciiTheme="majorBidi" w:hAnsiTheme="majorBidi" w:cstheme="majorBidi"/>
-          <w:sz w:val="28"/>
-          <w:szCs w:val="28"/>
-        </w:rPr>
+        <w:spacing w:after="60"/>
+        <w:jc w:val="both"/>
+        <w:rPr>
+          <w:rFonts w:asciiTheme="majorBidi" w:hAnsiTheme="majorBidi" w:cstheme="majorBidi"/>
+          <w:sz w:val="28"/>
+          <w:szCs w:val="28"/>
+          <w:u w:val="single"/>
+        </w:rPr>
+      </w:pPr>
+      <w:r>
+        <w:rPr>
+          <w:rFonts w:asciiTheme="majorBidi" w:hAnsiTheme="majorBidi" w:cstheme="majorBidi"/>
+          <w:sz w:val="28"/>
+          <w:szCs w:val="28"/>
+          <w:u w:val="single"/>
+        </w:rPr>
+        <w:lastRenderedPageBreak/>
         <w:t>Examples of fields:</w:t>
       </w:r>
     </w:p>
@@ -11684,6 +12464,8 @@
           <w:rFonts w:asciiTheme="majorBidi" w:hAnsiTheme="majorBidi" w:cstheme="majorBidi"/>
           <w:b/>
           <w:bCs/>
+          <w:i/>
+          <w:iCs/>
           <w:sz w:val="28"/>
           <w:szCs w:val="28"/>
         </w:rPr>
@@ -11711,7 +12493,25 @@
           <w:sz w:val="28"/>
           <w:szCs w:val="28"/>
         </w:rPr>
-        <w:t>one or more hostnames/IPs (e.g. server.example.com, 192.0.2.10)</w:t>
+        <w:t>one or more hostnames/IPs (</w:t>
+      </w:r>
+      <w:proofErr w:type="gramStart"/>
+      <w:r>
+        <w:rPr>
+          <w:rFonts w:asciiTheme="majorBidi" w:hAnsiTheme="majorBidi" w:cstheme="majorBidi"/>
+          <w:sz w:val="28"/>
+          <w:szCs w:val="28"/>
+        </w:rPr>
+        <w:t>e.g.</w:t>
+      </w:r>
+      <w:proofErr w:type="gramEnd"/>
+      <w:r>
+        <w:rPr>
+          <w:rFonts w:asciiTheme="majorBidi" w:hAnsiTheme="majorBidi" w:cstheme="majorBidi"/>
+          <w:sz w:val="28"/>
+          <w:szCs w:val="28"/>
+        </w:rPr>
+        <w:t xml:space="preserve"> server.example.com, 192.0.2.10)</w:t>
       </w:r>
     </w:p>
     <w:p>
@@ -11735,6 +12535,8 @@
           <w:rFonts w:asciiTheme="majorBidi" w:hAnsiTheme="majorBidi" w:cstheme="majorBidi"/>
           <w:b/>
           <w:bCs/>
+          <w:i/>
+          <w:iCs/>
           <w:sz w:val="28"/>
           <w:szCs w:val="28"/>
         </w:rPr>
@@ -11757,13 +12559,23 @@
         </w:rPr>
         <w:t xml:space="preserve">→ </w:t>
       </w:r>
-      <w:r>
-        <w:rPr>
-          <w:rFonts w:asciiTheme="majorBidi" w:hAnsiTheme="majorBidi" w:cstheme="majorBidi"/>
-          <w:sz w:val="28"/>
-          <w:szCs w:val="28"/>
-        </w:rPr>
-        <w:t>e.g. ssh-ed25519, ssh-</w:t>
+      <w:proofErr w:type="gramStart"/>
+      <w:r>
+        <w:rPr>
+          <w:rFonts w:asciiTheme="majorBidi" w:hAnsiTheme="majorBidi" w:cstheme="majorBidi"/>
+          <w:sz w:val="28"/>
+          <w:szCs w:val="28"/>
+        </w:rPr>
+        <w:t>e.g.</w:t>
+      </w:r>
+      <w:proofErr w:type="gramEnd"/>
+      <w:r>
+        <w:rPr>
+          <w:rFonts w:asciiTheme="majorBidi" w:hAnsiTheme="majorBidi" w:cstheme="majorBidi"/>
+          <w:sz w:val="28"/>
+          <w:szCs w:val="28"/>
+        </w:rPr>
+        <w:t xml:space="preserve"> ssh-ed25519, </w:t>
       </w:r>
       <w:proofErr w:type="spellStart"/>
       <w:r>
@@ -11772,7 +12584,7 @@
           <w:sz w:val="28"/>
           <w:szCs w:val="28"/>
         </w:rPr>
-        <w:t>rsa</w:t>
+        <w:t>ssh-rsa</w:t>
       </w:r>
       <w:proofErr w:type="spellEnd"/>
       <w:r>
@@ -11802,6 +12614,10 @@
       <w:r>
         <w:rPr>
           <w:rFonts w:asciiTheme="majorBidi" w:hAnsiTheme="majorBidi" w:cstheme="majorBidi"/>
+          <w:b/>
+          <w:bCs/>
+          <w:i/>
+          <w:iCs/>
           <w:sz w:val="28"/>
           <w:szCs w:val="28"/>
         </w:rPr>
@@ -11839,6 +12655,7 @@
           <w:ilvl w:val="0"/>
           <w:numId w:val="47"/>
         </w:numPr>
+        <w:spacing w:after="120"/>
         <w:ind w:left="360"/>
         <w:jc w:val="both"/>
         <w:rPr>
@@ -11851,6 +12668,10 @@
       <w:r>
         <w:rPr>
           <w:rFonts w:asciiTheme="majorBidi" w:hAnsiTheme="majorBidi" w:cstheme="majorBidi"/>
+          <w:b/>
+          <w:bCs/>
+          <w:i/>
+          <w:iCs/>
           <w:sz w:val="28"/>
           <w:szCs w:val="28"/>
         </w:rPr>
@@ -11879,11 +12700,30 @@
           <w:sz w:val="28"/>
           <w:szCs w:val="28"/>
         </w:rPr>
-        <w:t>sometimes SSH or an admin adds a comment (e.g. “server migration 2025”).</w:t>
-      </w:r>
-    </w:p>
-    <w:p>
-      <w:pPr>
+        <w:t>sometimes SSH or an admin adds a comment (</w:t>
+      </w:r>
+      <w:proofErr w:type="gramStart"/>
+      <w:r>
+        <w:rPr>
+          <w:rFonts w:asciiTheme="majorBidi" w:hAnsiTheme="majorBidi" w:cstheme="majorBidi"/>
+          <w:sz w:val="28"/>
+          <w:szCs w:val="28"/>
+        </w:rPr>
+        <w:t>e.g.</w:t>
+      </w:r>
+      <w:proofErr w:type="gramEnd"/>
+      <w:r>
+        <w:rPr>
+          <w:rFonts w:asciiTheme="majorBidi" w:hAnsiTheme="majorBidi" w:cstheme="majorBidi"/>
+          <w:sz w:val="28"/>
+          <w:szCs w:val="28"/>
+        </w:rPr>
+        <w:t xml:space="preserve"> “server migration 2025”).</w:t>
+      </w:r>
+    </w:p>
+    <w:p>
+      <w:pPr>
+        <w:spacing w:after="120"/>
         <w:jc w:val="both"/>
         <w:rPr>
           <w:rFonts w:asciiTheme="majorBidi" w:hAnsiTheme="majorBidi" w:cstheme="majorBidi"/>
@@ -11902,22 +12742,23 @@
     </w:p>
     <w:p>
       <w:pPr>
-        <w:jc w:val="both"/>
-        <w:rPr>
-          <w:rFonts w:asciiTheme="majorBidi" w:hAnsiTheme="majorBidi" w:cstheme="majorBidi"/>
-          <w:b/>
-          <w:bCs/>
-          <w:sz w:val="28"/>
-          <w:szCs w:val="28"/>
-        </w:rPr>
-      </w:pPr>
-      <w:r>
-        <w:rPr>
-          <w:rFonts w:asciiTheme="majorBidi" w:hAnsiTheme="majorBidi" w:cstheme="majorBidi"/>
-          <w:b/>
-          <w:bCs/>
-          <w:sz w:val="28"/>
-          <w:szCs w:val="28"/>
+        <w:spacing w:after="120"/>
+        <w:jc w:val="both"/>
+        <w:rPr>
+          <w:rFonts w:asciiTheme="majorBidi" w:hAnsiTheme="majorBidi" w:cstheme="majorBidi"/>
+          <w:b/>
+          <w:bCs/>
+          <w:sz w:val="32"/>
+          <w:szCs w:val="32"/>
+        </w:rPr>
+      </w:pPr>
+      <w:r>
+        <w:rPr>
+          <w:rFonts w:asciiTheme="majorBidi" w:hAnsiTheme="majorBidi" w:cstheme="majorBidi"/>
+          <w:b/>
+          <w:bCs/>
+          <w:sz w:val="32"/>
+          <w:szCs w:val="32"/>
         </w:rPr>
         <w:t xml:space="preserve">Hashed hostnames in </w:t>
       </w:r>
@@ -11929,8 +12770,8 @@
           <w:bCs/>
           <w:i/>
           <w:iCs/>
-          <w:sz w:val="28"/>
-          <w:szCs w:val="28"/>
+          <w:sz w:val="32"/>
+          <w:szCs w:val="32"/>
         </w:rPr>
         <w:t>known_hosts</w:t>
       </w:r>
@@ -11942,8 +12783,8 @@
           <w:bCs/>
           <w:i/>
           <w:iCs/>
-          <w:sz w:val="28"/>
-          <w:szCs w:val="28"/>
+          <w:sz w:val="32"/>
+          <w:szCs w:val="32"/>
         </w:rPr>
         <w:t>:</w:t>
       </w:r>
@@ -12109,12 +12950,28 @@
           <w:sz w:val="28"/>
           <w:szCs w:val="28"/>
         </w:rPr>
-        <w:t>SSH has a configuration option (often in /</w:t>
+        <w:t xml:space="preserve">SSH has a configuration option (often in </w:t>
+      </w:r>
+      <w:r>
+        <w:rPr>
+          <w:rFonts w:asciiTheme="majorBidi" w:hAnsiTheme="majorBidi" w:cstheme="majorBidi"/>
+          <w:b/>
+          <w:bCs/>
+          <w:i/>
+          <w:iCs/>
+          <w:sz w:val="28"/>
+          <w:szCs w:val="28"/>
+        </w:rPr>
+        <w:t>/</w:t>
       </w:r>
       <w:proofErr w:type="spellStart"/>
       <w:r>
         <w:rPr>
           <w:rFonts w:asciiTheme="majorBidi" w:hAnsiTheme="majorBidi" w:cstheme="majorBidi"/>
+          <w:b/>
+          <w:bCs/>
+          <w:i/>
+          <w:iCs/>
           <w:sz w:val="28"/>
           <w:szCs w:val="28"/>
         </w:rPr>
@@ -12124,15 +12981,49 @@
       <w:r>
         <w:rPr>
           <w:rFonts w:asciiTheme="majorBidi" w:hAnsiTheme="majorBidi" w:cstheme="majorBidi"/>
-          <w:sz w:val="28"/>
-          <w:szCs w:val="28"/>
-        </w:rPr>
-        <w:t>/ssh/</w:t>
+          <w:b/>
+          <w:bCs/>
+          <w:i/>
+          <w:iCs/>
+          <w:sz w:val="28"/>
+          <w:szCs w:val="28"/>
+        </w:rPr>
+        <w:t>/</w:t>
       </w:r>
       <w:proofErr w:type="spellStart"/>
       <w:r>
         <w:rPr>
           <w:rFonts w:asciiTheme="majorBidi" w:hAnsiTheme="majorBidi" w:cstheme="majorBidi"/>
+          <w:b/>
+          <w:bCs/>
+          <w:i/>
+          <w:iCs/>
+          <w:sz w:val="28"/>
+          <w:szCs w:val="28"/>
+        </w:rPr>
+        <w:t>ssh</w:t>
+      </w:r>
+      <w:proofErr w:type="spellEnd"/>
+      <w:r>
+        <w:rPr>
+          <w:rFonts w:asciiTheme="majorBidi" w:hAnsiTheme="majorBidi" w:cstheme="majorBidi"/>
+          <w:b/>
+          <w:bCs/>
+          <w:i/>
+          <w:iCs/>
+          <w:sz w:val="28"/>
+          <w:szCs w:val="28"/>
+        </w:rPr>
+        <w:t>/</w:t>
+      </w:r>
+      <w:proofErr w:type="spellStart"/>
+      <w:r>
+        <w:rPr>
+          <w:rFonts w:asciiTheme="majorBidi" w:hAnsiTheme="majorBidi" w:cstheme="majorBidi"/>
+          <w:b/>
+          <w:bCs/>
+          <w:i/>
+          <w:iCs/>
           <w:sz w:val="28"/>
           <w:szCs w:val="28"/>
         </w:rPr>
@@ -12145,21 +13036,68 @@
           <w:sz w:val="28"/>
           <w:szCs w:val="28"/>
         </w:rPr>
-        <w:t xml:space="preserve"> or ~/.ssh/config):</w:t>
-      </w:r>
-    </w:p>
-    <w:p>
-      <w:pPr>
-        <w:jc w:val="both"/>
-        <w:rPr>
-          <w:rFonts w:asciiTheme="majorBidi" w:hAnsiTheme="majorBidi" w:cstheme="majorBidi"/>
-          <w:sz w:val="28"/>
-          <w:szCs w:val="28"/>
-        </w:rPr>
-      </w:pPr>
-    </w:p>
-    <w:p>
-      <w:pPr>
+        <w:t xml:space="preserve"> or </w:t>
+      </w:r>
+      <w:r>
+        <w:rPr>
+          <w:rFonts w:asciiTheme="majorBidi" w:hAnsiTheme="majorBidi" w:cstheme="majorBidi"/>
+          <w:b/>
+          <w:bCs/>
+          <w:i/>
+          <w:iCs/>
+          <w:sz w:val="28"/>
+          <w:szCs w:val="28"/>
+        </w:rPr>
+        <w:t>~/.</w:t>
+      </w:r>
+      <w:proofErr w:type="spellStart"/>
+      <w:r>
+        <w:rPr>
+          <w:rFonts w:asciiTheme="majorBidi" w:hAnsiTheme="majorBidi" w:cstheme="majorBidi"/>
+          <w:b/>
+          <w:bCs/>
+          <w:i/>
+          <w:iCs/>
+          <w:sz w:val="28"/>
+          <w:szCs w:val="28"/>
+        </w:rPr>
+        <w:t>ssh</w:t>
+      </w:r>
+      <w:proofErr w:type="spellEnd"/>
+      <w:r>
+        <w:rPr>
+          <w:rFonts w:asciiTheme="majorBidi" w:hAnsiTheme="majorBidi" w:cstheme="majorBidi"/>
+          <w:b/>
+          <w:bCs/>
+          <w:i/>
+          <w:iCs/>
+          <w:sz w:val="28"/>
+          <w:szCs w:val="28"/>
+        </w:rPr>
+        <w:t>/config</w:t>
+      </w:r>
+      <w:r>
+        <w:rPr>
+          <w:rFonts w:asciiTheme="majorBidi" w:hAnsiTheme="majorBidi" w:cstheme="majorBidi"/>
+          <w:sz w:val="28"/>
+          <w:szCs w:val="28"/>
+        </w:rPr>
+        <w:t>):</w:t>
+      </w:r>
+    </w:p>
+    <w:p>
+      <w:pPr>
+        <w:jc w:val="both"/>
+        <w:rPr>
+          <w:rFonts w:asciiTheme="majorBidi" w:hAnsiTheme="majorBidi" w:cstheme="majorBidi"/>
+          <w:sz w:val="28"/>
+          <w:szCs w:val="28"/>
+        </w:rPr>
+      </w:pPr>
+    </w:p>
+    <w:p>
+      <w:pPr>
+        <w:spacing w:after="120"/>
         <w:jc w:val="both"/>
         <w:rPr>
           <w:rFonts w:asciiTheme="majorBidi" w:hAnsiTheme="majorBidi" w:cstheme="majorBidi"/>
@@ -12254,20 +13192,23 @@
     </w:p>
     <w:p>
       <w:pPr>
-        <w:jc w:val="both"/>
-        <w:rPr>
-          <w:rFonts w:asciiTheme="majorBidi" w:hAnsiTheme="majorBidi" w:cstheme="majorBidi"/>
-          <w:sz w:val="28"/>
-          <w:szCs w:val="28"/>
-          <w:u w:val="single"/>
-        </w:rPr>
-      </w:pPr>
-      <w:r>
-        <w:rPr>
-          <w:rFonts w:asciiTheme="majorBidi" w:hAnsiTheme="majorBidi" w:cstheme="majorBidi"/>
-          <w:sz w:val="28"/>
-          <w:szCs w:val="28"/>
-          <w:u w:val="single"/>
+        <w:spacing w:after="60"/>
+        <w:jc w:val="both"/>
+        <w:rPr>
+          <w:rFonts w:asciiTheme="majorBidi" w:hAnsiTheme="majorBidi" w:cstheme="majorBidi"/>
+          <w:b/>
+          <w:bCs/>
+          <w:sz w:val="28"/>
+          <w:szCs w:val="28"/>
+        </w:rPr>
+      </w:pPr>
+      <w:r>
+        <w:rPr>
+          <w:rFonts w:asciiTheme="majorBidi" w:hAnsiTheme="majorBidi" w:cstheme="majorBidi"/>
+          <w:b/>
+          <w:bCs/>
+          <w:sz w:val="28"/>
+          <w:szCs w:val="28"/>
         </w:rPr>
         <w:t>Important details:</w:t>
       </w:r>
@@ -12346,6 +13287,7 @@
     </w:p>
     <w:p>
       <w:pPr>
+        <w:spacing w:after="60"/>
         <w:jc w:val="both"/>
         <w:rPr>
           <w:rFonts w:asciiTheme="majorBidi" w:hAnsiTheme="majorBidi" w:cstheme="majorBidi"/>
@@ -12458,6 +13400,7 @@
     </w:p>
     <w:p>
       <w:pPr>
+        <w:spacing w:after="120"/>
         <w:jc w:val="both"/>
         <w:rPr>
           <w:rFonts w:asciiTheme="majorBidi" w:hAnsiTheme="majorBidi" w:cstheme="majorBidi"/>
@@ -12490,6 +13433,7 @@
     </w:p>
     <w:p>
       <w:pPr>
+        <w:spacing w:after="120"/>
         <w:jc w:val="both"/>
         <w:rPr>
           <w:rFonts w:asciiTheme="majorBidi" w:hAnsiTheme="majorBidi" w:cstheme="majorBidi"/>
@@ -12508,6 +13452,7 @@
     </w:p>
     <w:p>
       <w:pPr>
+        <w:spacing w:after="60"/>
         <w:jc w:val="both"/>
         <w:rPr>
           <w:rFonts w:asciiTheme="majorBidi" w:hAnsiTheme="majorBidi" w:cstheme="majorBidi"/>
@@ -12555,6 +13500,7 @@
           <w:ilvl w:val="0"/>
           <w:numId w:val="50"/>
         </w:numPr>
+        <w:spacing w:after="120"/>
         <w:ind w:left="360"/>
         <w:jc w:val="both"/>
         <w:rPr>
@@ -12569,7 +13515,6 @@
           <w:sz w:val="28"/>
           <w:szCs w:val="28"/>
         </w:rPr>
-        <w:lastRenderedPageBreak/>
         <w:t>Display: SHA</w:t>
       </w:r>
       <w:proofErr w:type="gramStart"/>
@@ -12593,20 +13538,23 @@
     </w:p>
     <w:p>
       <w:pPr>
-        <w:jc w:val="both"/>
-        <w:rPr>
-          <w:rFonts w:asciiTheme="majorBidi" w:hAnsiTheme="majorBidi" w:cstheme="majorBidi"/>
-          <w:sz w:val="28"/>
-          <w:szCs w:val="28"/>
-          <w:u w:val="single"/>
-        </w:rPr>
-      </w:pPr>
-      <w:r>
-        <w:rPr>
-          <w:rFonts w:asciiTheme="majorBidi" w:hAnsiTheme="majorBidi" w:cstheme="majorBidi"/>
-          <w:sz w:val="28"/>
-          <w:szCs w:val="28"/>
-          <w:u w:val="single"/>
+        <w:spacing w:after="60"/>
+        <w:jc w:val="both"/>
+        <w:rPr>
+          <w:rFonts w:asciiTheme="majorBidi" w:hAnsiTheme="majorBidi" w:cstheme="majorBidi"/>
+          <w:b/>
+          <w:bCs/>
+          <w:sz w:val="28"/>
+          <w:szCs w:val="28"/>
+        </w:rPr>
+      </w:pPr>
+      <w:r>
+        <w:rPr>
+          <w:rFonts w:asciiTheme="majorBidi" w:hAnsiTheme="majorBidi" w:cstheme="majorBidi"/>
+          <w:b/>
+          <w:bCs/>
+          <w:sz w:val="28"/>
+          <w:szCs w:val="28"/>
         </w:rPr>
         <w:t>Purpose of the fingerprint:</w:t>
       </w:r>
@@ -12666,6 +13614,7 @@
           <w:ilvl w:val="0"/>
           <w:numId w:val="51"/>
         </w:numPr>
+        <w:spacing w:after="120"/>
         <w:ind w:left="360"/>
         <w:jc w:val="both"/>
         <w:rPr>
@@ -12685,6 +13634,7 @@
     </w:p>
     <w:p>
       <w:pPr>
+        <w:spacing w:after="60"/>
         <w:jc w:val="both"/>
         <w:rPr>
           <w:rFonts w:asciiTheme="majorBidi" w:hAnsiTheme="majorBidi" w:cstheme="majorBidi"/>
@@ -12775,6 +13725,7 @@
     </w:p>
     <w:p>
       <w:pPr>
+        <w:spacing w:after="120"/>
         <w:jc w:val="both"/>
         <w:rPr>
           <w:rFonts w:asciiTheme="majorBidi" w:hAnsiTheme="majorBidi" w:cstheme="majorBidi"/>
@@ -12792,6 +13743,7 @@
           <w:sz w:val="36"/>
           <w:szCs w:val="36"/>
         </w:rPr>
+        <w:lastRenderedPageBreak/>
         <w:t>SSH Key-Based Authentication (Password-less Login)</w:t>
       </w:r>
     </w:p>
@@ -12815,7 +13767,7 @@
     </w:p>
     <w:p>
       <w:pPr>
-        <w:spacing w:after="120"/>
+        <w:spacing w:after="60"/>
         <w:jc w:val="both"/>
         <w:rPr>
           <w:rFonts w:asciiTheme="majorBidi" w:hAnsiTheme="majorBidi" w:cstheme="majorBidi"/>
@@ -12894,6 +13846,7 @@
     </w:p>
     <w:p>
       <w:pPr>
+        <w:spacing w:after="60"/>
         <w:jc w:val="both"/>
         <w:rPr>
           <w:rFonts w:asciiTheme="majorBidi" w:hAnsiTheme="majorBidi" w:cstheme="majorBidi"/>
@@ -12915,7 +13868,7 @@
         <w:pStyle w:val="ListParagraph"/>
         <w:numPr>
           <w:ilvl w:val="0"/>
-          <w:numId w:val="53"/>
+          <w:numId w:val="173"/>
         </w:numPr>
         <w:spacing w:after="60"/>
         <w:ind w:left="360"/>
@@ -12938,24 +13891,15 @@
         </w:rPr>
         <w:t>Private key</w:t>
       </w:r>
-    </w:p>
-    <w:p>
-      <w:pPr>
-        <w:ind w:firstLine="360"/>
-        <w:jc w:val="both"/>
-        <w:rPr>
-          <w:rFonts w:asciiTheme="majorBidi" w:hAnsiTheme="majorBidi" w:cstheme="majorBidi"/>
-          <w:sz w:val="28"/>
-          <w:szCs w:val="28"/>
-        </w:rPr>
-      </w:pPr>
-      <w:r>
-        <w:rPr>
-          <w:rFonts w:asciiTheme="majorBidi" w:hAnsiTheme="majorBidi" w:cstheme="majorBidi"/>
-          <w:sz w:val="28"/>
-          <w:szCs w:val="28"/>
-        </w:rPr>
-        <w:t>~/.ssh/id_ed25519</w:t>
+      <w:r>
+        <w:rPr>
+          <w:rFonts w:asciiTheme="majorBidi" w:hAnsiTheme="majorBidi" w:cstheme="majorBidi"/>
+          <w:b/>
+          <w:bCs/>
+          <w:sz w:val="28"/>
+          <w:szCs w:val="28"/>
+        </w:rPr>
+        <w:t>:</w:t>
       </w:r>
       <w:r>
         <w:rPr>
@@ -12968,18 +13912,48 @@
       <w:r>
         <w:rPr>
           <w:rFonts w:asciiTheme="majorBidi" w:hAnsiTheme="majorBidi" w:cstheme="majorBidi"/>
-          <w:sz w:val="28"/>
-          <w:szCs w:val="28"/>
-        </w:rPr>
-        <w:t xml:space="preserve">→ </w:t>
-      </w:r>
-      <w:r>
-        <w:rPr>
-          <w:rFonts w:asciiTheme="majorBidi" w:hAnsiTheme="majorBidi" w:cstheme="majorBidi"/>
-          <w:sz w:val="28"/>
-          <w:szCs w:val="28"/>
-        </w:rPr>
-        <w:t>Must remain secret and never leave the client.</w:t>
+          <w:b/>
+          <w:bCs/>
+          <w:i/>
+          <w:iCs/>
+          <w:sz w:val="28"/>
+          <w:szCs w:val="28"/>
+        </w:rPr>
+        <w:t>~/.</w:t>
+      </w:r>
+      <w:proofErr w:type="spellStart"/>
+      <w:r>
+        <w:rPr>
+          <w:rFonts w:asciiTheme="majorBidi" w:hAnsiTheme="majorBidi" w:cstheme="majorBidi"/>
+          <w:b/>
+          <w:bCs/>
+          <w:i/>
+          <w:iCs/>
+          <w:sz w:val="28"/>
+          <w:szCs w:val="28"/>
+        </w:rPr>
+        <w:t>ssh</w:t>
+      </w:r>
+      <w:proofErr w:type="spellEnd"/>
+      <w:r>
+        <w:rPr>
+          <w:rFonts w:asciiTheme="majorBidi" w:hAnsiTheme="majorBidi" w:cstheme="majorBidi"/>
+          <w:b/>
+          <w:bCs/>
+          <w:i/>
+          <w:iCs/>
+          <w:sz w:val="28"/>
+          <w:szCs w:val="28"/>
+        </w:rPr>
+        <w:t>/id_ed25519</w:t>
+      </w:r>
+      <w:r>
+        <w:rPr>
+          <w:rFonts w:asciiTheme="majorBidi" w:hAnsiTheme="majorBidi" w:cstheme="majorBidi"/>
+          <w:sz w:val="28"/>
+          <w:szCs w:val="28"/>
+        </w:rPr>
+        <w:t xml:space="preserve"> → Must remain secret and never leave the client.</w:t>
       </w:r>
     </w:p>
     <w:p>
@@ -12987,9 +13961,9 @@
         <w:pStyle w:val="ListParagraph"/>
         <w:numPr>
           <w:ilvl w:val="0"/>
-          <w:numId w:val="53"/>
+          <w:numId w:val="174"/>
         </w:numPr>
-        <w:spacing w:after="60"/>
+        <w:spacing w:after="120"/>
         <w:ind w:left="360"/>
         <w:jc w:val="both"/>
         <w:rPr>
@@ -13010,52 +13984,66 @@
         </w:rPr>
         <w:t>Public key</w:t>
       </w:r>
-    </w:p>
-    <w:p>
-      <w:pPr>
-        <w:ind w:firstLine="360"/>
-        <w:jc w:val="both"/>
-        <w:rPr>
-          <w:rFonts w:asciiTheme="majorBidi" w:hAnsiTheme="majorBidi" w:cstheme="majorBidi"/>
-          <w:sz w:val="28"/>
-          <w:szCs w:val="28"/>
-        </w:rPr>
-      </w:pPr>
-      <w:r>
-        <w:rPr>
-          <w:rFonts w:asciiTheme="majorBidi" w:hAnsiTheme="majorBidi" w:cstheme="majorBidi"/>
-          <w:sz w:val="28"/>
-          <w:szCs w:val="28"/>
-        </w:rPr>
-        <w:t>~/.ssh/id_ed25519.pub</w:t>
-      </w:r>
-      <w:r>
-        <w:rPr>
-          <w:rFonts w:asciiTheme="majorBidi" w:hAnsiTheme="majorBidi" w:cstheme="majorBidi"/>
-          <w:sz w:val="28"/>
-          <w:szCs w:val="28"/>
-        </w:rPr>
-        <w:t xml:space="preserve"> </w:t>
-      </w:r>
-      <w:r>
-        <w:rPr>
-          <w:rFonts w:asciiTheme="majorBidi" w:hAnsiTheme="majorBidi" w:cstheme="majorBidi"/>
-          <w:sz w:val="28"/>
-          <w:szCs w:val="28"/>
-        </w:rPr>
-        <w:t xml:space="preserve">→ </w:t>
-      </w:r>
-      <w:r>
-        <w:rPr>
-          <w:rFonts w:asciiTheme="majorBidi" w:hAnsiTheme="majorBidi" w:cstheme="majorBidi"/>
-          <w:sz w:val="28"/>
-          <w:szCs w:val="28"/>
-        </w:rPr>
-        <w:t>Safe to share and will be placed on the server.</w:t>
-      </w:r>
-    </w:p>
-    <w:p>
-      <w:pPr>
+      <w:r>
+        <w:rPr>
+          <w:rFonts w:asciiTheme="majorBidi" w:hAnsiTheme="majorBidi" w:cstheme="majorBidi"/>
+          <w:b/>
+          <w:bCs/>
+          <w:sz w:val="28"/>
+          <w:szCs w:val="28"/>
+        </w:rPr>
+        <w:t xml:space="preserve">: </w:t>
+      </w:r>
+      <w:r>
+        <w:rPr>
+          <w:rFonts w:asciiTheme="majorBidi" w:hAnsiTheme="majorBidi" w:cstheme="majorBidi"/>
+          <w:b/>
+          <w:bCs/>
+          <w:i/>
+          <w:iCs/>
+          <w:sz w:val="28"/>
+          <w:szCs w:val="28"/>
+        </w:rPr>
+        <w:t>~/.</w:t>
+      </w:r>
+      <w:proofErr w:type="spellStart"/>
+      <w:r>
+        <w:rPr>
+          <w:rFonts w:asciiTheme="majorBidi" w:hAnsiTheme="majorBidi" w:cstheme="majorBidi"/>
+          <w:b/>
+          <w:bCs/>
+          <w:i/>
+          <w:iCs/>
+          <w:sz w:val="28"/>
+          <w:szCs w:val="28"/>
+        </w:rPr>
+        <w:t>ssh</w:t>
+      </w:r>
+      <w:proofErr w:type="spellEnd"/>
+      <w:r>
+        <w:rPr>
+          <w:rFonts w:asciiTheme="majorBidi" w:hAnsiTheme="majorBidi" w:cstheme="majorBidi"/>
+          <w:b/>
+          <w:bCs/>
+          <w:i/>
+          <w:iCs/>
+          <w:sz w:val="28"/>
+          <w:szCs w:val="28"/>
+        </w:rPr>
+        <w:t>/id_ed25519.pub</w:t>
+      </w:r>
+      <w:r>
+        <w:rPr>
+          <w:rFonts w:asciiTheme="majorBidi" w:hAnsiTheme="majorBidi" w:cstheme="majorBidi"/>
+          <w:sz w:val="28"/>
+          <w:szCs w:val="28"/>
+        </w:rPr>
+        <w:t xml:space="preserve"> → Safe to share and will be placed on the server.</w:t>
+      </w:r>
+    </w:p>
+    <w:p>
+      <w:pPr>
+        <w:spacing w:after="120"/>
         <w:jc w:val="both"/>
         <w:rPr>
           <w:rFonts w:asciiTheme="majorBidi" w:hAnsiTheme="majorBidi" w:cstheme="majorBidi"/>
@@ -13088,6 +14076,7 @@
     </w:p>
     <w:p>
       <w:pPr>
+        <w:spacing w:after="60"/>
         <w:jc w:val="both"/>
         <w:rPr>
           <w:rFonts w:asciiTheme="majorBidi" w:hAnsiTheme="majorBidi" w:cstheme="majorBidi"/>
@@ -13106,28 +14095,29 @@
     </w:p>
     <w:p>
       <w:pPr>
-        <w:jc w:val="both"/>
-        <w:rPr>
-          <w:rFonts w:asciiTheme="majorBidi" w:hAnsiTheme="majorBidi" w:cstheme="majorBidi"/>
-          <w:b/>
-          <w:bCs/>
-          <w:i/>
-          <w:iCs/>
-          <w:sz w:val="28"/>
-          <w:szCs w:val="28"/>
-        </w:rPr>
-      </w:pPr>
-      <w:r>
-        <w:rPr>
-          <w:rFonts w:asciiTheme="majorBidi" w:hAnsiTheme="majorBidi" w:cstheme="majorBidi"/>
-          <w:b/>
-          <w:bCs/>
-          <w:i/>
-          <w:iCs/>
-          <w:sz w:val="28"/>
-          <w:szCs w:val="28"/>
-        </w:rPr>
-        <w:t>~/.ssh/</w:t>
+        <w:spacing w:after="120"/>
+        <w:jc w:val="both"/>
+        <w:rPr>
+          <w:rFonts w:asciiTheme="majorBidi" w:hAnsiTheme="majorBidi" w:cstheme="majorBidi"/>
+          <w:b/>
+          <w:bCs/>
+          <w:i/>
+          <w:iCs/>
+          <w:sz w:val="28"/>
+          <w:szCs w:val="28"/>
+        </w:rPr>
+      </w:pPr>
+      <w:r>
+        <w:rPr>
+          <w:rFonts w:asciiTheme="majorBidi" w:hAnsiTheme="majorBidi" w:cstheme="majorBidi"/>
+          <w:b/>
+          <w:bCs/>
+          <w:i/>
+          <w:iCs/>
+          <w:sz w:val="28"/>
+          <w:szCs w:val="28"/>
+        </w:rPr>
+        <w:t>~/.</w:t>
       </w:r>
       <w:proofErr w:type="spellStart"/>
       <w:r>
@@ -13140,12 +14130,39 @@
           <w:sz w:val="28"/>
           <w:szCs w:val="28"/>
         </w:rPr>
+        <w:t>ssh</w:t>
+      </w:r>
+      <w:proofErr w:type="spellEnd"/>
+      <w:r>
+        <w:rPr>
+          <w:rFonts w:asciiTheme="majorBidi" w:hAnsiTheme="majorBidi" w:cstheme="majorBidi"/>
+          <w:b/>
+          <w:bCs/>
+          <w:i/>
+          <w:iCs/>
+          <w:sz w:val="28"/>
+          <w:szCs w:val="28"/>
+        </w:rPr>
+        <w:t>/</w:t>
+      </w:r>
+      <w:proofErr w:type="spellStart"/>
+      <w:r>
+        <w:rPr>
+          <w:rFonts w:asciiTheme="majorBidi" w:hAnsiTheme="majorBidi" w:cstheme="majorBidi"/>
+          <w:b/>
+          <w:bCs/>
+          <w:i/>
+          <w:iCs/>
+          <w:sz w:val="28"/>
+          <w:szCs w:val="28"/>
+        </w:rPr>
         <w:t>authorized_keys</w:t>
       </w:r>
       <w:proofErr w:type="spellEnd"/>
     </w:p>
     <w:p>
       <w:pPr>
+        <w:spacing w:after="60"/>
         <w:jc w:val="both"/>
         <w:rPr>
           <w:rFonts w:asciiTheme="majorBidi" w:hAnsiTheme="majorBidi" w:cstheme="majorBidi"/>
@@ -13164,29 +14181,18 @@
     </w:p>
     <w:p>
       <w:pPr>
-        <w:jc w:val="both"/>
-        <w:rPr>
-          <w:rFonts w:asciiTheme="majorBidi" w:hAnsiTheme="majorBidi" w:cstheme="majorBidi"/>
-          <w:b/>
-          <w:bCs/>
-          <w:i/>
-          <w:iCs/>
-          <w:sz w:val="28"/>
-          <w:szCs w:val="28"/>
-        </w:rPr>
-      </w:pPr>
-      <w:r>
-        <w:rPr>
-          <w:rFonts w:asciiTheme="majorBidi" w:hAnsiTheme="majorBidi" w:cstheme="majorBidi"/>
-          <w:b/>
-          <w:bCs/>
-          <w:i/>
-          <w:iCs/>
-          <w:sz w:val="28"/>
-          <w:szCs w:val="28"/>
-        </w:rPr>
-        <w:t xml:space="preserve">ssh-copy-id </w:t>
-      </w:r>
+        <w:spacing w:after="120"/>
+        <w:jc w:val="both"/>
+        <w:rPr>
+          <w:rFonts w:asciiTheme="majorBidi" w:hAnsiTheme="majorBidi" w:cstheme="majorBidi"/>
+          <w:b/>
+          <w:bCs/>
+          <w:i/>
+          <w:iCs/>
+          <w:sz w:val="28"/>
+          <w:szCs w:val="28"/>
+        </w:rPr>
+      </w:pPr>
       <w:proofErr w:type="spellStart"/>
       <w:r>
         <w:rPr>
@@ -13198,22 +14204,53 @@
           <w:sz w:val="28"/>
           <w:szCs w:val="28"/>
         </w:rPr>
+        <w:t>ssh</w:t>
+      </w:r>
+      <w:proofErr w:type="spellEnd"/>
+      <w:r>
+        <w:rPr>
+          <w:rFonts w:asciiTheme="majorBidi" w:hAnsiTheme="majorBidi" w:cstheme="majorBidi"/>
+          <w:b/>
+          <w:bCs/>
+          <w:i/>
+          <w:iCs/>
+          <w:sz w:val="28"/>
+          <w:szCs w:val="28"/>
+        </w:rPr>
+        <w:t xml:space="preserve">-copy-id </w:t>
+      </w:r>
+      <w:proofErr w:type="spellStart"/>
+      <w:r>
+        <w:rPr>
+          <w:rFonts w:asciiTheme="majorBidi" w:hAnsiTheme="majorBidi" w:cstheme="majorBidi"/>
+          <w:b/>
+          <w:bCs/>
+          <w:i/>
+          <w:iCs/>
+          <w:sz w:val="28"/>
+          <w:szCs w:val="28"/>
+        </w:rPr>
         <w:t>user@server</w:t>
       </w:r>
       <w:proofErr w:type="spellEnd"/>
     </w:p>
     <w:p>
       <w:pPr>
-        <w:jc w:val="both"/>
-        <w:rPr>
-          <w:rFonts w:asciiTheme="majorBidi" w:hAnsiTheme="majorBidi" w:cstheme="majorBidi"/>
-          <w:sz w:val="28"/>
-          <w:szCs w:val="28"/>
-        </w:rPr>
-      </w:pPr>
-      <w:r>
-        <w:rPr>
-          <w:rFonts w:asciiTheme="majorBidi" w:hAnsiTheme="majorBidi" w:cstheme="majorBidi"/>
+        <w:spacing w:after="60"/>
+        <w:jc w:val="both"/>
+        <w:rPr>
+          <w:rFonts w:asciiTheme="majorBidi" w:hAnsiTheme="majorBidi" w:cstheme="majorBidi"/>
+          <w:b/>
+          <w:bCs/>
+          <w:sz w:val="28"/>
+          <w:szCs w:val="28"/>
+        </w:rPr>
+      </w:pPr>
+      <w:r>
+        <w:rPr>
+          <w:rFonts w:asciiTheme="majorBidi" w:hAnsiTheme="majorBidi" w:cstheme="majorBidi"/>
+          <w:b/>
+          <w:bCs/>
           <w:sz w:val="28"/>
           <w:szCs w:val="28"/>
         </w:rPr>
@@ -13271,6 +14308,10 @@
       <w:r>
         <w:rPr>
           <w:rFonts w:asciiTheme="majorBidi" w:hAnsiTheme="majorBidi" w:cstheme="majorBidi"/>
+          <w:b/>
+          <w:bCs/>
+          <w:i/>
+          <w:iCs/>
           <w:sz w:val="28"/>
           <w:szCs w:val="28"/>
         </w:rPr>
@@ -13307,12 +14348,50 @@
           <w:sz w:val="28"/>
           <w:szCs w:val="28"/>
         </w:rPr>
-        <w:t xml:space="preserve">Fixes permissions (.ssh = 700, </w:t>
+        <w:t>Fixes permissions (</w:t>
+      </w:r>
+      <w:r>
+        <w:rPr>
+          <w:rFonts w:asciiTheme="majorBidi" w:hAnsiTheme="majorBidi" w:cstheme="majorBidi"/>
+          <w:b/>
+          <w:bCs/>
+          <w:i/>
+          <w:iCs/>
+          <w:sz w:val="28"/>
+          <w:szCs w:val="28"/>
+        </w:rPr>
+        <w:t>.</w:t>
       </w:r>
       <w:proofErr w:type="spellStart"/>
       <w:r>
         <w:rPr>
           <w:rFonts w:asciiTheme="majorBidi" w:hAnsiTheme="majorBidi" w:cstheme="majorBidi"/>
+          <w:b/>
+          <w:bCs/>
+          <w:i/>
+          <w:iCs/>
+          <w:sz w:val="28"/>
+          <w:szCs w:val="28"/>
+        </w:rPr>
+        <w:t>ssh</w:t>
+      </w:r>
+      <w:proofErr w:type="spellEnd"/>
+      <w:r>
+        <w:rPr>
+          <w:rFonts w:asciiTheme="majorBidi" w:hAnsiTheme="majorBidi" w:cstheme="majorBidi"/>
+          <w:sz w:val="28"/>
+          <w:szCs w:val="28"/>
+        </w:rPr>
+        <w:t xml:space="preserve"> = 700, </w:t>
+      </w:r>
+      <w:proofErr w:type="spellStart"/>
+      <w:r>
+        <w:rPr>
+          <w:rFonts w:asciiTheme="majorBidi" w:hAnsiTheme="majorBidi" w:cstheme="majorBidi"/>
+          <w:b/>
+          <w:bCs/>
+          <w:i/>
+          <w:iCs/>
           <w:sz w:val="28"/>
           <w:szCs w:val="28"/>
         </w:rPr>
@@ -13361,7 +14440,27 @@
           <w:sz w:val="28"/>
           <w:szCs w:val="28"/>
         </w:rPr>
-        <w:t xml:space="preserve">You can also copy manually by appending the .pub file to </w:t>
+        <w:t xml:space="preserve">You can also copy manually by appending the </w:t>
+      </w:r>
+      <w:r>
+        <w:rPr>
+          <w:rFonts w:asciiTheme="majorBidi" w:hAnsiTheme="majorBidi" w:cstheme="majorBidi"/>
+          <w:b/>
+          <w:bCs/>
+          <w:i/>
+          <w:iCs/>
+          <w:sz w:val="28"/>
+          <w:szCs w:val="28"/>
+        </w:rPr>
+        <w:t>.pub</w:t>
+      </w:r>
+      <w:r>
+        <w:rPr>
+          <w:rFonts w:asciiTheme="majorBidi" w:hAnsiTheme="majorBidi" w:cstheme="majorBidi"/>
+          <w:sz w:val="28"/>
+          <w:szCs w:val="28"/>
+        </w:rPr>
+        <w:t xml:space="preserve"> file to </w:t>
       </w:r>
       <w:proofErr w:type="spellStart"/>
       <w:r>
@@ -13401,7 +14500,6 @@
           <w:sz w:val="28"/>
           <w:szCs w:val="28"/>
         </w:rPr>
-        <w:lastRenderedPageBreak/>
         <w:t>How Authentication Works Internally</w:t>
       </w:r>
       <w:r>
@@ -13435,6 +14533,7 @@
     </w:p>
     <w:p>
       <w:pPr>
+        <w:spacing w:after="60"/>
         <w:jc w:val="both"/>
         <w:rPr>
           <w:rFonts w:asciiTheme="majorBidi" w:hAnsiTheme="majorBidi" w:cstheme="majorBidi"/>
@@ -13453,48 +14552,93 @@
     </w:p>
     <w:p>
       <w:pPr>
-        <w:jc w:val="both"/>
-        <w:rPr>
-          <w:rFonts w:asciiTheme="majorBidi" w:hAnsiTheme="majorBidi" w:cstheme="majorBidi"/>
-          <w:sz w:val="28"/>
-          <w:szCs w:val="28"/>
-        </w:rPr>
-      </w:pPr>
-      <w:r>
-        <w:rPr>
-          <w:rFonts w:asciiTheme="majorBidi" w:hAnsiTheme="majorBidi" w:cstheme="majorBidi"/>
-          <w:sz w:val="28"/>
-          <w:szCs w:val="28"/>
-        </w:rPr>
-        <w:t xml:space="preserve">ssh </w:t>
-      </w:r>
+        <w:spacing w:after="60"/>
+        <w:jc w:val="both"/>
+        <w:rPr>
+          <w:rFonts w:asciiTheme="majorBidi" w:hAnsiTheme="majorBidi" w:cstheme="majorBidi"/>
+          <w:b/>
+          <w:bCs/>
+          <w:i/>
+          <w:iCs/>
+          <w:sz w:val="28"/>
+          <w:szCs w:val="28"/>
+        </w:rPr>
+      </w:pPr>
       <w:proofErr w:type="spellStart"/>
       <w:r>
         <w:rPr>
           <w:rFonts w:asciiTheme="majorBidi" w:hAnsiTheme="majorBidi" w:cstheme="majorBidi"/>
+          <w:b/>
+          <w:bCs/>
+          <w:i/>
+          <w:iCs/>
+          <w:sz w:val="28"/>
+          <w:szCs w:val="28"/>
+        </w:rPr>
+        <w:t>ssh</w:t>
+      </w:r>
+      <w:proofErr w:type="spellEnd"/>
+      <w:r>
+        <w:rPr>
+          <w:rFonts w:asciiTheme="majorBidi" w:hAnsiTheme="majorBidi" w:cstheme="majorBidi"/>
+          <w:b/>
+          <w:bCs/>
+          <w:i/>
+          <w:iCs/>
+          <w:sz w:val="28"/>
+          <w:szCs w:val="28"/>
+        </w:rPr>
+        <w:t xml:space="preserve"> </w:t>
+      </w:r>
+      <w:proofErr w:type="spellStart"/>
+      <w:r>
+        <w:rPr>
+          <w:rFonts w:asciiTheme="majorBidi" w:hAnsiTheme="majorBidi" w:cstheme="majorBidi"/>
+          <w:b/>
+          <w:bCs/>
+          <w:i/>
+          <w:iCs/>
           <w:sz w:val="28"/>
           <w:szCs w:val="28"/>
         </w:rPr>
         <w:t>user@server</w:t>
       </w:r>
       <w:proofErr w:type="spellEnd"/>
-    </w:p>
-    <w:p>
-      <w:pPr>
-        <w:jc w:val="both"/>
-        <w:rPr>
-          <w:rFonts w:asciiTheme="majorBidi" w:hAnsiTheme="majorBidi" w:cstheme="majorBidi"/>
-          <w:sz w:val="28"/>
-          <w:szCs w:val="28"/>
-        </w:rPr>
-      </w:pPr>
-      <w:r>
-        <w:rPr>
-          <w:rFonts w:asciiTheme="majorBidi" w:hAnsiTheme="majorBidi" w:cstheme="majorBidi"/>
-          <w:sz w:val="28"/>
-          <w:szCs w:val="28"/>
-        </w:rPr>
-        <w:t>the steps are:</w:t>
+      <w:r>
+        <w:rPr>
+          <w:rFonts w:asciiTheme="majorBidi" w:hAnsiTheme="majorBidi" w:cstheme="majorBidi"/>
+          <w:b/>
+          <w:bCs/>
+          <w:i/>
+          <w:iCs/>
+          <w:sz w:val="28"/>
+          <w:szCs w:val="28"/>
+        </w:rPr>
+        <w:t xml:space="preserve"> </w:t>
+      </w:r>
+      <w:r>
+        <w:rPr>
+          <w:rFonts w:asciiTheme="majorBidi" w:hAnsiTheme="majorBidi" w:cstheme="majorBidi"/>
+          <w:sz w:val="28"/>
+          <w:szCs w:val="28"/>
+        </w:rPr>
+        <w:t xml:space="preserve">→ </w:t>
+      </w:r>
+      <w:r>
+        <w:rPr>
+          <w:rFonts w:asciiTheme="majorBidi" w:hAnsiTheme="majorBidi" w:cstheme="majorBidi"/>
+          <w:sz w:val="28"/>
+          <w:szCs w:val="28"/>
+        </w:rPr>
+        <w:t>T</w:t>
+      </w:r>
+      <w:r>
+        <w:rPr>
+          <w:rFonts w:asciiTheme="majorBidi" w:hAnsiTheme="majorBidi" w:cstheme="majorBidi"/>
+          <w:sz w:val="28"/>
+          <w:szCs w:val="28"/>
+        </w:rPr>
+        <w:t>he steps are:</w:t>
       </w:r>
     </w:p>
     <w:p>
@@ -13780,6 +14924,7 @@
           <w:ilvl w:val="0"/>
           <w:numId w:val="59"/>
         </w:numPr>
+        <w:spacing w:after="120"/>
         <w:jc w:val="both"/>
         <w:rPr>
           <w:rFonts w:asciiTheme="majorBidi" w:hAnsiTheme="majorBidi" w:cstheme="majorBidi"/>
@@ -13833,6 +14978,7 @@
           <w:sz w:val="32"/>
           <w:szCs w:val="32"/>
         </w:rPr>
+        <w:lastRenderedPageBreak/>
         <w:t>Security advantages:</w:t>
       </w:r>
     </w:p>
@@ -13982,6 +15128,7 @@
     </w:p>
     <w:p>
       <w:pPr>
+        <w:spacing w:after="120"/>
         <w:jc w:val="both"/>
         <w:rPr>
           <w:rFonts w:asciiTheme="majorBidi" w:hAnsiTheme="majorBidi" w:cstheme="majorBidi"/>
@@ -14004,6 +15151,7 @@
     </w:p>
     <w:p>
       <w:pPr>
+        <w:spacing w:after="60"/>
         <w:jc w:val="both"/>
         <w:rPr>
           <w:rFonts w:asciiTheme="majorBidi" w:hAnsiTheme="majorBidi" w:cstheme="majorBidi"/>
@@ -14019,54 +15167,80 @@
         </w:rPr>
         <w:t>A private key can optionally have a passphrase.</w:t>
       </w:r>
-    </w:p>
-    <w:p>
-      <w:pPr>
-        <w:jc w:val="both"/>
-        <w:rPr>
-          <w:rFonts w:asciiTheme="majorBidi" w:hAnsiTheme="majorBidi" w:cstheme="majorBidi"/>
-          <w:sz w:val="28"/>
-          <w:szCs w:val="28"/>
-        </w:rPr>
-      </w:pPr>
-      <w:r>
-        <w:rPr>
-          <w:rFonts w:asciiTheme="majorBidi" w:hAnsiTheme="majorBidi" w:cstheme="majorBidi"/>
-          <w:sz w:val="28"/>
-          <w:szCs w:val="28"/>
-        </w:rPr>
-        <w:t>If the key has a passphrase → SSH prompts once to unlock it.</w:t>
-      </w:r>
-    </w:p>
-    <w:p>
-      <w:pPr>
-        <w:spacing w:after="120"/>
-        <w:jc w:val="both"/>
-        <w:rPr>
-          <w:rFonts w:asciiTheme="majorBidi" w:hAnsiTheme="majorBidi" w:cstheme="majorBidi"/>
-          <w:sz w:val="28"/>
-          <w:szCs w:val="28"/>
-        </w:rPr>
-      </w:pPr>
-      <w:r>
-        <w:rPr>
-          <w:rFonts w:asciiTheme="majorBidi" w:hAnsiTheme="majorBidi" w:cstheme="majorBidi"/>
-          <w:sz w:val="28"/>
-          <w:szCs w:val="28"/>
-        </w:rPr>
-        <w:t>The unlocked key is held by ssh-agent in RAM.</w:t>
-      </w:r>
-    </w:p>
-    <w:p>
-      <w:pPr>
-        <w:spacing w:after="120"/>
-        <w:jc w:val="both"/>
-        <w:rPr>
-          <w:rFonts w:asciiTheme="majorBidi" w:hAnsiTheme="majorBidi" w:cstheme="majorBidi"/>
-          <w:sz w:val="28"/>
-          <w:szCs w:val="28"/>
-        </w:rPr>
-      </w:pPr>
+      <w:r>
+        <w:rPr>
+          <w:rFonts w:asciiTheme="majorBidi" w:hAnsiTheme="majorBidi" w:cstheme="majorBidi"/>
+          <w:sz w:val="28"/>
+          <w:szCs w:val="28"/>
+        </w:rPr>
+        <w:t xml:space="preserve"> </w:t>
+      </w:r>
+      <w:r>
+        <w:rPr>
+          <w:rFonts w:asciiTheme="majorBidi" w:hAnsiTheme="majorBidi" w:cstheme="majorBidi"/>
+          <w:sz w:val="28"/>
+          <w:szCs w:val="28"/>
+        </w:rPr>
+        <w:t>If the key has a passphrase</w:t>
+      </w:r>
+      <w:r>
+        <w:rPr>
+          <w:rFonts w:asciiTheme="majorBidi" w:hAnsiTheme="majorBidi" w:cstheme="majorBidi"/>
+          <w:sz w:val="28"/>
+          <w:szCs w:val="28"/>
+        </w:rPr>
+        <w:t>,</w:t>
+      </w:r>
+      <w:r>
+        <w:rPr>
+          <w:rFonts w:asciiTheme="majorBidi" w:hAnsiTheme="majorBidi" w:cstheme="majorBidi"/>
+          <w:sz w:val="28"/>
+          <w:szCs w:val="28"/>
+        </w:rPr>
+        <w:t xml:space="preserve"> SSH prompts once to unlock it.</w:t>
+      </w:r>
+      <w:r>
+        <w:rPr>
+          <w:rFonts w:asciiTheme="majorBidi" w:hAnsiTheme="majorBidi" w:cstheme="majorBidi"/>
+          <w:sz w:val="28"/>
+          <w:szCs w:val="28"/>
+        </w:rPr>
+        <w:t xml:space="preserve"> </w:t>
+      </w:r>
+      <w:r>
+        <w:rPr>
+          <w:rFonts w:asciiTheme="majorBidi" w:hAnsiTheme="majorBidi" w:cstheme="majorBidi"/>
+          <w:sz w:val="28"/>
+          <w:szCs w:val="28"/>
+        </w:rPr>
+        <w:t xml:space="preserve">The unlocked key is held by </w:t>
+      </w:r>
+      <w:proofErr w:type="spellStart"/>
+      <w:r>
+        <w:rPr>
+          <w:rFonts w:asciiTheme="majorBidi" w:hAnsiTheme="majorBidi" w:cstheme="majorBidi"/>
+          <w:sz w:val="28"/>
+          <w:szCs w:val="28"/>
+        </w:rPr>
+        <w:t>ssh</w:t>
+      </w:r>
+      <w:proofErr w:type="spellEnd"/>
+      <w:r>
+        <w:rPr>
+          <w:rFonts w:asciiTheme="majorBidi" w:hAnsiTheme="majorBidi" w:cstheme="majorBidi"/>
+          <w:sz w:val="28"/>
+          <w:szCs w:val="28"/>
+        </w:rPr>
+        <w:t>-agent in RAM.</w:t>
+      </w:r>
+      <w:r>
+        <w:rPr>
+          <w:rFonts w:asciiTheme="majorBidi" w:hAnsiTheme="majorBidi" w:cstheme="majorBidi"/>
+          <w:sz w:val="28"/>
+          <w:szCs w:val="28"/>
+        </w:rPr>
+        <w:t xml:space="preserve"> </w:t>
+      </w:r>
       <w:r>
         <w:rPr>
           <w:rFonts w:asciiTheme="majorBidi" w:hAnsiTheme="majorBidi" w:cstheme="majorBidi"/>
@@ -14075,16 +15249,14 @@
         </w:rPr>
         <w:t>All subsequent connections are automatic.</w:t>
       </w:r>
-    </w:p>
-    <w:p>
-      <w:pPr>
-        <w:jc w:val="both"/>
-        <w:rPr>
-          <w:rFonts w:asciiTheme="majorBidi" w:hAnsiTheme="majorBidi" w:cstheme="majorBidi"/>
-          <w:sz w:val="28"/>
-          <w:szCs w:val="28"/>
-        </w:rPr>
-      </w:pPr>
+      <w:r>
+        <w:rPr>
+          <w:rFonts w:asciiTheme="majorBidi" w:hAnsiTheme="majorBidi" w:cstheme="majorBidi"/>
+          <w:sz w:val="28"/>
+          <w:szCs w:val="28"/>
+        </w:rPr>
+        <w:t xml:space="preserve"> </w:t>
+      </w:r>
       <w:r>
         <w:rPr>
           <w:rFonts w:asciiTheme="majorBidi" w:hAnsiTheme="majorBidi" w:cstheme="majorBidi"/>
@@ -14134,9 +15306,20 @@
         </w:rPr>
         <w:t>Permissions Are Critical</w:t>
       </w:r>
-    </w:p>
-    <w:p>
-      <w:pPr>
+      <w:r>
+        <w:rPr>
+          <w:rFonts w:asciiTheme="majorBidi" w:hAnsiTheme="majorBidi" w:cstheme="majorBidi"/>
+          <w:b/>
+          <w:bCs/>
+          <w:sz w:val="32"/>
+          <w:szCs w:val="32"/>
+        </w:rPr>
+        <w:t>:</w:t>
+      </w:r>
+    </w:p>
+    <w:p>
+      <w:pPr>
+        <w:spacing w:after="120"/>
         <w:jc w:val="both"/>
         <w:rPr>
           <w:rFonts w:asciiTheme="majorBidi" w:hAnsiTheme="majorBidi" w:cstheme="majorBidi"/>
@@ -14155,7 +15338,7 @@
     </w:p>
     <w:p>
       <w:pPr>
-        <w:spacing w:after="120"/>
+        <w:spacing w:after="60"/>
         <w:jc w:val="both"/>
         <w:rPr>
           <w:rFonts w:asciiTheme="majorBidi" w:hAnsiTheme="majorBidi" w:cstheme="majorBidi"/>
@@ -14197,7 +15380,6 @@
           <w:sz w:val="28"/>
           <w:szCs w:val="28"/>
         </w:rPr>
-        <w:lastRenderedPageBreak/>
         <w:t>~/.ssh</w:t>
       </w:r>
       <w:r>
@@ -14252,6 +15434,7 @@
           <w:ilvl w:val="0"/>
           <w:numId w:val="61"/>
         </w:numPr>
+        <w:spacing w:after="120"/>
         <w:ind w:left="360"/>
         <w:jc w:val="both"/>
         <w:rPr>
@@ -14291,7 +15474,7 @@
     </w:p>
     <w:p>
       <w:pPr>
-        <w:spacing w:after="120"/>
+        <w:spacing w:after="60"/>
         <w:jc w:val="both"/>
         <w:rPr>
           <w:rFonts w:asciiTheme="majorBidi" w:hAnsiTheme="majorBidi" w:cstheme="majorBidi"/>
@@ -14351,6 +15534,7 @@
           <w:ilvl w:val="0"/>
           <w:numId w:val="62"/>
         </w:numPr>
+        <w:spacing w:after="120"/>
         <w:ind w:left="360"/>
         <w:jc w:val="both"/>
         <w:rPr>
@@ -14515,7 +15699,25 @@
           <w:sz w:val="28"/>
           <w:szCs w:val="28"/>
         </w:rPr>
-        <w:t xml:space="preserve">Without an agent, every ssh </w:t>
+        <w:t xml:space="preserve">Without an agent, every </w:t>
+      </w:r>
+      <w:proofErr w:type="spellStart"/>
+      <w:r>
+        <w:rPr>
+          <w:rFonts w:asciiTheme="majorBidi" w:hAnsiTheme="majorBidi" w:cstheme="majorBidi"/>
+          <w:sz w:val="28"/>
+          <w:szCs w:val="28"/>
+        </w:rPr>
+        <w:t>ssh</w:t>
+      </w:r>
+      <w:proofErr w:type="spellEnd"/>
+      <w:r>
+        <w:rPr>
+          <w:rFonts w:asciiTheme="majorBidi" w:hAnsiTheme="majorBidi" w:cstheme="majorBidi"/>
+          <w:sz w:val="28"/>
+          <w:szCs w:val="28"/>
+        </w:rPr>
+        <w:t xml:space="preserve"> </w:t>
       </w:r>
       <w:proofErr w:type="spellStart"/>
       <w:r>
@@ -14697,6 +15899,7 @@
           <w:szCs w:val="28"/>
           <w:u w:val="single"/>
         </w:rPr>
+        <w:lastRenderedPageBreak/>
         <w:t>Important:</w:t>
       </w:r>
     </w:p>
@@ -14986,7 +16189,6 @@
           <w:sz w:val="28"/>
           <w:szCs w:val="28"/>
         </w:rPr>
-        <w:lastRenderedPageBreak/>
         <w:t>You SSH to the jump server:</w:t>
       </w:r>
     </w:p>
@@ -15477,6 +16679,7 @@
           <w:sz w:val="28"/>
           <w:szCs w:val="28"/>
         </w:rPr>
+        <w:lastRenderedPageBreak/>
         <w:t>Agent forwarding</w:t>
       </w:r>
       <w:r>
@@ -15581,7 +16784,25 @@
           <w:sz w:val="28"/>
           <w:szCs w:val="28"/>
         </w:rPr>
-        <w:t xml:space="preserve">This is where agent forwarding comes in (ssh </w:t>
+        <w:t>This is where agent forwarding comes in (</w:t>
+      </w:r>
+      <w:proofErr w:type="spellStart"/>
+      <w:r>
+        <w:rPr>
+          <w:rFonts w:asciiTheme="majorBidi" w:hAnsiTheme="majorBidi" w:cstheme="majorBidi"/>
+          <w:sz w:val="28"/>
+          <w:szCs w:val="28"/>
+        </w:rPr>
+        <w:t>ssh</w:t>
+      </w:r>
+      <w:proofErr w:type="spellEnd"/>
+      <w:r>
+        <w:rPr>
+          <w:rFonts w:asciiTheme="majorBidi" w:hAnsiTheme="majorBidi" w:cstheme="majorBidi"/>
+          <w:sz w:val="28"/>
+          <w:szCs w:val="28"/>
+        </w:rPr>
+        <w:t xml:space="preserve"> </w:t>
       </w:r>
       <w:r>
         <w:rPr>
@@ -15855,7 +17076,6 @@
           <w:sz w:val="28"/>
           <w:szCs w:val="28"/>
         </w:rPr>
-        <w:lastRenderedPageBreak/>
         <w:t xml:space="preserve">Agent forwarding extends the “reach” of your agent. If the jump server is compromised, it can abuse your forwarded agent to log into other hosts while the session is active. </w:t>
       </w:r>
       <w:proofErr w:type="gramStart"/>
@@ -16152,17 +17372,31 @@
           <w:szCs w:val="28"/>
         </w:rPr>
       </w:pPr>
-      <w:r>
-        <w:rPr>
-          <w:rFonts w:asciiTheme="majorBidi" w:hAnsiTheme="majorBidi" w:cstheme="majorBidi"/>
-          <w:b/>
-          <w:bCs/>
-          <w:i/>
-          <w:iCs/>
-          <w:sz w:val="28"/>
-          <w:szCs w:val="28"/>
-        </w:rPr>
-        <w:t xml:space="preserve">ssh [options] </w:t>
+      <w:proofErr w:type="spellStart"/>
+      <w:r>
+        <w:rPr>
+          <w:rFonts w:asciiTheme="majorBidi" w:hAnsiTheme="majorBidi" w:cstheme="majorBidi"/>
+          <w:b/>
+          <w:bCs/>
+          <w:i/>
+          <w:iCs/>
+          <w:sz w:val="28"/>
+          <w:szCs w:val="28"/>
+        </w:rPr>
+        <w:t>ssh</w:t>
+      </w:r>
+      <w:proofErr w:type="spellEnd"/>
+      <w:r>
+        <w:rPr>
+          <w:rFonts w:asciiTheme="majorBidi" w:hAnsiTheme="majorBidi" w:cstheme="majorBidi"/>
+          <w:b/>
+          <w:bCs/>
+          <w:i/>
+          <w:iCs/>
+          <w:sz w:val="28"/>
+          <w:szCs w:val="28"/>
+        </w:rPr>
+        <w:t xml:space="preserve"> [options] </w:t>
       </w:r>
       <w:proofErr w:type="spellStart"/>
       <w:r>
@@ -16276,13 +17510,23 @@
           <w:szCs w:val="28"/>
         </w:rPr>
       </w:pPr>
-      <w:r>
-        <w:rPr>
-          <w:rFonts w:asciiTheme="majorBidi" w:hAnsiTheme="majorBidi" w:cstheme="majorBidi"/>
-          <w:sz w:val="28"/>
-          <w:szCs w:val="28"/>
-        </w:rPr>
-        <w:t xml:space="preserve">ssh </w:t>
+      <w:proofErr w:type="spellStart"/>
+      <w:r>
+        <w:rPr>
+          <w:rFonts w:asciiTheme="majorBidi" w:hAnsiTheme="majorBidi" w:cstheme="majorBidi"/>
+          <w:sz w:val="28"/>
+          <w:szCs w:val="28"/>
+        </w:rPr>
+        <w:t>ssh</w:t>
+      </w:r>
+      <w:proofErr w:type="spellEnd"/>
+      <w:r>
+        <w:rPr>
+          <w:rFonts w:asciiTheme="majorBidi" w:hAnsiTheme="majorBidi" w:cstheme="majorBidi"/>
+          <w:sz w:val="28"/>
+          <w:szCs w:val="28"/>
+        </w:rPr>
+        <w:t xml:space="preserve"> </w:t>
       </w:r>
       <w:proofErr w:type="spellStart"/>
       <w:r>
@@ -16386,6 +17630,7 @@
           <w:sz w:val="28"/>
           <w:szCs w:val="28"/>
         </w:rPr>
+        <w:lastRenderedPageBreak/>
         <w:t>-</w:t>
       </w:r>
       <w:proofErr w:type="spellStart"/>
@@ -16448,18 +17693,6 @@
         </w:rPr>
         <w:t xml:space="preserve"> → specify a private key (Use when you want to choose a specific private key.) → </w:t>
       </w:r>
-      <w:r>
-        <w:rPr>
-          <w:rFonts w:asciiTheme="majorBidi" w:hAnsiTheme="majorBidi" w:cstheme="majorBidi"/>
-          <w:b/>
-          <w:bCs/>
-          <w:i/>
-          <w:iCs/>
-          <w:sz w:val="28"/>
-          <w:szCs w:val="28"/>
-        </w:rPr>
-        <w:t>ssh -</w:t>
-      </w:r>
       <w:proofErr w:type="spellStart"/>
       <w:r>
         <w:rPr>
@@ -16471,6 +17704,32 @@
           <w:sz w:val="28"/>
           <w:szCs w:val="28"/>
         </w:rPr>
+        <w:t>ssh</w:t>
+      </w:r>
+      <w:proofErr w:type="spellEnd"/>
+      <w:r>
+        <w:rPr>
+          <w:rFonts w:asciiTheme="majorBidi" w:hAnsiTheme="majorBidi" w:cstheme="majorBidi"/>
+          <w:b/>
+          <w:bCs/>
+          <w:i/>
+          <w:iCs/>
+          <w:sz w:val="28"/>
+          <w:szCs w:val="28"/>
+        </w:rPr>
+        <w:t xml:space="preserve"> -</w:t>
+      </w:r>
+      <w:proofErr w:type="spellStart"/>
+      <w:r>
+        <w:rPr>
+          <w:rFonts w:asciiTheme="majorBidi" w:hAnsiTheme="majorBidi" w:cstheme="majorBidi"/>
+          <w:b/>
+          <w:bCs/>
+          <w:i/>
+          <w:iCs/>
+          <w:sz w:val="28"/>
+          <w:szCs w:val="28"/>
+        </w:rPr>
         <w:t>i</w:t>
       </w:r>
       <w:proofErr w:type="spellEnd"/>
@@ -16484,7 +17743,33 @@
           <w:sz w:val="28"/>
           <w:szCs w:val="28"/>
         </w:rPr>
-        <w:t xml:space="preserve"> ~/.ssh/</w:t>
+        <w:t xml:space="preserve"> ~/.</w:t>
+      </w:r>
+      <w:proofErr w:type="spellStart"/>
+      <w:r>
+        <w:rPr>
+          <w:rFonts w:asciiTheme="majorBidi" w:hAnsiTheme="majorBidi" w:cstheme="majorBidi"/>
+          <w:b/>
+          <w:bCs/>
+          <w:i/>
+          <w:iCs/>
+          <w:sz w:val="28"/>
+          <w:szCs w:val="28"/>
+        </w:rPr>
+        <w:t>ssh</w:t>
+      </w:r>
+      <w:proofErr w:type="spellEnd"/>
+      <w:r>
+        <w:rPr>
+          <w:rFonts w:asciiTheme="majorBidi" w:hAnsiTheme="majorBidi" w:cstheme="majorBidi"/>
+          <w:b/>
+          <w:bCs/>
+          <w:i/>
+          <w:iCs/>
+          <w:sz w:val="28"/>
+          <w:szCs w:val="28"/>
+        </w:rPr>
+        <w:t>/</w:t>
       </w:r>
       <w:proofErr w:type="spellStart"/>
       <w:r>
@@ -16787,17 +18072,31 @@
           <w:szCs w:val="28"/>
         </w:rPr>
       </w:pPr>
-      <w:r>
-        <w:rPr>
-          <w:rFonts w:asciiTheme="majorBidi" w:hAnsiTheme="majorBidi" w:cstheme="majorBidi"/>
-          <w:b/>
-          <w:bCs/>
-          <w:i/>
-          <w:iCs/>
-          <w:sz w:val="28"/>
-          <w:szCs w:val="28"/>
-        </w:rPr>
-        <w:t>ssh -J jump</w:t>
+      <w:proofErr w:type="spellStart"/>
+      <w:r>
+        <w:rPr>
+          <w:rFonts w:asciiTheme="majorBidi" w:hAnsiTheme="majorBidi" w:cstheme="majorBidi"/>
+          <w:b/>
+          <w:bCs/>
+          <w:i/>
+          <w:iCs/>
+          <w:sz w:val="28"/>
+          <w:szCs w:val="28"/>
+        </w:rPr>
+        <w:t>ssh</w:t>
+      </w:r>
+      <w:proofErr w:type="spellEnd"/>
+      <w:r>
+        <w:rPr>
+          <w:rFonts w:asciiTheme="majorBidi" w:hAnsiTheme="majorBidi" w:cstheme="majorBidi"/>
+          <w:b/>
+          <w:bCs/>
+          <w:i/>
+          <w:iCs/>
+          <w:sz w:val="28"/>
+          <w:szCs w:val="28"/>
+        </w:rPr>
+        <w:t xml:space="preserve"> -J jump</w:t>
       </w:r>
       <w:proofErr w:type="gramStart"/>
       <w:r>
@@ -16915,17 +18214,31 @@
         </w:rPr>
         <w:t xml:space="preserve">) → </w:t>
       </w:r>
-      <w:r>
-        <w:rPr>
-          <w:rFonts w:asciiTheme="majorBidi" w:hAnsiTheme="majorBidi" w:cstheme="majorBidi"/>
-          <w:b/>
-          <w:bCs/>
-          <w:i/>
-          <w:iCs/>
-          <w:sz w:val="28"/>
-          <w:szCs w:val="28"/>
-        </w:rPr>
-        <w:t xml:space="preserve">ssh -L 8080:localhost:80 </w:t>
+      <w:proofErr w:type="spellStart"/>
+      <w:r>
+        <w:rPr>
+          <w:rFonts w:asciiTheme="majorBidi" w:hAnsiTheme="majorBidi" w:cstheme="majorBidi"/>
+          <w:b/>
+          <w:bCs/>
+          <w:i/>
+          <w:iCs/>
+          <w:sz w:val="28"/>
+          <w:szCs w:val="28"/>
+        </w:rPr>
+        <w:t>ssh</w:t>
+      </w:r>
+      <w:proofErr w:type="spellEnd"/>
+      <w:r>
+        <w:rPr>
+          <w:rFonts w:asciiTheme="majorBidi" w:hAnsiTheme="majorBidi" w:cstheme="majorBidi"/>
+          <w:b/>
+          <w:bCs/>
+          <w:i/>
+          <w:iCs/>
+          <w:sz w:val="28"/>
+          <w:szCs w:val="28"/>
+        </w:rPr>
+        <w:t xml:space="preserve"> -L 8080:localhost:80 </w:t>
       </w:r>
       <w:proofErr w:type="spellStart"/>
       <w:r>
@@ -17057,13 +18370,23 @@
         </w:rPr>
         <w:t xml:space="preserve">) → </w:t>
       </w:r>
-      <w:r>
-        <w:rPr>
-          <w:rFonts w:asciiTheme="majorBidi" w:hAnsiTheme="majorBidi" w:cstheme="majorBidi"/>
-          <w:sz w:val="28"/>
-          <w:szCs w:val="28"/>
-        </w:rPr>
-        <w:t xml:space="preserve">ssh -R 9000:localhost:3000 </w:t>
+      <w:proofErr w:type="spellStart"/>
+      <w:r>
+        <w:rPr>
+          <w:rFonts w:asciiTheme="majorBidi" w:hAnsiTheme="majorBidi" w:cstheme="majorBidi"/>
+          <w:sz w:val="28"/>
+          <w:szCs w:val="28"/>
+        </w:rPr>
+        <w:t>ssh</w:t>
+      </w:r>
+      <w:proofErr w:type="spellEnd"/>
+      <w:r>
+        <w:rPr>
+          <w:rFonts w:asciiTheme="majorBidi" w:hAnsiTheme="majorBidi" w:cstheme="majorBidi"/>
+          <w:sz w:val="28"/>
+          <w:szCs w:val="28"/>
+        </w:rPr>
+        <w:t xml:space="preserve"> -R 9000:localhost:3000 </w:t>
       </w:r>
       <w:proofErr w:type="spellStart"/>
       <w:r>
@@ -17121,7 +18444,6 @@
           <w:sz w:val="28"/>
           <w:szCs w:val="28"/>
         </w:rPr>
-        <w:lastRenderedPageBreak/>
         <w:t>-t</w:t>
       </w:r>
       <w:r>
@@ -17208,17 +18530,31 @@
         </w:rPr>
         <w:t xml:space="preserve">) → </w:t>
       </w:r>
-      <w:r>
-        <w:rPr>
-          <w:rFonts w:asciiTheme="majorBidi" w:hAnsiTheme="majorBidi" w:cstheme="majorBidi"/>
-          <w:b/>
-          <w:bCs/>
-          <w:i/>
-          <w:iCs/>
-          <w:sz w:val="28"/>
-          <w:szCs w:val="28"/>
-        </w:rPr>
-        <w:t xml:space="preserve">ssh -t </w:t>
+      <w:proofErr w:type="spellStart"/>
+      <w:r>
+        <w:rPr>
+          <w:rFonts w:asciiTheme="majorBidi" w:hAnsiTheme="majorBidi" w:cstheme="majorBidi"/>
+          <w:b/>
+          <w:bCs/>
+          <w:i/>
+          <w:iCs/>
+          <w:sz w:val="28"/>
+          <w:szCs w:val="28"/>
+        </w:rPr>
+        <w:t>ssh</w:t>
+      </w:r>
+      <w:proofErr w:type="spellEnd"/>
+      <w:r>
+        <w:rPr>
+          <w:rFonts w:asciiTheme="majorBidi" w:hAnsiTheme="majorBidi" w:cstheme="majorBidi"/>
+          <w:b/>
+          <w:bCs/>
+          <w:i/>
+          <w:iCs/>
+          <w:sz w:val="28"/>
+          <w:szCs w:val="28"/>
+        </w:rPr>
+        <w:t xml:space="preserve"> -t </w:t>
       </w:r>
       <w:proofErr w:type="spellStart"/>
       <w:r>
@@ -17414,17 +18750,31 @@
           <w:szCs w:val="28"/>
         </w:rPr>
       </w:pPr>
-      <w:r>
-        <w:rPr>
-          <w:rFonts w:asciiTheme="majorBidi" w:hAnsiTheme="majorBidi" w:cstheme="majorBidi"/>
-          <w:b/>
-          <w:bCs/>
-          <w:i/>
-          <w:iCs/>
-          <w:sz w:val="28"/>
-          <w:szCs w:val="28"/>
-        </w:rPr>
-        <w:t xml:space="preserve">ssh -o </w:t>
+      <w:proofErr w:type="spellStart"/>
+      <w:r>
+        <w:rPr>
+          <w:rFonts w:asciiTheme="majorBidi" w:hAnsiTheme="majorBidi" w:cstheme="majorBidi"/>
+          <w:b/>
+          <w:bCs/>
+          <w:i/>
+          <w:iCs/>
+          <w:sz w:val="28"/>
+          <w:szCs w:val="28"/>
+        </w:rPr>
+        <w:t>ssh</w:t>
+      </w:r>
+      <w:proofErr w:type="spellEnd"/>
+      <w:r>
+        <w:rPr>
+          <w:rFonts w:asciiTheme="majorBidi" w:hAnsiTheme="majorBidi" w:cstheme="majorBidi"/>
+          <w:b/>
+          <w:bCs/>
+          <w:i/>
+          <w:iCs/>
+          <w:sz w:val="28"/>
+          <w:szCs w:val="28"/>
+        </w:rPr>
+        <w:t xml:space="preserve"> -o </w:t>
       </w:r>
       <w:proofErr w:type="spellStart"/>
       <w:r>
@@ -17486,17 +18836,31 @@
           <w:szCs w:val="28"/>
         </w:rPr>
       </w:pPr>
-      <w:r>
-        <w:rPr>
-          <w:rFonts w:asciiTheme="majorBidi" w:hAnsiTheme="majorBidi" w:cstheme="majorBidi"/>
-          <w:b/>
-          <w:bCs/>
-          <w:i/>
-          <w:iCs/>
-          <w:sz w:val="28"/>
-          <w:szCs w:val="28"/>
-        </w:rPr>
-        <w:t xml:space="preserve">ssh -o </w:t>
+      <w:proofErr w:type="spellStart"/>
+      <w:r>
+        <w:rPr>
+          <w:rFonts w:asciiTheme="majorBidi" w:hAnsiTheme="majorBidi" w:cstheme="majorBidi"/>
+          <w:b/>
+          <w:bCs/>
+          <w:i/>
+          <w:iCs/>
+          <w:sz w:val="28"/>
+          <w:szCs w:val="28"/>
+        </w:rPr>
+        <w:t>ssh</w:t>
+      </w:r>
+      <w:proofErr w:type="spellEnd"/>
+      <w:r>
+        <w:rPr>
+          <w:rFonts w:asciiTheme="majorBidi" w:hAnsiTheme="majorBidi" w:cstheme="majorBidi"/>
+          <w:b/>
+          <w:bCs/>
+          <w:i/>
+          <w:iCs/>
+          <w:sz w:val="28"/>
+          <w:szCs w:val="28"/>
+        </w:rPr>
+        <w:t xml:space="preserve"> -o </w:t>
       </w:r>
       <w:proofErr w:type="spellStart"/>
       <w:r>
@@ -17897,18 +19261,6 @@
           <w:szCs w:val="28"/>
         </w:rPr>
       </w:pPr>
-      <w:r>
-        <w:rPr>
-          <w:rFonts w:asciiTheme="majorBidi" w:hAnsiTheme="majorBidi" w:cstheme="majorBidi"/>
-          <w:b/>
-          <w:bCs/>
-          <w:i/>
-          <w:iCs/>
-          <w:sz w:val="28"/>
-          <w:szCs w:val="28"/>
-        </w:rPr>
-        <w:t xml:space="preserve">ssh </w:t>
-      </w:r>
       <w:proofErr w:type="spellStart"/>
       <w:r>
         <w:rPr>
@@ -17920,6 +19272,32 @@
           <w:sz w:val="28"/>
           <w:szCs w:val="28"/>
         </w:rPr>
+        <w:t>ssh</w:t>
+      </w:r>
+      <w:proofErr w:type="spellEnd"/>
+      <w:r>
+        <w:rPr>
+          <w:rFonts w:asciiTheme="majorBidi" w:hAnsiTheme="majorBidi" w:cstheme="majorBidi"/>
+          <w:b/>
+          <w:bCs/>
+          <w:i/>
+          <w:iCs/>
+          <w:sz w:val="28"/>
+          <w:szCs w:val="28"/>
+        </w:rPr>
+        <w:t xml:space="preserve"> </w:t>
+      </w:r>
+      <w:proofErr w:type="spellStart"/>
+      <w:r>
+        <w:rPr>
+          <w:rFonts w:asciiTheme="majorBidi" w:hAnsiTheme="majorBidi" w:cstheme="majorBidi"/>
+          <w:b/>
+          <w:bCs/>
+          <w:i/>
+          <w:iCs/>
+          <w:sz w:val="28"/>
+          <w:szCs w:val="28"/>
+        </w:rPr>
         <w:t>user@host</w:t>
       </w:r>
       <w:proofErr w:type="spellEnd"/>
@@ -17975,18 +19353,6 @@
           <w:szCs w:val="28"/>
         </w:rPr>
       </w:pPr>
-      <w:r>
-        <w:rPr>
-          <w:rFonts w:asciiTheme="majorBidi" w:hAnsiTheme="majorBidi" w:cstheme="majorBidi"/>
-          <w:b/>
-          <w:bCs/>
-          <w:i/>
-          <w:iCs/>
-          <w:sz w:val="28"/>
-          <w:szCs w:val="28"/>
-        </w:rPr>
-        <w:t xml:space="preserve">ssh </w:t>
-      </w:r>
       <w:proofErr w:type="spellStart"/>
       <w:r>
         <w:rPr>
@@ -17998,6 +19364,32 @@
           <w:sz w:val="28"/>
           <w:szCs w:val="28"/>
         </w:rPr>
+        <w:t>ssh</w:t>
+      </w:r>
+      <w:proofErr w:type="spellEnd"/>
+      <w:r>
+        <w:rPr>
+          <w:rFonts w:asciiTheme="majorBidi" w:hAnsiTheme="majorBidi" w:cstheme="majorBidi"/>
+          <w:b/>
+          <w:bCs/>
+          <w:i/>
+          <w:iCs/>
+          <w:sz w:val="28"/>
+          <w:szCs w:val="28"/>
+        </w:rPr>
+        <w:t xml:space="preserve"> </w:t>
+      </w:r>
+      <w:proofErr w:type="spellStart"/>
+      <w:r>
+        <w:rPr>
+          <w:rFonts w:asciiTheme="majorBidi" w:hAnsiTheme="majorBidi" w:cstheme="majorBidi"/>
+          <w:b/>
+          <w:bCs/>
+          <w:i/>
+          <w:iCs/>
+          <w:sz w:val="28"/>
+          <w:szCs w:val="28"/>
+        </w:rPr>
         <w:t>user@host</w:t>
       </w:r>
       <w:proofErr w:type="spellEnd"/>
@@ -18053,17 +19445,31 @@
           <w:szCs w:val="28"/>
         </w:rPr>
       </w:pPr>
-      <w:r>
-        <w:rPr>
-          <w:rFonts w:asciiTheme="majorBidi" w:hAnsiTheme="majorBidi" w:cstheme="majorBidi"/>
-          <w:b/>
-          <w:bCs/>
-          <w:i/>
-          <w:iCs/>
-          <w:sz w:val="28"/>
-          <w:szCs w:val="28"/>
-        </w:rPr>
-        <w:t xml:space="preserve">ssh </w:t>
+      <w:proofErr w:type="spellStart"/>
+      <w:r>
+        <w:rPr>
+          <w:rFonts w:asciiTheme="majorBidi" w:hAnsiTheme="majorBidi" w:cstheme="majorBidi"/>
+          <w:b/>
+          <w:bCs/>
+          <w:i/>
+          <w:iCs/>
+          <w:sz w:val="28"/>
+          <w:szCs w:val="28"/>
+        </w:rPr>
+        <w:t>ssh</w:t>
+      </w:r>
+      <w:proofErr w:type="spellEnd"/>
+      <w:r>
+        <w:rPr>
+          <w:rFonts w:asciiTheme="majorBidi" w:hAnsiTheme="majorBidi" w:cstheme="majorBidi"/>
+          <w:b/>
+          <w:bCs/>
+          <w:i/>
+          <w:iCs/>
+          <w:sz w:val="28"/>
+          <w:szCs w:val="28"/>
+        </w:rPr>
+        <w:t xml:space="preserve"> </w:t>
       </w:r>
       <w:proofErr w:type="spellStart"/>
       <w:r>
@@ -18314,19 +19720,7 @@
                                 <w:sz w:val="28"/>
                                 <w:szCs w:val="28"/>
                               </w:rPr>
-                              <w:t xml:space="preserve">    </w:t>
-                            </w:r>
-                            <w:r>
-                              <w:rPr>
-                                <w:rFonts w:asciiTheme="majorBidi" w:hAnsiTheme="majorBidi" w:cstheme="majorBidi"/>
-                                <w:b/>
-                                <w:bCs/>
-                                <w:i/>
-                                <w:iCs/>
-                                <w:sz w:val="28"/>
-                                <w:szCs w:val="28"/>
-                              </w:rPr>
-                              <w:t>HostName 192.168.10.5</w:t>
+                              <w:t xml:space="preserve">    HostName 192.168.10.5</w:t>
                             </w:r>
                           </w:p>
                           <w:p>
@@ -18352,19 +19746,7 @@
                                 <w:sz w:val="28"/>
                                 <w:szCs w:val="28"/>
                               </w:rPr>
-                              <w:t xml:space="preserve">    User </w:t>
-                            </w:r>
-                            <w:r>
-                              <w:rPr>
-                                <w:rFonts w:asciiTheme="majorBidi" w:hAnsiTheme="majorBidi" w:cstheme="majorBidi"/>
-                                <w:b/>
-                                <w:bCs/>
-                                <w:i/>
-                                <w:iCs/>
-                                <w:sz w:val="28"/>
-                                <w:szCs w:val="28"/>
-                              </w:rPr>
-                              <w:t>deploy</w:t>
+                              <w:t xml:space="preserve">    User deploy</w:t>
                             </w:r>
                           </w:p>
                           <w:p>
@@ -18499,19 +19881,7 @@
                           <w:sz w:val="28"/>
                           <w:szCs w:val="28"/>
                         </w:rPr>
-                        <w:t xml:space="preserve">    </w:t>
-                      </w:r>
-                      <w:r>
-                        <w:rPr>
-                          <w:rFonts w:asciiTheme="majorBidi" w:hAnsiTheme="majorBidi" w:cstheme="majorBidi"/>
-                          <w:b/>
-                          <w:bCs/>
-                          <w:i/>
-                          <w:iCs/>
-                          <w:sz w:val="28"/>
-                          <w:szCs w:val="28"/>
-                        </w:rPr>
-                        <w:t>HostName 192.168.10.5</w:t>
+                        <w:t xml:space="preserve">    HostName 192.168.10.5</w:t>
                       </w:r>
                     </w:p>
                     <w:p>
@@ -18537,19 +19907,7 @@
                           <w:sz w:val="28"/>
                           <w:szCs w:val="28"/>
                         </w:rPr>
-                        <w:t xml:space="preserve">    User </w:t>
-                      </w:r>
-                      <w:r>
-                        <w:rPr>
-                          <w:rFonts w:asciiTheme="majorBidi" w:hAnsiTheme="majorBidi" w:cstheme="majorBidi"/>
-                          <w:b/>
-                          <w:bCs/>
-                          <w:i/>
-                          <w:iCs/>
-                          <w:sz w:val="28"/>
-                          <w:szCs w:val="28"/>
-                        </w:rPr>
-                        <w:t>deploy</w:t>
+                        <w:t xml:space="preserve">    User deploy</w:t>
                       </w:r>
                     </w:p>
                     <w:p>
@@ -19046,7 +20404,6 @@
           <w:sz w:val="28"/>
           <w:szCs w:val="28"/>
         </w:rPr>
-        <w:lastRenderedPageBreak/>
         <w:t>ssh-keygen is the tool used to generate, inspect, convert, and manage SSH keys.</w:t>
       </w:r>
       <w:r>
@@ -19847,17 +21204,31 @@
         </w:rPr>
         <w:t xml:space="preserve"> → </w:t>
       </w:r>
-      <w:r>
-        <w:rPr>
-          <w:rFonts w:asciiTheme="majorBidi" w:hAnsiTheme="majorBidi" w:cstheme="majorBidi"/>
-          <w:b/>
-          <w:bCs/>
-          <w:i/>
-          <w:iCs/>
-          <w:sz w:val="28"/>
-          <w:szCs w:val="28"/>
-        </w:rPr>
-        <w:t xml:space="preserve">ssh-keygen -t </w:t>
+      <w:proofErr w:type="spellStart"/>
+      <w:r>
+        <w:rPr>
+          <w:rFonts w:asciiTheme="majorBidi" w:hAnsiTheme="majorBidi" w:cstheme="majorBidi"/>
+          <w:b/>
+          <w:bCs/>
+          <w:i/>
+          <w:iCs/>
+          <w:sz w:val="28"/>
+          <w:szCs w:val="28"/>
+        </w:rPr>
+        <w:t>ssh</w:t>
+      </w:r>
+      <w:proofErr w:type="spellEnd"/>
+      <w:r>
+        <w:rPr>
+          <w:rFonts w:asciiTheme="majorBidi" w:hAnsiTheme="majorBidi" w:cstheme="majorBidi"/>
+          <w:b/>
+          <w:bCs/>
+          <w:i/>
+          <w:iCs/>
+          <w:sz w:val="28"/>
+          <w:szCs w:val="28"/>
+        </w:rPr>
+        <w:t xml:space="preserve">-keygen -t </w:t>
       </w:r>
       <w:proofErr w:type="spellStart"/>
       <w:r>
@@ -19927,7 +21298,33 @@
           <w:sz w:val="28"/>
           <w:szCs w:val="28"/>
         </w:rPr>
-        <w:t>ssh-keygen -t ed25519 -f ~/.ssh/</w:t>
+        <w:t>ssh-keygen -t ed25519 -f ~/.</w:t>
+      </w:r>
+      <w:proofErr w:type="spellStart"/>
+      <w:r>
+        <w:rPr>
+          <w:rFonts w:asciiTheme="majorBidi" w:hAnsiTheme="majorBidi" w:cstheme="majorBidi"/>
+          <w:b/>
+          <w:bCs/>
+          <w:i/>
+          <w:iCs/>
+          <w:sz w:val="28"/>
+          <w:szCs w:val="28"/>
+        </w:rPr>
+        <w:t>ssh</w:t>
+      </w:r>
+      <w:proofErr w:type="spellEnd"/>
+      <w:r>
+        <w:rPr>
+          <w:rFonts w:asciiTheme="majorBidi" w:hAnsiTheme="majorBidi" w:cstheme="majorBidi"/>
+          <w:b/>
+          <w:bCs/>
+          <w:i/>
+          <w:iCs/>
+          <w:sz w:val="28"/>
+          <w:szCs w:val="28"/>
+        </w:rPr>
+        <w:t>/</w:t>
       </w:r>
       <w:proofErr w:type="spellStart"/>
       <w:r>
@@ -20149,6 +21546,7 @@
           <w:sz w:val="28"/>
           <w:szCs w:val="28"/>
         </w:rPr>
+        <w:lastRenderedPageBreak/>
         <w:t>Extract the public key from a private key</w:t>
       </w:r>
       <w:r>
@@ -20217,17 +21615,31 @@
         </w:rPr>
         <w:t xml:space="preserve"> → </w:t>
       </w:r>
-      <w:r>
-        <w:rPr>
-          <w:rFonts w:asciiTheme="majorBidi" w:hAnsiTheme="majorBidi" w:cstheme="majorBidi"/>
-          <w:b/>
-          <w:bCs/>
-          <w:i/>
-          <w:iCs/>
-          <w:sz w:val="28"/>
-          <w:szCs w:val="28"/>
-        </w:rPr>
-        <w:t>ssh-keygen -R server.example.com</w:t>
+      <w:proofErr w:type="spellStart"/>
+      <w:r>
+        <w:rPr>
+          <w:rFonts w:asciiTheme="majorBidi" w:hAnsiTheme="majorBidi" w:cstheme="majorBidi"/>
+          <w:b/>
+          <w:bCs/>
+          <w:i/>
+          <w:iCs/>
+          <w:sz w:val="28"/>
+          <w:szCs w:val="28"/>
+        </w:rPr>
+        <w:t>ssh</w:t>
+      </w:r>
+      <w:proofErr w:type="spellEnd"/>
+      <w:r>
+        <w:rPr>
+          <w:rFonts w:asciiTheme="majorBidi" w:hAnsiTheme="majorBidi" w:cstheme="majorBidi"/>
+          <w:b/>
+          <w:bCs/>
+          <w:i/>
+          <w:iCs/>
+          <w:sz w:val="28"/>
+          <w:szCs w:val="28"/>
+        </w:rPr>
+        <w:t>-keygen -R server.example.com</w:t>
       </w:r>
     </w:p>
     <w:p>
@@ -20324,7 +21736,33 @@
           <w:sz w:val="28"/>
           <w:szCs w:val="28"/>
         </w:rPr>
-        <w:t>~/.ssh/</w:t>
+        <w:t>~/.</w:t>
+      </w:r>
+      <w:proofErr w:type="spellStart"/>
+      <w:r>
+        <w:rPr>
+          <w:rFonts w:asciiTheme="majorBidi" w:hAnsiTheme="majorBidi" w:cstheme="majorBidi"/>
+          <w:b/>
+          <w:bCs/>
+          <w:i/>
+          <w:iCs/>
+          <w:sz w:val="28"/>
+          <w:szCs w:val="28"/>
+        </w:rPr>
+        <w:t>ssh</w:t>
+      </w:r>
+      <w:proofErr w:type="spellEnd"/>
+      <w:r>
+        <w:rPr>
+          <w:rFonts w:asciiTheme="majorBidi" w:hAnsiTheme="majorBidi" w:cstheme="majorBidi"/>
+          <w:b/>
+          <w:bCs/>
+          <w:i/>
+          <w:iCs/>
+          <w:sz w:val="28"/>
+          <w:szCs w:val="28"/>
+        </w:rPr>
+        <w:t>/</w:t>
       </w:r>
       <w:proofErr w:type="spellStart"/>
       <w:r>
@@ -20387,17 +21825,31 @@
           <w:szCs w:val="28"/>
         </w:rPr>
       </w:pPr>
-      <w:r>
-        <w:rPr>
-          <w:rFonts w:asciiTheme="majorBidi" w:hAnsiTheme="majorBidi" w:cstheme="majorBidi"/>
-          <w:b/>
-          <w:bCs/>
-          <w:i/>
-          <w:iCs/>
-          <w:sz w:val="28"/>
-          <w:szCs w:val="28"/>
-        </w:rPr>
-        <w:t xml:space="preserve">ssh-copy-id </w:t>
+      <w:proofErr w:type="spellStart"/>
+      <w:r>
+        <w:rPr>
+          <w:rFonts w:asciiTheme="majorBidi" w:hAnsiTheme="majorBidi" w:cstheme="majorBidi"/>
+          <w:b/>
+          <w:bCs/>
+          <w:i/>
+          <w:iCs/>
+          <w:sz w:val="28"/>
+          <w:szCs w:val="28"/>
+        </w:rPr>
+        <w:t>ssh</w:t>
+      </w:r>
+      <w:proofErr w:type="spellEnd"/>
+      <w:r>
+        <w:rPr>
+          <w:rFonts w:asciiTheme="majorBidi" w:hAnsiTheme="majorBidi" w:cstheme="majorBidi"/>
+          <w:b/>
+          <w:bCs/>
+          <w:i/>
+          <w:iCs/>
+          <w:sz w:val="28"/>
+          <w:szCs w:val="28"/>
+        </w:rPr>
+        <w:t xml:space="preserve">-copy-id </w:t>
       </w:r>
       <w:proofErr w:type="spellStart"/>
       <w:r>
@@ -20714,21 +22166,8 @@
           <w:sz w:val="28"/>
           <w:szCs w:val="28"/>
         </w:rPr>
-        <w:lastRenderedPageBreak/>
         <w:t xml:space="preserve">Using a custom key → </w:t>
       </w:r>
-      <w:r>
-        <w:rPr>
-          <w:rFonts w:asciiTheme="majorBidi" w:hAnsiTheme="majorBidi" w:cstheme="majorBidi"/>
-          <w:b/>
-          <w:bCs/>
-          <w:i/>
-          <w:iCs/>
-          <w:sz w:val="28"/>
-          <w:szCs w:val="28"/>
-        </w:rPr>
-        <w:t>ssh-copy-id -</w:t>
-      </w:r>
       <w:proofErr w:type="spellStart"/>
       <w:r>
         <w:rPr>
@@ -20740,6 +22179,32 @@
           <w:sz w:val="28"/>
           <w:szCs w:val="28"/>
         </w:rPr>
+        <w:t>ssh</w:t>
+      </w:r>
+      <w:proofErr w:type="spellEnd"/>
+      <w:r>
+        <w:rPr>
+          <w:rFonts w:asciiTheme="majorBidi" w:hAnsiTheme="majorBidi" w:cstheme="majorBidi"/>
+          <w:b/>
+          <w:bCs/>
+          <w:i/>
+          <w:iCs/>
+          <w:sz w:val="28"/>
+          <w:szCs w:val="28"/>
+        </w:rPr>
+        <w:t>-copy-id -</w:t>
+      </w:r>
+      <w:proofErr w:type="spellStart"/>
+      <w:r>
+        <w:rPr>
+          <w:rFonts w:asciiTheme="majorBidi" w:hAnsiTheme="majorBidi" w:cstheme="majorBidi"/>
+          <w:b/>
+          <w:bCs/>
+          <w:i/>
+          <w:iCs/>
+          <w:sz w:val="28"/>
+          <w:szCs w:val="28"/>
+        </w:rPr>
         <w:t>i</w:t>
       </w:r>
       <w:proofErr w:type="spellEnd"/>
@@ -20753,7 +22218,33 @@
           <w:sz w:val="28"/>
           <w:szCs w:val="28"/>
         </w:rPr>
-        <w:t xml:space="preserve"> ~/.ssh/project_key.pub dev@10.1.20.55</w:t>
+        <w:t xml:space="preserve"> ~/.</w:t>
+      </w:r>
+      <w:proofErr w:type="spellStart"/>
+      <w:r>
+        <w:rPr>
+          <w:rFonts w:asciiTheme="majorBidi" w:hAnsiTheme="majorBidi" w:cstheme="majorBidi"/>
+          <w:b/>
+          <w:bCs/>
+          <w:i/>
+          <w:iCs/>
+          <w:sz w:val="28"/>
+          <w:szCs w:val="28"/>
+        </w:rPr>
+        <w:t>ssh</w:t>
+      </w:r>
+      <w:proofErr w:type="spellEnd"/>
+      <w:r>
+        <w:rPr>
+          <w:rFonts w:asciiTheme="majorBidi" w:hAnsiTheme="majorBidi" w:cstheme="majorBidi"/>
+          <w:b/>
+          <w:bCs/>
+          <w:i/>
+          <w:iCs/>
+          <w:sz w:val="28"/>
+          <w:szCs w:val="28"/>
+        </w:rPr>
+        <w:t>/project_key.pub dev@10.1.20.55</w:t>
       </w:r>
     </w:p>
     <w:p>
@@ -20803,17 +22294,31 @@
         </w:rPr>
         <w:t xml:space="preserve">Passing SSH configuration options → </w:t>
       </w:r>
-      <w:r>
-        <w:rPr>
-          <w:rFonts w:asciiTheme="majorBidi" w:hAnsiTheme="majorBidi" w:cstheme="majorBidi"/>
-          <w:b/>
-          <w:bCs/>
-          <w:i/>
-          <w:iCs/>
-          <w:sz w:val="28"/>
-          <w:szCs w:val="28"/>
-        </w:rPr>
-        <w:t xml:space="preserve">ssh-copy-id -o </w:t>
+      <w:proofErr w:type="spellStart"/>
+      <w:r>
+        <w:rPr>
+          <w:rFonts w:asciiTheme="majorBidi" w:hAnsiTheme="majorBidi" w:cstheme="majorBidi"/>
+          <w:b/>
+          <w:bCs/>
+          <w:i/>
+          <w:iCs/>
+          <w:sz w:val="28"/>
+          <w:szCs w:val="28"/>
+        </w:rPr>
+        <w:t>ssh</w:t>
+      </w:r>
+      <w:proofErr w:type="spellEnd"/>
+      <w:r>
+        <w:rPr>
+          <w:rFonts w:asciiTheme="majorBidi" w:hAnsiTheme="majorBidi" w:cstheme="majorBidi"/>
+          <w:b/>
+          <w:bCs/>
+          <w:i/>
+          <w:iCs/>
+          <w:sz w:val="28"/>
+          <w:szCs w:val="28"/>
+        </w:rPr>
+        <w:t xml:space="preserve">-copy-id -o </w:t>
       </w:r>
       <w:proofErr w:type="spellStart"/>
       <w:r>
@@ -20891,7 +22396,7 @@
         </w:rPr>
         <w:t xml:space="preserve">ssh-copy-id -o ProxyJump=jump.example.com </w:t>
       </w:r>
-      <w:hyperlink r:id="rId5" w:history="1">
+      <w:hyperlink r:id="rId6" w:history="1">
         <w:r>
           <w:rPr>
             <w:rStyle w:val="Hyperlink"/>
@@ -21382,6 +22887,7 @@
           <w:sz w:val="28"/>
           <w:szCs w:val="28"/>
         </w:rPr>
+        <w:lastRenderedPageBreak/>
         <w:t>ssh-agent</w:t>
       </w:r>
       <w:r>
@@ -21872,7 +23378,6 @@
           <w:sz w:val="28"/>
           <w:szCs w:val="28"/>
         </w:rPr>
-        <w:lastRenderedPageBreak/>
         <w:t>SSH_AGENT_PID → the agent process ID</w:t>
       </w:r>
     </w:p>
@@ -22383,7 +23888,7 @@
         </w:rPr>
         <w:t xml:space="preserve">ssh -A </w:t>
       </w:r>
-      <w:hyperlink r:id="rId6" w:history="1">
+      <w:hyperlink r:id="rId7" w:history="1">
         <w:r>
           <w:rPr>
             <w:rStyle w:val="Hyperlink"/>
@@ -22472,6 +23977,7 @@
           <w:sz w:val="28"/>
           <w:szCs w:val="28"/>
         </w:rPr>
+        <w:lastRenderedPageBreak/>
         <w:t>Keys never leave your device; only signatures do.</w:t>
       </w:r>
     </w:p>
@@ -22742,17 +24248,31 @@
           <w:szCs w:val="28"/>
         </w:rPr>
       </w:pPr>
-      <w:r>
-        <w:rPr>
-          <w:rFonts w:asciiTheme="majorBidi" w:hAnsiTheme="majorBidi" w:cstheme="majorBidi"/>
-          <w:b/>
-          <w:bCs/>
-          <w:i/>
-          <w:iCs/>
-          <w:sz w:val="28"/>
-          <w:szCs w:val="28"/>
-        </w:rPr>
-        <w:t>ssh-add &lt;</w:t>
+      <w:proofErr w:type="spellStart"/>
+      <w:r>
+        <w:rPr>
+          <w:rFonts w:asciiTheme="majorBidi" w:hAnsiTheme="majorBidi" w:cstheme="majorBidi"/>
+          <w:b/>
+          <w:bCs/>
+          <w:i/>
+          <w:iCs/>
+          <w:sz w:val="28"/>
+          <w:szCs w:val="28"/>
+        </w:rPr>
+        <w:t>ssh</w:t>
+      </w:r>
+      <w:proofErr w:type="spellEnd"/>
+      <w:r>
+        <w:rPr>
+          <w:rFonts w:asciiTheme="majorBidi" w:hAnsiTheme="majorBidi" w:cstheme="majorBidi"/>
+          <w:b/>
+          <w:bCs/>
+          <w:i/>
+          <w:iCs/>
+          <w:sz w:val="28"/>
+          <w:szCs w:val="28"/>
+        </w:rPr>
+        <w:t>-add &lt;</w:t>
       </w:r>
       <w:proofErr w:type="spellStart"/>
       <w:r>
@@ -22930,17 +24450,31 @@
           <w:szCs w:val="28"/>
         </w:rPr>
       </w:pPr>
-      <w:r>
-        <w:rPr>
-          <w:rFonts w:asciiTheme="majorBidi" w:hAnsiTheme="majorBidi" w:cstheme="majorBidi"/>
-          <w:b/>
-          <w:bCs/>
-          <w:i/>
-          <w:iCs/>
-          <w:sz w:val="28"/>
-          <w:szCs w:val="28"/>
-        </w:rPr>
-        <w:t>ssh-add -d &lt;</w:t>
+      <w:proofErr w:type="spellStart"/>
+      <w:r>
+        <w:rPr>
+          <w:rFonts w:asciiTheme="majorBidi" w:hAnsiTheme="majorBidi" w:cstheme="majorBidi"/>
+          <w:b/>
+          <w:bCs/>
+          <w:i/>
+          <w:iCs/>
+          <w:sz w:val="28"/>
+          <w:szCs w:val="28"/>
+        </w:rPr>
+        <w:t>ssh</w:t>
+      </w:r>
+      <w:proofErr w:type="spellEnd"/>
+      <w:r>
+        <w:rPr>
+          <w:rFonts w:asciiTheme="majorBidi" w:hAnsiTheme="majorBidi" w:cstheme="majorBidi"/>
+          <w:b/>
+          <w:bCs/>
+          <w:i/>
+          <w:iCs/>
+          <w:sz w:val="28"/>
+          <w:szCs w:val="28"/>
+        </w:rPr>
+        <w:t>-add -d &lt;</w:t>
       </w:r>
       <w:proofErr w:type="spellStart"/>
       <w:r>
@@ -23074,7 +24608,6 @@
           <w:sz w:val="28"/>
           <w:szCs w:val="28"/>
         </w:rPr>
-        <w:lastRenderedPageBreak/>
         <w:t>ssh-add -K (macOS)</w:t>
       </w:r>
       <w:r>
@@ -23169,17 +24702,57 @@
         </w:rPr>
         <w:t xml:space="preserve"> </w:t>
       </w:r>
-      <w:r>
-        <w:rPr>
-          <w:rFonts w:asciiTheme="majorBidi" w:hAnsiTheme="majorBidi" w:cstheme="majorBidi"/>
-          <w:b/>
-          <w:bCs/>
-          <w:i/>
-          <w:iCs/>
-          <w:sz w:val="28"/>
-          <w:szCs w:val="28"/>
-        </w:rPr>
-        <w:t>ssh-add -t 3600 ~/.ssh/</w:t>
+      <w:proofErr w:type="spellStart"/>
+      <w:r>
+        <w:rPr>
+          <w:rFonts w:asciiTheme="majorBidi" w:hAnsiTheme="majorBidi" w:cstheme="majorBidi"/>
+          <w:b/>
+          <w:bCs/>
+          <w:i/>
+          <w:iCs/>
+          <w:sz w:val="28"/>
+          <w:szCs w:val="28"/>
+        </w:rPr>
+        <w:t>ssh</w:t>
+      </w:r>
+      <w:proofErr w:type="spellEnd"/>
+      <w:r>
+        <w:rPr>
+          <w:rFonts w:asciiTheme="majorBidi" w:hAnsiTheme="majorBidi" w:cstheme="majorBidi"/>
+          <w:b/>
+          <w:bCs/>
+          <w:i/>
+          <w:iCs/>
+          <w:sz w:val="28"/>
+          <w:szCs w:val="28"/>
+        </w:rPr>
+        <w:t>-add -t 3600 ~/.</w:t>
+      </w:r>
+      <w:proofErr w:type="spellStart"/>
+      <w:r>
+        <w:rPr>
+          <w:rFonts w:asciiTheme="majorBidi" w:hAnsiTheme="majorBidi" w:cstheme="majorBidi"/>
+          <w:b/>
+          <w:bCs/>
+          <w:i/>
+          <w:iCs/>
+          <w:sz w:val="28"/>
+          <w:szCs w:val="28"/>
+        </w:rPr>
+        <w:t>ssh</w:t>
+      </w:r>
+      <w:proofErr w:type="spellEnd"/>
+      <w:r>
+        <w:rPr>
+          <w:rFonts w:asciiTheme="majorBidi" w:hAnsiTheme="majorBidi" w:cstheme="majorBidi"/>
+          <w:b/>
+          <w:bCs/>
+          <w:i/>
+          <w:iCs/>
+          <w:sz w:val="28"/>
+          <w:szCs w:val="28"/>
+        </w:rPr>
+        <w:t>/</w:t>
       </w:r>
       <w:proofErr w:type="spellStart"/>
       <w:r>
@@ -23764,6 +25337,7 @@
           <w:sz w:val="28"/>
           <w:szCs w:val="28"/>
         </w:rPr>
+        <w:lastRenderedPageBreak/>
         <w:t>Take a network service that is not directly reachable or not safe to expose, and safely access it through an encrypted SSH channel.</w:t>
       </w:r>
     </w:p>
@@ -23965,7 +25539,6 @@
         <w:t xml:space="preserve">) → SSH tunnel → Remote </w:t>
       </w:r>
       <w:proofErr w:type="spellStart"/>
-      <w:proofErr w:type="gramStart"/>
       <w:r>
         <w:rPr>
           <w:rFonts w:asciiTheme="majorBidi" w:hAnsiTheme="majorBidi" w:cstheme="majorBidi"/>
@@ -23975,7 +25548,6 @@
         <w:t>host:PORT</w:t>
       </w:r>
       <w:proofErr w:type="spellEnd"/>
-      <w:proofErr w:type="gramEnd"/>
     </w:p>
     <w:p>
       <w:pPr>
@@ -24088,7 +25660,6 @@
           <w:sz w:val="28"/>
           <w:szCs w:val="28"/>
         </w:rPr>
-        <w:lastRenderedPageBreak/>
         <w:t>Reach internal hosts through a jump server</w:t>
       </w:r>
     </w:p>
@@ -24225,33 +25796,7 @@
           <w:sz w:val="28"/>
           <w:szCs w:val="28"/>
         </w:rPr>
-        <w:t>_</w:t>
-      </w:r>
-      <w:proofErr w:type="gramStart"/>
-      <w:r>
-        <w:rPr>
-          <w:rFonts w:asciiTheme="majorBidi" w:hAnsiTheme="majorBidi" w:cstheme="majorBidi"/>
-          <w:b/>
-          <w:bCs/>
-          <w:i/>
-          <w:iCs/>
-          <w:sz w:val="28"/>
-          <w:szCs w:val="28"/>
-        </w:rPr>
-        <w:t>HOST:REMOTE</w:t>
-      </w:r>
-      <w:proofErr w:type="gramEnd"/>
-      <w:r>
-        <w:rPr>
-          <w:rFonts w:asciiTheme="majorBidi" w:hAnsiTheme="majorBidi" w:cstheme="majorBidi"/>
-          <w:b/>
-          <w:bCs/>
-          <w:i/>
-          <w:iCs/>
-          <w:sz w:val="28"/>
-          <w:szCs w:val="28"/>
-        </w:rPr>
-        <w:t>_PORT USER@SSH_SERVER</w:t>
+        <w:t>_HOST:REMOTE_PORT USER@SSH_SERVER</w:t>
       </w:r>
     </w:p>
     <w:p>
@@ -24666,6 +26211,7 @@
           <w:sz w:val="28"/>
           <w:szCs w:val="28"/>
         </w:rPr>
+        <w:lastRenderedPageBreak/>
         <w:t>Access admin panels, internal HTTP services, etc., without exposing port 80 on the internet.</w:t>
       </w:r>
     </w:p>
@@ -25147,7 +26693,6 @@
           <w:sz w:val="28"/>
           <w:szCs w:val="28"/>
         </w:rPr>
-        <w:lastRenderedPageBreak/>
         <w:t>Usage:</w:t>
       </w:r>
     </w:p>
@@ -25347,17 +26892,31 @@
           <w:szCs w:val="28"/>
         </w:rPr>
       </w:pPr>
-      <w:r>
-        <w:rPr>
-          <w:rFonts w:asciiTheme="majorBidi" w:hAnsiTheme="majorBidi" w:cstheme="majorBidi"/>
-          <w:b/>
-          <w:bCs/>
-          <w:i/>
-          <w:iCs/>
-          <w:sz w:val="28"/>
-          <w:szCs w:val="28"/>
-        </w:rPr>
-        <w:t xml:space="preserve">ssh -J bastion </w:t>
+      <w:proofErr w:type="spellStart"/>
+      <w:r>
+        <w:rPr>
+          <w:rFonts w:asciiTheme="majorBidi" w:hAnsiTheme="majorBidi" w:cstheme="majorBidi"/>
+          <w:b/>
+          <w:bCs/>
+          <w:i/>
+          <w:iCs/>
+          <w:sz w:val="28"/>
+          <w:szCs w:val="28"/>
+        </w:rPr>
+        <w:t>ssh</w:t>
+      </w:r>
+      <w:proofErr w:type="spellEnd"/>
+      <w:r>
+        <w:rPr>
+          <w:rFonts w:asciiTheme="majorBidi" w:hAnsiTheme="majorBidi" w:cstheme="majorBidi"/>
+          <w:b/>
+          <w:bCs/>
+          <w:i/>
+          <w:iCs/>
+          <w:sz w:val="28"/>
+          <w:szCs w:val="28"/>
+        </w:rPr>
+        <w:t xml:space="preserve"> -J bastion </w:t>
       </w:r>
       <w:proofErr w:type="spellStart"/>
       <w:proofErr w:type="gramStart"/>
@@ -25503,17 +27062,31 @@
           <w:szCs w:val="28"/>
         </w:rPr>
       </w:pPr>
-      <w:r>
-        <w:rPr>
-          <w:rFonts w:asciiTheme="majorBidi" w:hAnsiTheme="majorBidi" w:cstheme="majorBidi"/>
-          <w:b/>
-          <w:bCs/>
-          <w:i/>
-          <w:iCs/>
-          <w:sz w:val="28"/>
-          <w:szCs w:val="28"/>
-        </w:rPr>
-        <w:t>ssh -L 5432:</w:t>
+      <w:proofErr w:type="spellStart"/>
+      <w:r>
+        <w:rPr>
+          <w:rFonts w:asciiTheme="majorBidi" w:hAnsiTheme="majorBidi" w:cstheme="majorBidi"/>
+          <w:b/>
+          <w:bCs/>
+          <w:i/>
+          <w:iCs/>
+          <w:sz w:val="28"/>
+          <w:szCs w:val="28"/>
+        </w:rPr>
+        <w:t>ssh</w:t>
+      </w:r>
+      <w:proofErr w:type="spellEnd"/>
+      <w:r>
+        <w:rPr>
+          <w:rFonts w:asciiTheme="majorBidi" w:hAnsiTheme="majorBidi" w:cstheme="majorBidi"/>
+          <w:b/>
+          <w:bCs/>
+          <w:i/>
+          <w:iCs/>
+          <w:sz w:val="28"/>
+          <w:szCs w:val="28"/>
+        </w:rPr>
+        <w:t xml:space="preserve"> -L 5432:</w:t>
       </w:r>
       <w:proofErr w:type="gramStart"/>
       <w:r>
@@ -25753,6 +27326,7 @@
           <w:sz w:val="28"/>
           <w:szCs w:val="28"/>
         </w:rPr>
+        <w:lastRenderedPageBreak/>
         <w:t>Tunneling SSH login = use -J</w:t>
       </w:r>
     </w:p>
@@ -26245,7 +27819,6 @@
           <w:sz w:val="28"/>
           <w:szCs w:val="28"/>
         </w:rPr>
-        <w:lastRenderedPageBreak/>
         <w:t>Local port 9000 forwards to server.example.com:9000.</w:t>
       </w:r>
     </w:p>
@@ -26376,18 +27949,8 @@
           <w:sz w:val="28"/>
           <w:szCs w:val="28"/>
         </w:rPr>
-        <w:t xml:space="preserve">Your </w:t>
-      </w:r>
-      <w:proofErr w:type="gramStart"/>
-      <w:r>
-        <w:rPr>
-          <w:rFonts w:asciiTheme="majorBidi" w:hAnsiTheme="majorBidi" w:cstheme="majorBidi"/>
-          <w:sz w:val="28"/>
-          <w:szCs w:val="28"/>
-        </w:rPr>
-        <w:t>Laptop</w:t>
-      </w:r>
-      <w:proofErr w:type="gramEnd"/>
+        <w:t>Your Laptop</w:t>
+      </w:r>
       <w:r>
         <w:rPr>
           <w:rFonts w:asciiTheme="majorBidi" w:hAnsiTheme="majorBidi" w:cstheme="majorBidi"/>
@@ -26681,25 +28244,7 @@
           <w:sz w:val="28"/>
           <w:szCs w:val="28"/>
         </w:rPr>
-        <w:t xml:space="preserve">  </w:t>
-      </w:r>
-      <w:proofErr w:type="gramStart"/>
-      <w:r>
-        <w:rPr>
-          <w:rFonts w:asciiTheme="majorBidi" w:hAnsiTheme="majorBidi" w:cstheme="majorBidi"/>
-          <w:sz w:val="28"/>
-          <w:szCs w:val="28"/>
-        </w:rPr>
-        <w:t>db.internal</w:t>
-      </w:r>
-      <w:proofErr w:type="gramEnd"/>
-      <w:r>
-        <w:rPr>
-          <w:rFonts w:asciiTheme="majorBidi" w:hAnsiTheme="majorBidi" w:cstheme="majorBidi"/>
-          <w:sz w:val="28"/>
-          <w:szCs w:val="28"/>
-        </w:rPr>
-        <w:t>:5432</w:t>
+        <w:t xml:space="preserve">  db.internal:5432</w:t>
       </w:r>
     </w:p>
     <w:p>
@@ -26854,33 +28399,7 @@
           <w:sz w:val="28"/>
           <w:szCs w:val="28"/>
         </w:rPr>
-        <w:t>:5432 -J bastion</w:t>
-      </w:r>
-      <w:proofErr w:type="gramStart"/>
-      <w:r>
-        <w:rPr>
-          <w:rFonts w:asciiTheme="majorBidi" w:hAnsiTheme="majorBidi" w:cstheme="majorBidi"/>
-          <w:b/>
-          <w:bCs/>
-          <w:i/>
-          <w:iCs/>
-          <w:sz w:val="28"/>
-          <w:szCs w:val="28"/>
-        </w:rPr>
-        <w:t>1,bastion</w:t>
-      </w:r>
-      <w:proofErr w:type="gramEnd"/>
-      <w:r>
-        <w:rPr>
-          <w:rFonts w:asciiTheme="majorBidi" w:hAnsiTheme="majorBidi" w:cstheme="majorBidi"/>
-          <w:b/>
-          <w:bCs/>
-          <w:i/>
-          <w:iCs/>
-          <w:sz w:val="28"/>
-          <w:szCs w:val="28"/>
-        </w:rPr>
-        <w:t>2 admin@bastion2</w:t>
+        <w:t>:5432 -J bastion1,bastion2 admin@bastion2</w:t>
       </w:r>
     </w:p>
     <w:p>
@@ -27009,19 +28528,7 @@
                                 <w:sz w:val="28"/>
                                 <w:szCs w:val="28"/>
                               </w:rPr>
-                              <w:t xml:space="preserve">    </w:t>
-                            </w:r>
-                            <w:r>
-                              <w:rPr>
-                                <w:rFonts w:asciiTheme="majorBidi" w:hAnsiTheme="majorBidi" w:cstheme="majorBidi"/>
-                                <w:b/>
-                                <w:bCs/>
-                                <w:i/>
-                                <w:iCs/>
-                                <w:sz w:val="28"/>
-                                <w:szCs w:val="28"/>
-                              </w:rPr>
-                              <w:t>HostName bastion1.example.com</w:t>
+                              <w:t xml:space="preserve">    HostName bastion1.example.com</w:t>
                             </w:r>
                           </w:p>
                           <w:p>
@@ -27232,19 +28739,7 @@
                           <w:sz w:val="28"/>
                           <w:szCs w:val="28"/>
                         </w:rPr>
-                        <w:t xml:space="preserve">    </w:t>
-                      </w:r>
-                      <w:r>
-                        <w:rPr>
-                          <w:rFonts w:asciiTheme="majorBidi" w:hAnsiTheme="majorBidi" w:cstheme="majorBidi"/>
-                          <w:b/>
-                          <w:bCs/>
-                          <w:i/>
-                          <w:iCs/>
-                          <w:sz w:val="28"/>
-                          <w:szCs w:val="28"/>
-                        </w:rPr>
-                        <w:t>HostName bastion1.example.com</w:t>
+                        <w:t xml:space="preserve">    HostName bastion1.example.com</w:t>
                       </w:r>
                     </w:p>
                     <w:p>
@@ -27807,7 +29302,6 @@
           <w:sz w:val="28"/>
           <w:szCs w:val="28"/>
         </w:rPr>
-        <w:lastRenderedPageBreak/>
         <w:t>Remote forwarding does the opposite direction.</w:t>
       </w:r>
     </w:p>
@@ -28324,6 +29818,7 @@
           <w:sz w:val="28"/>
           <w:szCs w:val="28"/>
         </w:rPr>
+        <w:lastRenderedPageBreak/>
         <w:t>General command form</w:t>
       </w:r>
       <w:r>
@@ -28386,33 +29881,7 @@
           <w:sz w:val="28"/>
           <w:szCs w:val="28"/>
         </w:rPr>
-        <w:t>_</w:t>
-      </w:r>
-      <w:proofErr w:type="gramStart"/>
-      <w:r>
-        <w:rPr>
-          <w:rFonts w:asciiTheme="majorBidi" w:hAnsiTheme="majorBidi" w:cstheme="majorBidi"/>
-          <w:b/>
-          <w:bCs/>
-          <w:i/>
-          <w:iCs/>
-          <w:sz w:val="28"/>
-          <w:szCs w:val="28"/>
-        </w:rPr>
-        <w:t>HOST:LOCAL</w:t>
-      </w:r>
-      <w:proofErr w:type="gramEnd"/>
-      <w:r>
-        <w:rPr>
-          <w:rFonts w:asciiTheme="majorBidi" w:hAnsiTheme="majorBidi" w:cstheme="majorBidi"/>
-          <w:b/>
-          <w:bCs/>
-          <w:i/>
-          <w:iCs/>
-          <w:sz w:val="28"/>
-          <w:szCs w:val="28"/>
-        </w:rPr>
-        <w:t>_PORT USER@SSH_SERVER</w:t>
+        <w:t>_HOST:LOCAL_PORT USER@SSH_SERVER</w:t>
       </w:r>
     </w:p>
     <w:p>
@@ -28817,7 +30286,6 @@
           <w:sz w:val="28"/>
           <w:szCs w:val="28"/>
         </w:rPr>
-        <w:lastRenderedPageBreak/>
         <w:t>ssh -R 9000:localhost:3000 user@server.example.com</w:t>
       </w:r>
     </w:p>
@@ -29173,19 +30641,7 @@
                                 <w:sz w:val="28"/>
                                 <w:szCs w:val="28"/>
                               </w:rPr>
-                              <w:t xml:space="preserve">python3 </w:t>
-                            </w:r>
-                            <w:r>
-                              <w:rPr>
-                                <w:rFonts w:asciiTheme="majorBidi" w:hAnsiTheme="majorBidi" w:cstheme="majorBidi"/>
-                                <w:b/>
-                                <w:bCs/>
-                                <w:i/>
-                                <w:iCs/>
-                                <w:sz w:val="28"/>
-                                <w:szCs w:val="28"/>
-                              </w:rPr>
-                              <w:t>webhook_server.py  # listens on localhost:8081</w:t>
+                              <w:t>python3 webhook_server.py  # listens on localhost:8081</w:t>
                             </w:r>
                           </w:p>
                           <w:p>
@@ -29240,19 +30696,7 @@
                           <w:sz w:val="28"/>
                           <w:szCs w:val="28"/>
                         </w:rPr>
-                        <w:t xml:space="preserve">python3 </w:t>
-                      </w:r>
-                      <w:r>
-                        <w:rPr>
-                          <w:rFonts w:asciiTheme="majorBidi" w:hAnsiTheme="majorBidi" w:cstheme="majorBidi"/>
-                          <w:b/>
-                          <w:bCs/>
-                          <w:i/>
-                          <w:iCs/>
-                          <w:sz w:val="28"/>
-                          <w:szCs w:val="28"/>
-                        </w:rPr>
-                        <w:t>webhook_server.py  # listens on localhost:8081</w:t>
+                        <w:t>python3 webhook_server.py  # listens on localhost:8081</w:t>
                       </w:r>
                     </w:p>
                     <w:p>
@@ -29480,6 +30924,7 @@
           <w:szCs w:val="28"/>
           <w:u w:val="single"/>
         </w:rPr>
+        <w:lastRenderedPageBreak/>
         <w:t>Usage:</w:t>
       </w:r>
     </w:p>
@@ -29761,7 +31206,6 @@
           <w:sz w:val="28"/>
           <w:szCs w:val="28"/>
         </w:rPr>
-        <w:lastRenderedPageBreak/>
         <w:t>Because sometimes you need full network access to a private environment, but configuring a VPN is unnecessary or impossible.</w:t>
       </w:r>
     </w:p>
@@ -30189,6 +31633,7 @@
           <w:sz w:val="28"/>
           <w:szCs w:val="28"/>
         </w:rPr>
+        <w:lastRenderedPageBreak/>
         <w:t>SSH forwards it over the tunnel to bastion.example.com.</w:t>
       </w:r>
     </w:p>
@@ -30678,7 +32123,6 @@
           <w:sz w:val="32"/>
           <w:szCs w:val="32"/>
         </w:rPr>
-        <w:lastRenderedPageBreak/>
         <w:t>Key Implementation Notes (DevOps-grade)</w:t>
       </w:r>
     </w:p>
@@ -31206,6 +32650,7 @@
           <w:sz w:val="28"/>
           <w:szCs w:val="28"/>
         </w:rPr>
+        <w:lastRenderedPageBreak/>
         <w:t>The remote server’s display is forwarded to YOUR machine.</w:t>
       </w:r>
     </w:p>
@@ -31667,7 +33112,6 @@
           <w:sz w:val="28"/>
           <w:szCs w:val="28"/>
         </w:rPr>
-        <w:lastRenderedPageBreak/>
         <w:t>SSH will forward X11 protocol to your local X server listening on a Unix socket (or TCP on some systems).</w:t>
       </w:r>
     </w:p>
@@ -31786,7 +33230,33 @@
           <w:sz w:val="28"/>
           <w:szCs w:val="28"/>
         </w:rPr>
-        <w:t>/ssh/</w:t>
+        <w:t>/</w:t>
+      </w:r>
+      <w:proofErr w:type="spellStart"/>
+      <w:r>
+        <w:rPr>
+          <w:rFonts w:asciiTheme="majorBidi" w:hAnsiTheme="majorBidi" w:cstheme="majorBidi"/>
+          <w:b/>
+          <w:bCs/>
+          <w:i/>
+          <w:iCs/>
+          <w:sz w:val="28"/>
+          <w:szCs w:val="28"/>
+        </w:rPr>
+        <w:t>ssh</w:t>
+      </w:r>
+      <w:proofErr w:type="spellEnd"/>
+      <w:r>
+        <w:rPr>
+          <w:rFonts w:asciiTheme="majorBidi" w:hAnsiTheme="majorBidi" w:cstheme="majorBidi"/>
+          <w:b/>
+          <w:bCs/>
+          <w:i/>
+          <w:iCs/>
+          <w:sz w:val="28"/>
+          <w:szCs w:val="28"/>
+        </w:rPr>
+        <w:t>/</w:t>
       </w:r>
       <w:proofErr w:type="spellStart"/>
       <w:r>
@@ -32444,15 +33914,7 @@
                                 <w:sz w:val="28"/>
                                 <w:szCs w:val="28"/>
                               </w:rPr>
-                              <w:t xml:space="preserve">connect to </w:t>
-                            </w:r>
-                            <w:r>
-                              <w:rPr>
-                                <w:rFonts w:asciiTheme="majorBidi" w:hAnsiTheme="majorBidi" w:cstheme="majorBidi"/>
-                                <w:sz w:val="28"/>
-                                <w:szCs w:val="28"/>
-                              </w:rPr>
-                              <w:t>DISPLAY</w:t>
+                              <w:t>connect to DISPLAY</w:t>
                             </w:r>
                             <w:r>
                               <w:rPr>
@@ -32542,15 +34004,7 @@
                           <w:sz w:val="28"/>
                           <w:szCs w:val="28"/>
                         </w:rPr>
-                        <w:t xml:space="preserve">connect to </w:t>
-                      </w:r>
-                      <w:r>
-                        <w:rPr>
-                          <w:rFonts w:asciiTheme="majorBidi" w:hAnsiTheme="majorBidi" w:cstheme="majorBidi"/>
-                          <w:sz w:val="28"/>
-                          <w:szCs w:val="28"/>
-                        </w:rPr>
-                        <w:t>DISPLAY</w:t>
+                        <w:t>connect to DISPLAY</w:t>
                       </w:r>
                       <w:r>
                         <w:rPr>
@@ -32646,6 +34100,7 @@
           <w:sz w:val="28"/>
           <w:szCs w:val="28"/>
         </w:rPr>
+        <w:lastRenderedPageBreak/>
         <w:t>sshd</w:t>
       </w:r>
       <w:proofErr w:type="spellEnd"/>
@@ -33224,7 +34679,6 @@
           <w:sz w:val="28"/>
           <w:szCs w:val="28"/>
         </w:rPr>
-        <w:lastRenderedPageBreak/>
         <w:t>Untrusted vs trusted:</w:t>
       </w:r>
     </w:p>
@@ -33967,6 +35421,7 @@
           <w:sz w:val="28"/>
           <w:szCs w:val="28"/>
         </w:rPr>
+        <w:lastRenderedPageBreak/>
         <mc:AlternateContent>
           <mc:Choice Requires="wps">
             <w:drawing>
@@ -34527,7 +35982,6 @@
           <w:sz w:val="28"/>
           <w:szCs w:val="28"/>
         </w:rPr>
-        <w:lastRenderedPageBreak/>
         <w:t>Laptop → bastion → internal GUI host</w:t>
       </w:r>
     </w:p>
@@ -34560,17 +36014,31 @@
           <w:szCs w:val="28"/>
         </w:rPr>
       </w:pPr>
-      <w:r>
-        <w:rPr>
-          <w:rFonts w:asciiTheme="majorBidi" w:hAnsiTheme="majorBidi" w:cstheme="majorBidi"/>
-          <w:b/>
-          <w:bCs/>
-          <w:i/>
-          <w:iCs/>
-          <w:sz w:val="28"/>
-          <w:szCs w:val="28"/>
-        </w:rPr>
-        <w:t xml:space="preserve">ssh -J </w:t>
+      <w:proofErr w:type="spellStart"/>
+      <w:r>
+        <w:rPr>
+          <w:rFonts w:asciiTheme="majorBidi" w:hAnsiTheme="majorBidi" w:cstheme="majorBidi"/>
+          <w:b/>
+          <w:bCs/>
+          <w:i/>
+          <w:iCs/>
+          <w:sz w:val="28"/>
+          <w:szCs w:val="28"/>
+        </w:rPr>
+        <w:t>ssh</w:t>
+      </w:r>
+      <w:proofErr w:type="spellEnd"/>
+      <w:r>
+        <w:rPr>
+          <w:rFonts w:asciiTheme="majorBidi" w:hAnsiTheme="majorBidi" w:cstheme="majorBidi"/>
+          <w:b/>
+          <w:bCs/>
+          <w:i/>
+          <w:iCs/>
+          <w:sz w:val="28"/>
+          <w:szCs w:val="28"/>
+        </w:rPr>
+        <w:t xml:space="preserve"> -J </w:t>
       </w:r>
       <w:proofErr w:type="spellStart"/>
       <w:r>
@@ -34736,19 +36204,7 @@
                                 <w:sz w:val="28"/>
                                 <w:szCs w:val="28"/>
                               </w:rPr>
-                              <w:t xml:space="preserve">    </w:t>
-                            </w:r>
-                            <w:r>
-                              <w:rPr>
-                                <w:rFonts w:asciiTheme="majorBidi" w:hAnsiTheme="majorBidi" w:cstheme="majorBidi"/>
-                                <w:b/>
-                                <w:bCs/>
-                                <w:i/>
-                                <w:iCs/>
-                                <w:sz w:val="28"/>
-                                <w:szCs w:val="28"/>
-                              </w:rPr>
-                              <w:t>HostName bastion.example.com</w:t>
+                              <w:t xml:space="preserve">    HostName bastion.example.com</w:t>
                             </w:r>
                           </w:p>
                           <w:p>
@@ -34825,19 +36281,7 @@
                                 <w:sz w:val="28"/>
                                 <w:szCs w:val="28"/>
                               </w:rPr>
-                              <w:t xml:space="preserve">    HostName </w:t>
-                            </w:r>
-                            <w:r>
-                              <w:rPr>
-                                <w:rFonts w:asciiTheme="majorBidi" w:hAnsiTheme="majorBidi" w:cstheme="majorBidi"/>
-                                <w:b/>
-                                <w:bCs/>
-                                <w:i/>
-                                <w:iCs/>
-                                <w:sz w:val="28"/>
-                                <w:szCs w:val="28"/>
-                              </w:rPr>
-                              <w:t>gui.internal</w:t>
+                              <w:t xml:space="preserve">    HostName gui.internal</w:t>
                             </w:r>
                           </w:p>
                           <w:p>
@@ -34971,19 +36415,7 @@
                           <w:sz w:val="28"/>
                           <w:szCs w:val="28"/>
                         </w:rPr>
-                        <w:t xml:space="preserve">    </w:t>
-                      </w:r>
-                      <w:r>
-                        <w:rPr>
-                          <w:rFonts w:asciiTheme="majorBidi" w:hAnsiTheme="majorBidi" w:cstheme="majorBidi"/>
-                          <w:b/>
-                          <w:bCs/>
-                          <w:i/>
-                          <w:iCs/>
-                          <w:sz w:val="28"/>
-                          <w:szCs w:val="28"/>
-                        </w:rPr>
-                        <w:t>HostName bastion.example.com</w:t>
+                        <w:t xml:space="preserve">    HostName bastion.example.com</w:t>
                       </w:r>
                     </w:p>
                     <w:p>
@@ -35060,19 +36492,7 @@
                           <w:sz w:val="28"/>
                           <w:szCs w:val="28"/>
                         </w:rPr>
-                        <w:t xml:space="preserve">    HostName </w:t>
-                      </w:r>
-                      <w:r>
-                        <w:rPr>
-                          <w:rFonts w:asciiTheme="majorBidi" w:hAnsiTheme="majorBidi" w:cstheme="majorBidi"/>
-                          <w:b/>
-                          <w:bCs/>
-                          <w:i/>
-                          <w:iCs/>
-                          <w:sz w:val="28"/>
-                          <w:szCs w:val="28"/>
-                        </w:rPr>
-                        <w:t>gui.internal</w:t>
+                        <w:t xml:space="preserve">    HostName gui.internal</w:t>
                       </w:r>
                     </w:p>
                     <w:p>
@@ -35609,6 +37029,7 @@
           <w:sz w:val="28"/>
           <w:szCs w:val="28"/>
         </w:rPr>
+        <w:lastRenderedPageBreak/>
         <w:t>X11 is very chatty:</w:t>
       </w:r>
     </w:p>
@@ -35984,7 +37405,6 @@
           <w:sz w:val="28"/>
           <w:szCs w:val="28"/>
         </w:rPr>
-        <w:lastRenderedPageBreak/>
         <w:t>Never use -Y to untrusted machines</w:t>
       </w:r>
       <w:r>
@@ -36471,6 +37891,7 @@
           <w:szCs w:val="28"/>
           <w:u w:val="single"/>
         </w:rPr>
+        <w:lastRenderedPageBreak/>
         <w:t>Key Concepts</w:t>
       </w:r>
       <w:r>
@@ -36636,25 +38057,7 @@
           <w:sz w:val="28"/>
           <w:szCs w:val="28"/>
         </w:rPr>
-        <w:t>/private-keys-v</w:t>
-      </w:r>
-      <w:proofErr w:type="gramStart"/>
-      <w:r>
-        <w:rPr>
-          <w:rFonts w:asciiTheme="majorBidi" w:hAnsiTheme="majorBidi" w:cstheme="majorBidi"/>
-          <w:sz w:val="28"/>
-          <w:szCs w:val="28"/>
-        </w:rPr>
-        <w:t>1.d</w:t>
-      </w:r>
-      <w:proofErr w:type="gramEnd"/>
-      <w:r>
-        <w:rPr>
-          <w:rFonts w:asciiTheme="majorBidi" w:hAnsiTheme="majorBidi" w:cstheme="majorBidi"/>
-          <w:sz w:val="28"/>
-          <w:szCs w:val="28"/>
-        </w:rPr>
-        <w:t>/)</w:t>
+        <w:t>/private-keys-v1.d/)</w:t>
       </w:r>
     </w:p>
     <w:p>
@@ -36866,7 +38269,6 @@
           <w:sz w:val="28"/>
           <w:szCs w:val="28"/>
         </w:rPr>
-        <w:lastRenderedPageBreak/>
         <w:t>Trust levels</w:t>
       </w:r>
     </w:p>
@@ -37486,6 +38888,7 @@
           <w:sz w:val="28"/>
           <w:szCs w:val="28"/>
         </w:rPr>
+        <w:lastRenderedPageBreak/>
         <w:t>gpg</w:t>
       </w:r>
       <w:proofErr w:type="spellEnd"/>
@@ -37847,7 +39250,6 @@
           <w:sz w:val="28"/>
           <w:szCs w:val="28"/>
         </w:rPr>
-        <w:lastRenderedPageBreak/>
         <w:t>This is fundamental for package distribution.</w:t>
       </w:r>
     </w:p>
@@ -38256,6 +39658,7 @@
           <w:sz w:val="28"/>
           <w:szCs w:val="28"/>
         </w:rPr>
+        <w:lastRenderedPageBreak/>
         <w:t>Verification occurs before deployment.</w:t>
       </w:r>
     </w:p>
@@ -38561,7 +39964,6 @@
           <w:sz w:val="28"/>
           <w:szCs w:val="28"/>
         </w:rPr>
-        <w:lastRenderedPageBreak/>
         <w:t>When someone wants to trust your key, they verify fingerprint out-of-band (chat, phone, meeting).</w:t>
       </w:r>
     </w:p>
@@ -39013,6 +40415,7 @@
           <w:sz w:val="28"/>
           <w:szCs w:val="28"/>
         </w:rPr>
+        <w:lastRenderedPageBreak/>
         <w:t>Manages smartcards / YubiKeys</w:t>
       </w:r>
     </w:p>
@@ -39282,7 +40685,7 @@
 </file>
 
 <file path=word/numbering.xml><?xml version="1.0" encoding="utf-8"?>
-<w:numbering xmlns:wpc="http://schemas.microsoft.com/office/word/2010/wordprocessingCanvas" xmlns:cx="http://schemas.microsoft.com/office/drawing/2014/chartex" xmlns:cx1="http://schemas.microsoft.com/office/drawing/2015/9/8/chartex" xmlns:cx2="http://schemas.microsoft.com/office/drawing/2015/10/21/chartex" xmlns:cx3="http://schemas.microsoft.com/office/drawing/2016/5/9/chartex" xmlns:cx4="http://schemas.microsoft.com/office/drawing/2016/5/10/chartex" xmlns:cx5="http://schemas.microsoft.com/office/drawing/2016/5/11/chartex" xmlns:cx6="http://schemas.microsoft.com/office/drawing/2016/5/12/chartex" xmlns:cx7="http://schemas.microsoft.com/office/drawing/2016/5/13/chartex" xmlns:cx8="http://schemas.microsoft.com/office/drawing/2016/5/14/chartex" xmlns:mc="http://schemas.openxmlformats.org/markup-compatibility/2006" xmlns:aink="http://schemas.microsoft.com/office/drawing/2016/ink" xmlns:am3d="http://schemas.microsoft.com/office/drawing/2017/model3d" xmlns:o="urn:schemas-microsoft-com:office:office" xmlns:oel="http://schemas.microsoft.com/office/2019/extlst" xmlns:r="http://schemas.openxmlformats.org/officeDocument/2006/relationships" xmlns:m="http://schemas.openxmlformats.org/officeDocument/2006/math" xmlns:v="urn:schemas-microsoft-com:vml" xmlns:wp14="http://schemas.microsoft.com/office/word/2010/wordprocessingDrawing" xmlns:wp="http://schemas.openxmlformats.org/drawingml/2006/wordprocessingDrawing" xmlns:w10="urn:schemas-microsoft-com:office:word" xmlns:w="http://schemas.openxmlformats.org/wordprocessingml/2006/main" xmlns:w14="http://schemas.microsoft.com/office/word/2010/wordml" xmlns:w15="http://schemas.microsoft.com/office/word/2012/wordml" xmlns:w16cex="http://schemas.microsoft.com/office/word/2018/wordml/cex" xmlns:w16cid="http://schemas.microsoft.com/office/word/2016/wordml/cid" xmlns:w16="http://schemas.microsoft.com/office/word/2018/wordml" xmlns:w16du="http://schemas.microsoft.com/office/word/2023/wordml/word16du" xmlns:w16sdtdh="http://schemas.microsoft.com/office/word/2020/wordml/sdtdatahash" xmlns:w16sdtfl="http://schemas.microsoft.com/office/word/2024/wordml/sdtformatlock" xmlns:w16se="http://schemas.microsoft.com/office/word/2015/wordml/symex" xmlns:wpg="http://schemas.microsoft.com/office/word/2010/wordprocessingGroup" xmlns:wpi="http://schemas.microsoft.com/office/word/2010/wordprocessingInk" xmlns:wne="http://schemas.microsoft.com/office/word/2006/wordml" xmlns:wps="http://schemas.microsoft.com/office/word/2010/wordprocessingShape" mc:Ignorable="w14 w15 w16se w16cid w16 w16cex w16sdtdh w16sdtfl w16du wp14">
+<w:numbering xmlns:wpc="http://schemas.microsoft.com/office/word/2010/wordprocessingCanvas" xmlns:cx="http://schemas.microsoft.com/office/drawing/2014/chartex" xmlns:cx1="http://schemas.microsoft.com/office/drawing/2015/9/8/chartex" xmlns:cx2="http://schemas.microsoft.com/office/drawing/2015/10/21/chartex" xmlns:cx3="http://schemas.microsoft.com/office/drawing/2016/5/9/chartex" xmlns:cx4="http://schemas.microsoft.com/office/drawing/2016/5/10/chartex" xmlns:cx5="http://schemas.microsoft.com/office/drawing/2016/5/11/chartex" xmlns:cx6="http://schemas.microsoft.com/office/drawing/2016/5/12/chartex" xmlns:cx7="http://schemas.microsoft.com/office/drawing/2016/5/13/chartex" xmlns:cx8="http://schemas.microsoft.com/office/drawing/2016/5/14/chartex" xmlns:mc="http://schemas.openxmlformats.org/markup-compatibility/2006" xmlns:aink="http://schemas.microsoft.com/office/drawing/2016/ink" xmlns:am3d="http://schemas.microsoft.com/office/drawing/2017/model3d" xmlns:o="urn:schemas-microsoft-com:office:office" xmlns:oel="http://schemas.microsoft.com/office/2019/extlst" xmlns:r="http://schemas.openxmlformats.org/officeDocument/2006/relationships" xmlns:m="http://schemas.openxmlformats.org/officeDocument/2006/math" xmlns:v="urn:schemas-microsoft-com:vml" xmlns:wp14="http://schemas.microsoft.com/office/word/2010/wordprocessingDrawing" xmlns:wp="http://schemas.openxmlformats.org/drawingml/2006/wordprocessingDrawing" xmlns:w10="urn:schemas-microsoft-com:office:word" xmlns:w="http://schemas.openxmlformats.org/wordprocessingml/2006/main" xmlns:w14="http://schemas.microsoft.com/office/word/2010/wordml" xmlns:w15="http://schemas.microsoft.com/office/word/2012/wordml" xmlns:w16cex="http://schemas.microsoft.com/office/word/2018/wordml/cex" xmlns:w16cid="http://schemas.microsoft.com/office/word/2016/wordml/cid" xmlns:w16="http://schemas.microsoft.com/office/word/2018/wordml" xmlns:w16sdtdh="http://schemas.microsoft.com/office/word/2020/wordml/sdtdatahash" xmlns:w16se="http://schemas.microsoft.com/office/word/2015/wordml/symex" xmlns:wpg="http://schemas.microsoft.com/office/word/2010/wordprocessingGroup" xmlns:wpi="http://schemas.microsoft.com/office/word/2010/wordprocessingInk" xmlns:wne="http://schemas.microsoft.com/office/word/2006/wordml" xmlns:wps="http://schemas.microsoft.com/office/word/2010/wordprocessingShape" mc:Ignorable="w14 w15 w16se w16cid w16 w16cex w16sdtdh wp14">
   <w:abstractNum w:abstractNumId="0" w15:restartNumberingAfterBreak="0">
     <w:nsid w:val="00F84D5D"/>
     <w:multiLevelType w:val="hybridMultilevel"/>
@@ -43710,6 +45113,95 @@
     </w:lvl>
   </w:abstractNum>
   <w:abstractNum w:abstractNumId="41" w15:restartNumberingAfterBreak="0">
+    <w:nsid w:val="20C60A47"/>
+    <w:multiLevelType w:val="hybridMultilevel"/>
+    <w:tmpl w:val="33E6761C"/>
+    <w:lvl w:ilvl="0" w:tplc="04090001">
+      <w:start w:val="1"/>
+      <w:numFmt w:val="bullet"/>
+      <w:lvlText w:val=""/>
+      <w:lvlJc w:val="left"/>
+      <w:pPr>
+        <w:ind w:left="720" w:hanging="360"/>
+      </w:pPr>
+      <w:rPr>
+        <w:rFonts w:ascii="Symbol" w:hAnsi="Symbol" w:hint="default"/>
+      </w:rPr>
+    </w:lvl>
+    <w:lvl w:ilvl="1" w:tplc="FFFFFFFF" w:tentative="1">
+      <w:start w:val="1"/>
+      <w:numFmt w:val="lowerLetter"/>
+      <w:lvlText w:val="%2."/>
+      <w:lvlJc w:val="left"/>
+      <w:pPr>
+        <w:ind w:left="1440" w:hanging="360"/>
+      </w:pPr>
+    </w:lvl>
+    <w:lvl w:ilvl="2" w:tplc="FFFFFFFF" w:tentative="1">
+      <w:start w:val="1"/>
+      <w:numFmt w:val="lowerRoman"/>
+      <w:lvlText w:val="%3."/>
+      <w:lvlJc w:val="right"/>
+      <w:pPr>
+        <w:ind w:left="2160" w:hanging="180"/>
+      </w:pPr>
+    </w:lvl>
+    <w:lvl w:ilvl="3" w:tplc="FFFFFFFF" w:tentative="1">
+      <w:start w:val="1"/>
+      <w:numFmt w:val="decimal"/>
+      <w:lvlText w:val="%4."/>
+      <w:lvlJc w:val="left"/>
+      <w:pPr>
+        <w:ind w:left="2880" w:hanging="360"/>
+      </w:pPr>
+    </w:lvl>
+    <w:lvl w:ilvl="4" w:tplc="FFFFFFFF" w:tentative="1">
+      <w:start w:val="1"/>
+      <w:numFmt w:val="lowerLetter"/>
+      <w:lvlText w:val="%5."/>
+      <w:lvlJc w:val="left"/>
+      <w:pPr>
+        <w:ind w:left="3600" w:hanging="360"/>
+      </w:pPr>
+    </w:lvl>
+    <w:lvl w:ilvl="5" w:tplc="FFFFFFFF" w:tentative="1">
+      <w:start w:val="1"/>
+      <w:numFmt w:val="lowerRoman"/>
+      <w:lvlText w:val="%6."/>
+      <w:lvlJc w:val="right"/>
+      <w:pPr>
+        <w:ind w:left="4320" w:hanging="180"/>
+      </w:pPr>
+    </w:lvl>
+    <w:lvl w:ilvl="6" w:tplc="FFFFFFFF" w:tentative="1">
+      <w:start w:val="1"/>
+      <w:numFmt w:val="decimal"/>
+      <w:lvlText w:val="%7."/>
+      <w:lvlJc w:val="left"/>
+      <w:pPr>
+        <w:ind w:left="5040" w:hanging="360"/>
+      </w:pPr>
+    </w:lvl>
+    <w:lvl w:ilvl="7" w:tplc="FFFFFFFF" w:tentative="1">
+      <w:start w:val="1"/>
+      <w:numFmt w:val="lowerLetter"/>
+      <w:lvlText w:val="%8."/>
+      <w:lvlJc w:val="left"/>
+      <w:pPr>
+        <w:ind w:left="5760" w:hanging="360"/>
+      </w:pPr>
+    </w:lvl>
+    <w:lvl w:ilvl="8" w:tplc="FFFFFFFF" w:tentative="1">
+      <w:start w:val="1"/>
+      <w:numFmt w:val="lowerRoman"/>
+      <w:lvlText w:val="%9."/>
+      <w:lvlJc w:val="right"/>
+      <w:pPr>
+        <w:ind w:left="6480" w:hanging="180"/>
+      </w:pPr>
+    </w:lvl>
+  </w:abstractNum>
+  <w:abstractNum w:abstractNumId="42" w15:restartNumberingAfterBreak="0">
     <w:nsid w:val="219B6210"/>
     <w:multiLevelType w:val="hybridMultilevel"/>
     <w:tmpl w:val="9496DC54"/>
@@ -43822,7 +45314,7 @@
       </w:rPr>
     </w:lvl>
   </w:abstractNum>
-  <w:abstractNum w:abstractNumId="42" w15:restartNumberingAfterBreak="0">
+  <w:abstractNum w:abstractNumId="43" w15:restartNumberingAfterBreak="0">
     <w:nsid w:val="228A4748"/>
     <w:multiLevelType w:val="hybridMultilevel"/>
     <w:tmpl w:val="C1B4D2DA"/>
@@ -43935,7 +45427,7 @@
       </w:rPr>
     </w:lvl>
   </w:abstractNum>
-  <w:abstractNum w:abstractNumId="43" w15:restartNumberingAfterBreak="0">
+  <w:abstractNum w:abstractNumId="44" w15:restartNumberingAfterBreak="0">
     <w:nsid w:val="22E31075"/>
     <w:multiLevelType w:val="hybridMultilevel"/>
     <w:tmpl w:val="E6C4AA7C"/>
@@ -44048,7 +45540,7 @@
       </w:rPr>
     </w:lvl>
   </w:abstractNum>
-  <w:abstractNum w:abstractNumId="44" w15:restartNumberingAfterBreak="0">
+  <w:abstractNum w:abstractNumId="45" w15:restartNumberingAfterBreak="0">
     <w:nsid w:val="23A51A7F"/>
     <w:multiLevelType w:val="hybridMultilevel"/>
     <w:tmpl w:val="5530678A"/>
@@ -44161,7 +45653,7 @@
       </w:rPr>
     </w:lvl>
   </w:abstractNum>
-  <w:abstractNum w:abstractNumId="45" w15:restartNumberingAfterBreak="0">
+  <w:abstractNum w:abstractNumId="46" w15:restartNumberingAfterBreak="0">
     <w:nsid w:val="23D0245D"/>
     <w:multiLevelType w:val="hybridMultilevel"/>
     <w:tmpl w:val="0F768F00"/>
@@ -44274,7 +45766,7 @@
       </w:rPr>
     </w:lvl>
   </w:abstractNum>
-  <w:abstractNum w:abstractNumId="46" w15:restartNumberingAfterBreak="0">
+  <w:abstractNum w:abstractNumId="47" w15:restartNumberingAfterBreak="0">
     <w:nsid w:val="24B268FE"/>
     <w:multiLevelType w:val="hybridMultilevel"/>
     <w:tmpl w:val="0E2865B4"/>
@@ -44387,7 +45879,7 @@
       </w:rPr>
     </w:lvl>
   </w:abstractNum>
-  <w:abstractNum w:abstractNumId="47" w15:restartNumberingAfterBreak="0">
+  <w:abstractNum w:abstractNumId="48" w15:restartNumberingAfterBreak="0">
     <w:nsid w:val="25F90DB3"/>
     <w:multiLevelType w:val="hybridMultilevel"/>
     <w:tmpl w:val="6EE233D4"/>
@@ -44473,7 +45965,7 @@
       </w:pPr>
     </w:lvl>
   </w:abstractNum>
-  <w:abstractNum w:abstractNumId="48" w15:restartNumberingAfterBreak="0">
+  <w:abstractNum w:abstractNumId="49" w15:restartNumberingAfterBreak="0">
     <w:nsid w:val="280E5C3C"/>
     <w:multiLevelType w:val="hybridMultilevel"/>
     <w:tmpl w:val="6A107950"/>
@@ -44586,7 +46078,7 @@
       </w:rPr>
     </w:lvl>
   </w:abstractNum>
-  <w:abstractNum w:abstractNumId="49" w15:restartNumberingAfterBreak="0">
+  <w:abstractNum w:abstractNumId="50" w15:restartNumberingAfterBreak="0">
     <w:nsid w:val="28700508"/>
     <w:multiLevelType w:val="hybridMultilevel"/>
     <w:tmpl w:val="5AB442F6"/>
@@ -44699,7 +46191,7 @@
       </w:rPr>
     </w:lvl>
   </w:abstractNum>
-  <w:abstractNum w:abstractNumId="50" w15:restartNumberingAfterBreak="0">
+  <w:abstractNum w:abstractNumId="51" w15:restartNumberingAfterBreak="0">
     <w:nsid w:val="290C6B0D"/>
     <w:multiLevelType w:val="hybridMultilevel"/>
     <w:tmpl w:val="4536A096"/>
@@ -44812,7 +46304,7 @@
       </w:rPr>
     </w:lvl>
   </w:abstractNum>
-  <w:abstractNum w:abstractNumId="51" w15:restartNumberingAfterBreak="0">
+  <w:abstractNum w:abstractNumId="52" w15:restartNumberingAfterBreak="0">
     <w:nsid w:val="2AF376C4"/>
     <w:multiLevelType w:val="hybridMultilevel"/>
     <w:tmpl w:val="4132774E"/>
@@ -44925,7 +46417,7 @@
       </w:rPr>
     </w:lvl>
   </w:abstractNum>
-  <w:abstractNum w:abstractNumId="52" w15:restartNumberingAfterBreak="0">
+  <w:abstractNum w:abstractNumId="53" w15:restartNumberingAfterBreak="0">
     <w:nsid w:val="2DC355FD"/>
     <w:multiLevelType w:val="hybridMultilevel"/>
     <w:tmpl w:val="1DE43C2E"/>
@@ -45038,7 +46530,7 @@
       </w:rPr>
     </w:lvl>
   </w:abstractNum>
-  <w:abstractNum w:abstractNumId="53" w15:restartNumberingAfterBreak="0">
+  <w:abstractNum w:abstractNumId="54" w15:restartNumberingAfterBreak="0">
     <w:nsid w:val="2E1E6D01"/>
     <w:multiLevelType w:val="hybridMultilevel"/>
     <w:tmpl w:val="B63EF1D6"/>
@@ -45124,7 +46616,7 @@
       </w:pPr>
     </w:lvl>
   </w:abstractNum>
-  <w:abstractNum w:abstractNumId="54" w15:restartNumberingAfterBreak="0">
+  <w:abstractNum w:abstractNumId="55" w15:restartNumberingAfterBreak="0">
     <w:nsid w:val="2E3C6BA5"/>
     <w:multiLevelType w:val="hybridMultilevel"/>
     <w:tmpl w:val="BEC417D2"/>
@@ -45210,7 +46702,7 @@
       </w:pPr>
     </w:lvl>
   </w:abstractNum>
-  <w:abstractNum w:abstractNumId="55" w15:restartNumberingAfterBreak="0">
+  <w:abstractNum w:abstractNumId="56" w15:restartNumberingAfterBreak="0">
     <w:nsid w:val="2E885AF8"/>
     <w:multiLevelType w:val="hybridMultilevel"/>
     <w:tmpl w:val="9F76E18C"/>
@@ -45323,7 +46815,7 @@
       </w:rPr>
     </w:lvl>
   </w:abstractNum>
-  <w:abstractNum w:abstractNumId="56" w15:restartNumberingAfterBreak="0">
+  <w:abstractNum w:abstractNumId="57" w15:restartNumberingAfterBreak="0">
     <w:nsid w:val="2F062355"/>
     <w:multiLevelType w:val="hybridMultilevel"/>
     <w:tmpl w:val="DDC66F64"/>
@@ -45436,7 +46928,7 @@
       </w:rPr>
     </w:lvl>
   </w:abstractNum>
-  <w:abstractNum w:abstractNumId="57" w15:restartNumberingAfterBreak="0">
+  <w:abstractNum w:abstractNumId="58" w15:restartNumberingAfterBreak="0">
     <w:nsid w:val="2F65660C"/>
     <w:multiLevelType w:val="hybridMultilevel"/>
     <w:tmpl w:val="7FA2D49E"/>
@@ -45549,7 +47041,7 @@
       </w:rPr>
     </w:lvl>
   </w:abstractNum>
-  <w:abstractNum w:abstractNumId="58" w15:restartNumberingAfterBreak="0">
+  <w:abstractNum w:abstractNumId="59" w15:restartNumberingAfterBreak="0">
     <w:nsid w:val="31205D7A"/>
     <w:multiLevelType w:val="hybridMultilevel"/>
     <w:tmpl w:val="ADB217E4"/>
@@ -45662,7 +47154,7 @@
       </w:rPr>
     </w:lvl>
   </w:abstractNum>
-  <w:abstractNum w:abstractNumId="59" w15:restartNumberingAfterBreak="0">
+  <w:abstractNum w:abstractNumId="60" w15:restartNumberingAfterBreak="0">
     <w:nsid w:val="31247FAB"/>
     <w:multiLevelType w:val="hybridMultilevel"/>
     <w:tmpl w:val="54B29756"/>
@@ -45775,7 +47267,7 @@
       </w:rPr>
     </w:lvl>
   </w:abstractNum>
-  <w:abstractNum w:abstractNumId="60" w15:restartNumberingAfterBreak="0">
+  <w:abstractNum w:abstractNumId="61" w15:restartNumberingAfterBreak="0">
     <w:nsid w:val="31DE464B"/>
     <w:multiLevelType w:val="hybridMultilevel"/>
     <w:tmpl w:val="BDA29260"/>
@@ -45861,7 +47353,7 @@
       </w:pPr>
     </w:lvl>
   </w:abstractNum>
-  <w:abstractNum w:abstractNumId="61" w15:restartNumberingAfterBreak="0">
+  <w:abstractNum w:abstractNumId="62" w15:restartNumberingAfterBreak="0">
     <w:nsid w:val="321C2133"/>
     <w:multiLevelType w:val="hybridMultilevel"/>
     <w:tmpl w:val="D2D2827C"/>
@@ -45974,7 +47466,7 @@
       </w:rPr>
     </w:lvl>
   </w:abstractNum>
-  <w:abstractNum w:abstractNumId="62" w15:restartNumberingAfterBreak="0">
+  <w:abstractNum w:abstractNumId="63" w15:restartNumberingAfterBreak="0">
     <w:nsid w:val="36C20179"/>
     <w:multiLevelType w:val="hybridMultilevel"/>
     <w:tmpl w:val="5D9EFD8E"/>
@@ -46087,7 +47579,7 @@
       </w:rPr>
     </w:lvl>
   </w:abstractNum>
-  <w:abstractNum w:abstractNumId="63" w15:restartNumberingAfterBreak="0">
+  <w:abstractNum w:abstractNumId="64" w15:restartNumberingAfterBreak="0">
     <w:nsid w:val="38BB0CCB"/>
     <w:multiLevelType w:val="hybridMultilevel"/>
     <w:tmpl w:val="F630253C"/>
@@ -46200,7 +47692,7 @@
       </w:rPr>
     </w:lvl>
   </w:abstractNum>
-  <w:abstractNum w:abstractNumId="64" w15:restartNumberingAfterBreak="0">
+  <w:abstractNum w:abstractNumId="65" w15:restartNumberingAfterBreak="0">
     <w:nsid w:val="38BE06BD"/>
     <w:multiLevelType w:val="hybridMultilevel"/>
     <w:tmpl w:val="847ADAC8"/>
@@ -46313,7 +47805,7 @@
       </w:rPr>
     </w:lvl>
   </w:abstractNum>
-  <w:abstractNum w:abstractNumId="65" w15:restartNumberingAfterBreak="0">
+  <w:abstractNum w:abstractNumId="66" w15:restartNumberingAfterBreak="0">
     <w:nsid w:val="38BF3720"/>
     <w:multiLevelType w:val="hybridMultilevel"/>
     <w:tmpl w:val="04FEF114"/>
@@ -46426,7 +47918,7 @@
       </w:rPr>
     </w:lvl>
   </w:abstractNum>
-  <w:abstractNum w:abstractNumId="66" w15:restartNumberingAfterBreak="0">
+  <w:abstractNum w:abstractNumId="67" w15:restartNumberingAfterBreak="0">
     <w:nsid w:val="38CE6EBB"/>
     <w:multiLevelType w:val="hybridMultilevel"/>
     <w:tmpl w:val="843C6EB0"/>
@@ -46539,7 +48031,7 @@
       </w:rPr>
     </w:lvl>
   </w:abstractNum>
-  <w:abstractNum w:abstractNumId="67" w15:restartNumberingAfterBreak="0">
+  <w:abstractNum w:abstractNumId="68" w15:restartNumberingAfterBreak="0">
     <w:nsid w:val="39356B39"/>
     <w:multiLevelType w:val="hybridMultilevel"/>
     <w:tmpl w:val="5EF2C914"/>
@@ -46652,7 +48144,7 @@
       </w:rPr>
     </w:lvl>
   </w:abstractNum>
-  <w:abstractNum w:abstractNumId="68" w15:restartNumberingAfterBreak="0">
+  <w:abstractNum w:abstractNumId="69" w15:restartNumberingAfterBreak="0">
     <w:nsid w:val="39482F3D"/>
     <w:multiLevelType w:val="hybridMultilevel"/>
     <w:tmpl w:val="D0E21F3E"/>
@@ -46765,7 +48257,7 @@
       </w:rPr>
     </w:lvl>
   </w:abstractNum>
-  <w:abstractNum w:abstractNumId="69" w15:restartNumberingAfterBreak="0">
+  <w:abstractNum w:abstractNumId="70" w15:restartNumberingAfterBreak="0">
     <w:nsid w:val="3ACE2412"/>
     <w:multiLevelType w:val="hybridMultilevel"/>
     <w:tmpl w:val="B3BCB68C"/>
@@ -46878,7 +48370,7 @@
       </w:rPr>
     </w:lvl>
   </w:abstractNum>
-  <w:abstractNum w:abstractNumId="70" w15:restartNumberingAfterBreak="0">
+  <w:abstractNum w:abstractNumId="71" w15:restartNumberingAfterBreak="0">
     <w:nsid w:val="3CDB69B9"/>
     <w:multiLevelType w:val="hybridMultilevel"/>
     <w:tmpl w:val="E0248402"/>
@@ -46991,7 +48483,7 @@
       </w:rPr>
     </w:lvl>
   </w:abstractNum>
-  <w:abstractNum w:abstractNumId="71" w15:restartNumberingAfterBreak="0">
+  <w:abstractNum w:abstractNumId="72" w15:restartNumberingAfterBreak="0">
     <w:nsid w:val="3D646674"/>
     <w:multiLevelType w:val="hybridMultilevel"/>
     <w:tmpl w:val="8C8C4A96"/>
@@ -47104,7 +48596,7 @@
       </w:rPr>
     </w:lvl>
   </w:abstractNum>
-  <w:abstractNum w:abstractNumId="72" w15:restartNumberingAfterBreak="0">
+  <w:abstractNum w:abstractNumId="73" w15:restartNumberingAfterBreak="0">
     <w:nsid w:val="3F902830"/>
     <w:multiLevelType w:val="hybridMultilevel"/>
     <w:tmpl w:val="03DEBC80"/>
@@ -47217,7 +48709,7 @@
       </w:rPr>
     </w:lvl>
   </w:abstractNum>
-  <w:abstractNum w:abstractNumId="73" w15:restartNumberingAfterBreak="0">
+  <w:abstractNum w:abstractNumId="74" w15:restartNumberingAfterBreak="0">
     <w:nsid w:val="3FC1080E"/>
     <w:multiLevelType w:val="hybridMultilevel"/>
     <w:tmpl w:val="721C283E"/>
@@ -47330,7 +48822,7 @@
       </w:rPr>
     </w:lvl>
   </w:abstractNum>
-  <w:abstractNum w:abstractNumId="74" w15:restartNumberingAfterBreak="0">
+  <w:abstractNum w:abstractNumId="75" w15:restartNumberingAfterBreak="0">
     <w:nsid w:val="3FD50A51"/>
     <w:multiLevelType w:val="hybridMultilevel"/>
     <w:tmpl w:val="0756D448"/>
@@ -47443,7 +48935,7 @@
       </w:rPr>
     </w:lvl>
   </w:abstractNum>
-  <w:abstractNum w:abstractNumId="75" w15:restartNumberingAfterBreak="0">
+  <w:abstractNum w:abstractNumId="76" w15:restartNumberingAfterBreak="0">
     <w:nsid w:val="404F4DBB"/>
     <w:multiLevelType w:val="hybridMultilevel"/>
     <w:tmpl w:val="6A1A0562"/>
@@ -47556,7 +49048,7 @@
       </w:rPr>
     </w:lvl>
   </w:abstractNum>
-  <w:abstractNum w:abstractNumId="76" w15:restartNumberingAfterBreak="0">
+  <w:abstractNum w:abstractNumId="77" w15:restartNumberingAfterBreak="0">
     <w:nsid w:val="40C92BCC"/>
     <w:multiLevelType w:val="hybridMultilevel"/>
     <w:tmpl w:val="E9B8F324"/>
@@ -47669,7 +49161,7 @@
       </w:rPr>
     </w:lvl>
   </w:abstractNum>
-  <w:abstractNum w:abstractNumId="77" w15:restartNumberingAfterBreak="0">
+  <w:abstractNum w:abstractNumId="78" w15:restartNumberingAfterBreak="0">
     <w:nsid w:val="434A354D"/>
     <w:multiLevelType w:val="hybridMultilevel"/>
     <w:tmpl w:val="FD9607A0"/>
@@ -47782,7 +49274,7 @@
       </w:rPr>
     </w:lvl>
   </w:abstractNum>
-  <w:abstractNum w:abstractNumId="78" w15:restartNumberingAfterBreak="0">
+  <w:abstractNum w:abstractNumId="79" w15:restartNumberingAfterBreak="0">
     <w:nsid w:val="44024F35"/>
     <w:multiLevelType w:val="hybridMultilevel"/>
     <w:tmpl w:val="D820D18A"/>
@@ -47895,7 +49387,120 @@
       </w:rPr>
     </w:lvl>
   </w:abstractNum>
-  <w:abstractNum w:abstractNumId="79" w15:restartNumberingAfterBreak="0">
+  <w:abstractNum w:abstractNumId="80" w15:restartNumberingAfterBreak="0">
+    <w:nsid w:val="449308BA"/>
+    <w:multiLevelType w:val="hybridMultilevel"/>
+    <w:tmpl w:val="0FD83782"/>
+    <w:lvl w:ilvl="0" w:tplc="04090001">
+      <w:start w:val="1"/>
+      <w:numFmt w:val="bullet"/>
+      <w:lvlText w:val=""/>
+      <w:lvlJc w:val="left"/>
+      <w:pPr>
+        <w:ind w:left="720" w:hanging="360"/>
+      </w:pPr>
+      <w:rPr>
+        <w:rFonts w:ascii="Symbol" w:hAnsi="Symbol" w:hint="default"/>
+      </w:rPr>
+    </w:lvl>
+    <w:lvl w:ilvl="1" w:tplc="04090003" w:tentative="1">
+      <w:start w:val="1"/>
+      <w:numFmt w:val="bullet"/>
+      <w:lvlText w:val="o"/>
+      <w:lvlJc w:val="left"/>
+      <w:pPr>
+        <w:ind w:left="1440" w:hanging="360"/>
+      </w:pPr>
+      <w:rPr>
+        <w:rFonts w:ascii="Courier New" w:hAnsi="Courier New" w:cs="Courier New" w:hint="default"/>
+      </w:rPr>
+    </w:lvl>
+    <w:lvl w:ilvl="2" w:tplc="04090005" w:tentative="1">
+      <w:start w:val="1"/>
+      <w:numFmt w:val="bullet"/>
+      <w:lvlText w:val=""/>
+      <w:lvlJc w:val="left"/>
+      <w:pPr>
+        <w:ind w:left="2160" w:hanging="360"/>
+      </w:pPr>
+      <w:rPr>
+        <w:rFonts w:ascii="Wingdings" w:hAnsi="Wingdings" w:hint="default"/>
+      </w:rPr>
+    </w:lvl>
+    <w:lvl w:ilvl="3" w:tplc="04090001" w:tentative="1">
+      <w:start w:val="1"/>
+      <w:numFmt w:val="bullet"/>
+      <w:lvlText w:val=""/>
+      <w:lvlJc w:val="left"/>
+      <w:pPr>
+        <w:ind w:left="2880" w:hanging="360"/>
+      </w:pPr>
+      <w:rPr>
+        <w:rFonts w:ascii="Symbol" w:hAnsi="Symbol" w:hint="default"/>
+      </w:rPr>
+    </w:lvl>
+    <w:lvl w:ilvl="4" w:tplc="04090003" w:tentative="1">
+      <w:start w:val="1"/>
+      <w:numFmt w:val="bullet"/>
+      <w:lvlText w:val="o"/>
+      <w:lvlJc w:val="left"/>
+      <w:pPr>
+        <w:ind w:left="3600" w:hanging="360"/>
+      </w:pPr>
+      <w:rPr>
+        <w:rFonts w:ascii="Courier New" w:hAnsi="Courier New" w:cs="Courier New" w:hint="default"/>
+      </w:rPr>
+    </w:lvl>
+    <w:lvl w:ilvl="5" w:tplc="04090005" w:tentative="1">
+      <w:start w:val="1"/>
+      <w:numFmt w:val="bullet"/>
+      <w:lvlText w:val=""/>
+      <w:lvlJc w:val="left"/>
+      <w:pPr>
+        <w:ind w:left="4320" w:hanging="360"/>
+      </w:pPr>
+      <w:rPr>
+        <w:rFonts w:ascii="Wingdings" w:hAnsi="Wingdings" w:hint="default"/>
+      </w:rPr>
+    </w:lvl>
+    <w:lvl w:ilvl="6" w:tplc="04090001" w:tentative="1">
+      <w:start w:val="1"/>
+      <w:numFmt w:val="bullet"/>
+      <w:lvlText w:val=""/>
+      <w:lvlJc w:val="left"/>
+      <w:pPr>
+        <w:ind w:left="5040" w:hanging="360"/>
+      </w:pPr>
+      <w:rPr>
+        <w:rFonts w:ascii="Symbol" w:hAnsi="Symbol" w:hint="default"/>
+      </w:rPr>
+    </w:lvl>
+    <w:lvl w:ilvl="7" w:tplc="04090003" w:tentative="1">
+      <w:start w:val="1"/>
+      <w:numFmt w:val="bullet"/>
+      <w:lvlText w:val="o"/>
+      <w:lvlJc w:val="left"/>
+      <w:pPr>
+        <w:ind w:left="5760" w:hanging="360"/>
+      </w:pPr>
+      <w:rPr>
+        <w:rFonts w:ascii="Courier New" w:hAnsi="Courier New" w:cs="Courier New" w:hint="default"/>
+      </w:rPr>
+    </w:lvl>
+    <w:lvl w:ilvl="8" w:tplc="04090005" w:tentative="1">
+      <w:start w:val="1"/>
+      <w:numFmt w:val="bullet"/>
+      <w:lvlText w:val=""/>
+      <w:lvlJc w:val="left"/>
+      <w:pPr>
+        <w:ind w:left="6480" w:hanging="360"/>
+      </w:pPr>
+      <w:rPr>
+        <w:rFonts w:ascii="Wingdings" w:hAnsi="Wingdings" w:hint="default"/>
+      </w:rPr>
+    </w:lvl>
+  </w:abstractNum>
+  <w:abstractNum w:abstractNumId="81" w15:restartNumberingAfterBreak="0">
     <w:nsid w:val="45896C51"/>
     <w:multiLevelType w:val="hybridMultilevel"/>
     <w:tmpl w:val="3F425BB0"/>
@@ -48008,7 +49613,7 @@
       </w:rPr>
     </w:lvl>
   </w:abstractNum>
-  <w:abstractNum w:abstractNumId="80" w15:restartNumberingAfterBreak="0">
+  <w:abstractNum w:abstractNumId="82" w15:restartNumberingAfterBreak="0">
     <w:nsid w:val="45F914EB"/>
     <w:multiLevelType w:val="hybridMultilevel"/>
     <w:tmpl w:val="57363636"/>
@@ -48121,7 +49726,7 @@
       </w:rPr>
     </w:lvl>
   </w:abstractNum>
-  <w:abstractNum w:abstractNumId="81" w15:restartNumberingAfterBreak="0">
+  <w:abstractNum w:abstractNumId="83" w15:restartNumberingAfterBreak="0">
     <w:nsid w:val="464A4F24"/>
     <w:multiLevelType w:val="hybridMultilevel"/>
     <w:tmpl w:val="BE6CED0E"/>
@@ -48234,7 +49839,7 @@
       </w:rPr>
     </w:lvl>
   </w:abstractNum>
-  <w:abstractNum w:abstractNumId="82" w15:restartNumberingAfterBreak="0">
+  <w:abstractNum w:abstractNumId="84" w15:restartNumberingAfterBreak="0">
     <w:nsid w:val="46B67219"/>
     <w:multiLevelType w:val="hybridMultilevel"/>
     <w:tmpl w:val="A78E8EF4"/>
@@ -48323,7 +49928,7 @@
       </w:pPr>
     </w:lvl>
   </w:abstractNum>
-  <w:abstractNum w:abstractNumId="83" w15:restartNumberingAfterBreak="0">
+  <w:abstractNum w:abstractNumId="85" w15:restartNumberingAfterBreak="0">
     <w:nsid w:val="47012331"/>
     <w:multiLevelType w:val="multilevel"/>
     <w:tmpl w:val="848A2D6E"/>
@@ -48472,7 +50077,7 @@
       </w:rPr>
     </w:lvl>
   </w:abstractNum>
-  <w:abstractNum w:abstractNumId="84" w15:restartNumberingAfterBreak="0">
+  <w:abstractNum w:abstractNumId="86" w15:restartNumberingAfterBreak="0">
     <w:nsid w:val="47943685"/>
     <w:multiLevelType w:val="multilevel"/>
     <w:tmpl w:val="8AEAC0B0"/>
@@ -48621,7 +50226,7 @@
       </w:rPr>
     </w:lvl>
   </w:abstractNum>
-  <w:abstractNum w:abstractNumId="85" w15:restartNumberingAfterBreak="0">
+  <w:abstractNum w:abstractNumId="87" w15:restartNumberingAfterBreak="0">
     <w:nsid w:val="48E2541F"/>
     <w:multiLevelType w:val="hybridMultilevel"/>
     <w:tmpl w:val="D2DE13D4"/>
@@ -48734,7 +50339,7 @@
       </w:rPr>
     </w:lvl>
   </w:abstractNum>
-  <w:abstractNum w:abstractNumId="86" w15:restartNumberingAfterBreak="0">
+  <w:abstractNum w:abstractNumId="88" w15:restartNumberingAfterBreak="0">
     <w:nsid w:val="48EA6E44"/>
     <w:multiLevelType w:val="hybridMultilevel"/>
     <w:tmpl w:val="D8D60242"/>
@@ -48847,7 +50452,7 @@
       </w:rPr>
     </w:lvl>
   </w:abstractNum>
-  <w:abstractNum w:abstractNumId="87" w15:restartNumberingAfterBreak="0">
+  <w:abstractNum w:abstractNumId="89" w15:restartNumberingAfterBreak="0">
     <w:nsid w:val="49BC6D27"/>
     <w:multiLevelType w:val="hybridMultilevel"/>
     <w:tmpl w:val="5E6E085E"/>
@@ -48960,7 +50565,7 @@
       </w:rPr>
     </w:lvl>
   </w:abstractNum>
-  <w:abstractNum w:abstractNumId="88" w15:restartNumberingAfterBreak="0">
+  <w:abstractNum w:abstractNumId="90" w15:restartNumberingAfterBreak="0">
     <w:nsid w:val="4A4A3686"/>
     <w:multiLevelType w:val="hybridMultilevel"/>
     <w:tmpl w:val="58BA3530"/>
@@ -49046,7 +50651,7 @@
       </w:pPr>
     </w:lvl>
   </w:abstractNum>
-  <w:abstractNum w:abstractNumId="89" w15:restartNumberingAfterBreak="0">
+  <w:abstractNum w:abstractNumId="91" w15:restartNumberingAfterBreak="0">
     <w:nsid w:val="4A5E4990"/>
     <w:multiLevelType w:val="hybridMultilevel"/>
     <w:tmpl w:val="D3CE2782"/>
@@ -49159,7 +50764,7 @@
       </w:rPr>
     </w:lvl>
   </w:abstractNum>
-  <w:abstractNum w:abstractNumId="90" w15:restartNumberingAfterBreak="0">
+  <w:abstractNum w:abstractNumId="92" w15:restartNumberingAfterBreak="0">
     <w:nsid w:val="4B471C2E"/>
     <w:multiLevelType w:val="hybridMultilevel"/>
     <w:tmpl w:val="AECA16C2"/>
@@ -49272,7 +50877,7 @@
       </w:rPr>
     </w:lvl>
   </w:abstractNum>
-  <w:abstractNum w:abstractNumId="91" w15:restartNumberingAfterBreak="0">
+  <w:abstractNum w:abstractNumId="93" w15:restartNumberingAfterBreak="0">
     <w:nsid w:val="4C9A7EE1"/>
     <w:multiLevelType w:val="hybridMultilevel"/>
     <w:tmpl w:val="294EE356"/>
@@ -49385,7 +50990,7 @@
       </w:rPr>
     </w:lvl>
   </w:abstractNum>
-  <w:abstractNum w:abstractNumId="92" w15:restartNumberingAfterBreak="0">
+  <w:abstractNum w:abstractNumId="94" w15:restartNumberingAfterBreak="0">
     <w:nsid w:val="4CCB4F84"/>
     <w:multiLevelType w:val="hybridMultilevel"/>
     <w:tmpl w:val="7DDAA688"/>
@@ -49498,7 +51103,7 @@
       </w:rPr>
     </w:lvl>
   </w:abstractNum>
-  <w:abstractNum w:abstractNumId="93" w15:restartNumberingAfterBreak="0">
+  <w:abstractNum w:abstractNumId="95" w15:restartNumberingAfterBreak="0">
     <w:nsid w:val="4CDA0885"/>
     <w:multiLevelType w:val="hybridMultilevel"/>
     <w:tmpl w:val="9A449BC8"/>
@@ -49611,7 +51216,7 @@
       </w:rPr>
     </w:lvl>
   </w:abstractNum>
-  <w:abstractNum w:abstractNumId="94" w15:restartNumberingAfterBreak="0">
+  <w:abstractNum w:abstractNumId="96" w15:restartNumberingAfterBreak="0">
     <w:nsid w:val="4DAB60B0"/>
     <w:multiLevelType w:val="hybridMultilevel"/>
     <w:tmpl w:val="B95EDE3A"/>
@@ -49700,7 +51305,7 @@
       </w:pPr>
     </w:lvl>
   </w:abstractNum>
-  <w:abstractNum w:abstractNumId="95" w15:restartNumberingAfterBreak="0">
+  <w:abstractNum w:abstractNumId="97" w15:restartNumberingAfterBreak="0">
     <w:nsid w:val="4E4E3CCC"/>
     <w:multiLevelType w:val="hybridMultilevel"/>
     <w:tmpl w:val="5DAE6012"/>
@@ -49813,7 +51418,7 @@
       </w:rPr>
     </w:lvl>
   </w:abstractNum>
-  <w:abstractNum w:abstractNumId="96" w15:restartNumberingAfterBreak="0">
+  <w:abstractNum w:abstractNumId="98" w15:restartNumberingAfterBreak="0">
     <w:nsid w:val="4EE022E2"/>
     <w:multiLevelType w:val="hybridMultilevel"/>
     <w:tmpl w:val="07767A1C"/>
@@ -49926,7 +51531,7 @@
       </w:rPr>
     </w:lvl>
   </w:abstractNum>
-  <w:abstractNum w:abstractNumId="97" w15:restartNumberingAfterBreak="0">
+  <w:abstractNum w:abstractNumId="99" w15:restartNumberingAfterBreak="0">
     <w:nsid w:val="4F5D7690"/>
     <w:multiLevelType w:val="hybridMultilevel"/>
     <w:tmpl w:val="83AA7586"/>
@@ -50039,7 +51644,7 @@
       </w:rPr>
     </w:lvl>
   </w:abstractNum>
-  <w:abstractNum w:abstractNumId="98" w15:restartNumberingAfterBreak="0">
+  <w:abstractNum w:abstractNumId="100" w15:restartNumberingAfterBreak="0">
     <w:nsid w:val="50330D6A"/>
     <w:multiLevelType w:val="hybridMultilevel"/>
     <w:tmpl w:val="913EA418"/>
@@ -50152,7 +51757,7 @@
       </w:rPr>
     </w:lvl>
   </w:abstractNum>
-  <w:abstractNum w:abstractNumId="99" w15:restartNumberingAfterBreak="0">
+  <w:abstractNum w:abstractNumId="101" w15:restartNumberingAfterBreak="0">
     <w:nsid w:val="516A0FE7"/>
     <w:multiLevelType w:val="hybridMultilevel"/>
     <w:tmpl w:val="6786F8AC"/>
@@ -50265,7 +51870,7 @@
       </w:rPr>
     </w:lvl>
   </w:abstractNum>
-  <w:abstractNum w:abstractNumId="100" w15:restartNumberingAfterBreak="0">
+  <w:abstractNum w:abstractNumId="102" w15:restartNumberingAfterBreak="0">
     <w:nsid w:val="51CC4212"/>
     <w:multiLevelType w:val="hybridMultilevel"/>
     <w:tmpl w:val="B8D41A98"/>
@@ -50378,7 +51983,7 @@
       </w:rPr>
     </w:lvl>
   </w:abstractNum>
-  <w:abstractNum w:abstractNumId="101" w15:restartNumberingAfterBreak="0">
+  <w:abstractNum w:abstractNumId="103" w15:restartNumberingAfterBreak="0">
     <w:nsid w:val="51F30F80"/>
     <w:multiLevelType w:val="hybridMultilevel"/>
     <w:tmpl w:val="A294867E"/>
@@ -50491,7 +52096,7 @@
       </w:rPr>
     </w:lvl>
   </w:abstractNum>
-  <w:abstractNum w:abstractNumId="102" w15:restartNumberingAfterBreak="0">
+  <w:abstractNum w:abstractNumId="104" w15:restartNumberingAfterBreak="0">
     <w:nsid w:val="52E15A7E"/>
     <w:multiLevelType w:val="hybridMultilevel"/>
     <w:tmpl w:val="B3B6BB34"/>
@@ -50604,7 +52209,7 @@
       </w:rPr>
     </w:lvl>
   </w:abstractNum>
-  <w:abstractNum w:abstractNumId="103" w15:restartNumberingAfterBreak="0">
+  <w:abstractNum w:abstractNumId="105" w15:restartNumberingAfterBreak="0">
     <w:nsid w:val="53B62444"/>
     <w:multiLevelType w:val="hybridMultilevel"/>
     <w:tmpl w:val="1604FA3C"/>
@@ -50717,7 +52322,7 @@
       </w:rPr>
     </w:lvl>
   </w:abstractNum>
-  <w:abstractNum w:abstractNumId="104" w15:restartNumberingAfterBreak="0">
+  <w:abstractNum w:abstractNumId="106" w15:restartNumberingAfterBreak="0">
     <w:nsid w:val="53E40896"/>
     <w:multiLevelType w:val="hybridMultilevel"/>
     <w:tmpl w:val="1DA00DB2"/>
@@ -50830,7 +52435,7 @@
       </w:rPr>
     </w:lvl>
   </w:abstractNum>
-  <w:abstractNum w:abstractNumId="105" w15:restartNumberingAfterBreak="0">
+  <w:abstractNum w:abstractNumId="107" w15:restartNumberingAfterBreak="0">
     <w:nsid w:val="546C0894"/>
     <w:multiLevelType w:val="hybridMultilevel"/>
     <w:tmpl w:val="9C96D050"/>
@@ -50943,7 +52548,7 @@
       </w:rPr>
     </w:lvl>
   </w:abstractNum>
-  <w:abstractNum w:abstractNumId="106" w15:restartNumberingAfterBreak="0">
+  <w:abstractNum w:abstractNumId="108" w15:restartNumberingAfterBreak="0">
     <w:nsid w:val="54CD0AF5"/>
     <w:multiLevelType w:val="hybridMultilevel"/>
     <w:tmpl w:val="975E958A"/>
@@ -51032,7 +52637,7 @@
       </w:pPr>
     </w:lvl>
   </w:abstractNum>
-  <w:abstractNum w:abstractNumId="107" w15:restartNumberingAfterBreak="0">
+  <w:abstractNum w:abstractNumId="109" w15:restartNumberingAfterBreak="0">
     <w:nsid w:val="55F853A4"/>
     <w:multiLevelType w:val="hybridMultilevel"/>
     <w:tmpl w:val="E11C83EE"/>
@@ -51145,7 +52750,7 @@
       </w:rPr>
     </w:lvl>
   </w:abstractNum>
-  <w:abstractNum w:abstractNumId="108" w15:restartNumberingAfterBreak="0">
+  <w:abstractNum w:abstractNumId="110" w15:restartNumberingAfterBreak="0">
     <w:nsid w:val="56194554"/>
     <w:multiLevelType w:val="hybridMultilevel"/>
     <w:tmpl w:val="5F6E5AEA"/>
@@ -51258,7 +52863,7 @@
       </w:rPr>
     </w:lvl>
   </w:abstractNum>
-  <w:abstractNum w:abstractNumId="109" w15:restartNumberingAfterBreak="0">
+  <w:abstractNum w:abstractNumId="111" w15:restartNumberingAfterBreak="0">
     <w:nsid w:val="56F66C98"/>
     <w:multiLevelType w:val="hybridMultilevel"/>
     <w:tmpl w:val="4E3E149A"/>
@@ -51371,7 +52976,7 @@
       </w:rPr>
     </w:lvl>
   </w:abstractNum>
-  <w:abstractNum w:abstractNumId="110" w15:restartNumberingAfterBreak="0">
+  <w:abstractNum w:abstractNumId="112" w15:restartNumberingAfterBreak="0">
     <w:nsid w:val="584E67DA"/>
     <w:multiLevelType w:val="hybridMultilevel"/>
     <w:tmpl w:val="D1484B60"/>
@@ -51457,7 +53062,7 @@
       </w:pPr>
     </w:lvl>
   </w:abstractNum>
-  <w:abstractNum w:abstractNumId="111" w15:restartNumberingAfterBreak="0">
+  <w:abstractNum w:abstractNumId="113" w15:restartNumberingAfterBreak="0">
     <w:nsid w:val="58AE6699"/>
     <w:multiLevelType w:val="hybridMultilevel"/>
     <w:tmpl w:val="6FE8B4A0"/>
@@ -51570,7 +53175,7 @@
       </w:rPr>
     </w:lvl>
   </w:abstractNum>
-  <w:abstractNum w:abstractNumId="112" w15:restartNumberingAfterBreak="0">
+  <w:abstractNum w:abstractNumId="114" w15:restartNumberingAfterBreak="0">
     <w:nsid w:val="5971188D"/>
     <w:multiLevelType w:val="hybridMultilevel"/>
     <w:tmpl w:val="0B72966E"/>
@@ -51683,7 +53288,7 @@
       </w:rPr>
     </w:lvl>
   </w:abstractNum>
-  <w:abstractNum w:abstractNumId="113" w15:restartNumberingAfterBreak="0">
+  <w:abstractNum w:abstractNumId="115" w15:restartNumberingAfterBreak="0">
     <w:nsid w:val="5A054183"/>
     <w:multiLevelType w:val="hybridMultilevel"/>
     <w:tmpl w:val="B63EF1D6"/>
@@ -51769,7 +53374,7 @@
       </w:pPr>
     </w:lvl>
   </w:abstractNum>
-  <w:abstractNum w:abstractNumId="114" w15:restartNumberingAfterBreak="0">
+  <w:abstractNum w:abstractNumId="116" w15:restartNumberingAfterBreak="0">
     <w:nsid w:val="5A9958E9"/>
     <w:multiLevelType w:val="hybridMultilevel"/>
     <w:tmpl w:val="554486CC"/>
@@ -51882,7 +53487,7 @@
       </w:rPr>
     </w:lvl>
   </w:abstractNum>
-  <w:abstractNum w:abstractNumId="115" w15:restartNumberingAfterBreak="0">
+  <w:abstractNum w:abstractNumId="117" w15:restartNumberingAfterBreak="0">
     <w:nsid w:val="5BCB53DA"/>
     <w:multiLevelType w:val="hybridMultilevel"/>
     <w:tmpl w:val="A27049DE"/>
@@ -51968,7 +53573,7 @@
       </w:pPr>
     </w:lvl>
   </w:abstractNum>
-  <w:abstractNum w:abstractNumId="116" w15:restartNumberingAfterBreak="0">
+  <w:abstractNum w:abstractNumId="118" w15:restartNumberingAfterBreak="0">
     <w:nsid w:val="5C207959"/>
     <w:multiLevelType w:val="hybridMultilevel"/>
     <w:tmpl w:val="1F125E18"/>
@@ -52081,7 +53686,7 @@
       </w:rPr>
     </w:lvl>
   </w:abstractNum>
-  <w:abstractNum w:abstractNumId="117" w15:restartNumberingAfterBreak="0">
+  <w:abstractNum w:abstractNumId="119" w15:restartNumberingAfterBreak="0">
     <w:nsid w:val="5D6418C7"/>
     <w:multiLevelType w:val="hybridMultilevel"/>
     <w:tmpl w:val="A47C92BA"/>
@@ -52194,7 +53799,7 @@
       </w:rPr>
     </w:lvl>
   </w:abstractNum>
-  <w:abstractNum w:abstractNumId="118" w15:restartNumberingAfterBreak="0">
+  <w:abstractNum w:abstractNumId="120" w15:restartNumberingAfterBreak="0">
     <w:nsid w:val="5DAE1F77"/>
     <w:multiLevelType w:val="hybridMultilevel"/>
     <w:tmpl w:val="C0561E5A"/>
@@ -52307,7 +53912,7 @@
       </w:rPr>
     </w:lvl>
   </w:abstractNum>
-  <w:abstractNum w:abstractNumId="119" w15:restartNumberingAfterBreak="0">
+  <w:abstractNum w:abstractNumId="121" w15:restartNumberingAfterBreak="0">
     <w:nsid w:val="5DEE4114"/>
     <w:multiLevelType w:val="hybridMultilevel"/>
     <w:tmpl w:val="C4D6FB82"/>
@@ -52420,7 +54025,7 @@
       </w:rPr>
     </w:lvl>
   </w:abstractNum>
-  <w:abstractNum w:abstractNumId="120" w15:restartNumberingAfterBreak="0">
+  <w:abstractNum w:abstractNumId="122" w15:restartNumberingAfterBreak="0">
     <w:nsid w:val="5E855E4E"/>
     <w:multiLevelType w:val="hybridMultilevel"/>
     <w:tmpl w:val="FAE494A2"/>
@@ -52533,7 +54138,7 @@
       </w:rPr>
     </w:lvl>
   </w:abstractNum>
-  <w:abstractNum w:abstractNumId="121" w15:restartNumberingAfterBreak="0">
+  <w:abstractNum w:abstractNumId="123" w15:restartNumberingAfterBreak="0">
     <w:nsid w:val="605860F3"/>
     <w:multiLevelType w:val="hybridMultilevel"/>
     <w:tmpl w:val="58BA3530"/>
@@ -52619,7 +54224,7 @@
       </w:pPr>
     </w:lvl>
   </w:abstractNum>
-  <w:abstractNum w:abstractNumId="122" w15:restartNumberingAfterBreak="0">
+  <w:abstractNum w:abstractNumId="124" w15:restartNumberingAfterBreak="0">
     <w:nsid w:val="60654D16"/>
     <w:multiLevelType w:val="hybridMultilevel"/>
     <w:tmpl w:val="F68AD7CA"/>
@@ -52732,7 +54337,7 @@
       </w:rPr>
     </w:lvl>
   </w:abstractNum>
-  <w:abstractNum w:abstractNumId="123" w15:restartNumberingAfterBreak="0">
+  <w:abstractNum w:abstractNumId="125" w15:restartNumberingAfterBreak="0">
     <w:nsid w:val="60BC69FF"/>
     <w:multiLevelType w:val="hybridMultilevel"/>
     <w:tmpl w:val="FD96061C"/>
@@ -52845,7 +54450,7 @@
       </w:rPr>
     </w:lvl>
   </w:abstractNum>
-  <w:abstractNum w:abstractNumId="124" w15:restartNumberingAfterBreak="0">
+  <w:abstractNum w:abstractNumId="126" w15:restartNumberingAfterBreak="0">
     <w:nsid w:val="60D17CFF"/>
     <w:multiLevelType w:val="hybridMultilevel"/>
     <w:tmpl w:val="1408E820"/>
@@ -52958,7 +54563,7 @@
       </w:rPr>
     </w:lvl>
   </w:abstractNum>
-  <w:abstractNum w:abstractNumId="125" w15:restartNumberingAfterBreak="0">
+  <w:abstractNum w:abstractNumId="127" w15:restartNumberingAfterBreak="0">
     <w:nsid w:val="616644A3"/>
     <w:multiLevelType w:val="hybridMultilevel"/>
     <w:tmpl w:val="711E25DE"/>
@@ -53071,7 +54676,7 @@
       </w:rPr>
     </w:lvl>
   </w:abstractNum>
-  <w:abstractNum w:abstractNumId="126" w15:restartNumberingAfterBreak="0">
+  <w:abstractNum w:abstractNumId="128" w15:restartNumberingAfterBreak="0">
     <w:nsid w:val="62180D45"/>
     <w:multiLevelType w:val="hybridMultilevel"/>
     <w:tmpl w:val="60D095AA"/>
@@ -53184,7 +54789,7 @@
       </w:rPr>
     </w:lvl>
   </w:abstractNum>
-  <w:abstractNum w:abstractNumId="127" w15:restartNumberingAfterBreak="0">
+  <w:abstractNum w:abstractNumId="129" w15:restartNumberingAfterBreak="0">
     <w:nsid w:val="624C3B1B"/>
     <w:multiLevelType w:val="hybridMultilevel"/>
     <w:tmpl w:val="0F8CEA62"/>
@@ -53270,7 +54875,7 @@
       </w:pPr>
     </w:lvl>
   </w:abstractNum>
-  <w:abstractNum w:abstractNumId="128" w15:restartNumberingAfterBreak="0">
+  <w:abstractNum w:abstractNumId="130" w15:restartNumberingAfterBreak="0">
     <w:nsid w:val="625637CD"/>
     <w:multiLevelType w:val="hybridMultilevel"/>
     <w:tmpl w:val="0F8CEA62"/>
@@ -53356,7 +54961,7 @@
       </w:pPr>
     </w:lvl>
   </w:abstractNum>
-  <w:abstractNum w:abstractNumId="129" w15:restartNumberingAfterBreak="0">
+  <w:abstractNum w:abstractNumId="131" w15:restartNumberingAfterBreak="0">
     <w:nsid w:val="63161033"/>
     <w:multiLevelType w:val="hybridMultilevel"/>
     <w:tmpl w:val="7966B8F6"/>
@@ -53469,7 +55074,7 @@
       </w:rPr>
     </w:lvl>
   </w:abstractNum>
-  <w:abstractNum w:abstractNumId="130" w15:restartNumberingAfterBreak="0">
+  <w:abstractNum w:abstractNumId="132" w15:restartNumberingAfterBreak="0">
     <w:nsid w:val="63A619E4"/>
     <w:multiLevelType w:val="hybridMultilevel"/>
     <w:tmpl w:val="D91C8B70"/>
@@ -53582,7 +55187,7 @@
       </w:rPr>
     </w:lvl>
   </w:abstractNum>
-  <w:abstractNum w:abstractNumId="131" w15:restartNumberingAfterBreak="0">
+  <w:abstractNum w:abstractNumId="133" w15:restartNumberingAfterBreak="0">
     <w:nsid w:val="64B132C3"/>
     <w:multiLevelType w:val="hybridMultilevel"/>
     <w:tmpl w:val="F2BCA0F6"/>
@@ -53695,7 +55300,7 @@
       </w:rPr>
     </w:lvl>
   </w:abstractNum>
-  <w:abstractNum w:abstractNumId="132" w15:restartNumberingAfterBreak="0">
+  <w:abstractNum w:abstractNumId="134" w15:restartNumberingAfterBreak="0">
     <w:nsid w:val="65BF2BFA"/>
     <w:multiLevelType w:val="hybridMultilevel"/>
     <w:tmpl w:val="A53C6DC6"/>
@@ -53808,7 +55413,7 @@
       </w:rPr>
     </w:lvl>
   </w:abstractNum>
-  <w:abstractNum w:abstractNumId="133" w15:restartNumberingAfterBreak="0">
+  <w:abstractNum w:abstractNumId="135" w15:restartNumberingAfterBreak="0">
     <w:nsid w:val="65C2118C"/>
     <w:multiLevelType w:val="hybridMultilevel"/>
     <w:tmpl w:val="C22A5D98"/>
@@ -53894,7 +55499,7 @@
       </w:pPr>
     </w:lvl>
   </w:abstractNum>
-  <w:abstractNum w:abstractNumId="134" w15:restartNumberingAfterBreak="0">
+  <w:abstractNum w:abstractNumId="136" w15:restartNumberingAfterBreak="0">
     <w:nsid w:val="65C62498"/>
     <w:multiLevelType w:val="hybridMultilevel"/>
     <w:tmpl w:val="0D0E3186"/>
@@ -54007,7 +55612,7 @@
       </w:rPr>
     </w:lvl>
   </w:abstractNum>
-  <w:abstractNum w:abstractNumId="135" w15:restartNumberingAfterBreak="0">
+  <w:abstractNum w:abstractNumId="137" w15:restartNumberingAfterBreak="0">
     <w:nsid w:val="666444A1"/>
     <w:multiLevelType w:val="hybridMultilevel"/>
     <w:tmpl w:val="9A74B8A2"/>
@@ -54120,7 +55725,7 @@
       </w:rPr>
     </w:lvl>
   </w:abstractNum>
-  <w:abstractNum w:abstractNumId="136" w15:restartNumberingAfterBreak="0">
+  <w:abstractNum w:abstractNumId="138" w15:restartNumberingAfterBreak="0">
     <w:nsid w:val="66C42B9E"/>
     <w:multiLevelType w:val="hybridMultilevel"/>
     <w:tmpl w:val="2A66FA38"/>
@@ -54233,7 +55838,7 @@
       </w:rPr>
     </w:lvl>
   </w:abstractNum>
-  <w:abstractNum w:abstractNumId="137" w15:restartNumberingAfterBreak="0">
+  <w:abstractNum w:abstractNumId="139" w15:restartNumberingAfterBreak="0">
     <w:nsid w:val="67062F63"/>
     <w:multiLevelType w:val="hybridMultilevel"/>
     <w:tmpl w:val="4FD4091E"/>
@@ -54346,7 +55951,7 @@
       </w:rPr>
     </w:lvl>
   </w:abstractNum>
-  <w:abstractNum w:abstractNumId="138" w15:restartNumberingAfterBreak="0">
+  <w:abstractNum w:abstractNumId="140" w15:restartNumberingAfterBreak="0">
     <w:nsid w:val="682E6F68"/>
     <w:multiLevelType w:val="hybridMultilevel"/>
     <w:tmpl w:val="575A8C9A"/>
@@ -54459,7 +56064,7 @@
       </w:rPr>
     </w:lvl>
   </w:abstractNum>
-  <w:abstractNum w:abstractNumId="139" w15:restartNumberingAfterBreak="0">
+  <w:abstractNum w:abstractNumId="141" w15:restartNumberingAfterBreak="0">
     <w:nsid w:val="686E08E3"/>
     <w:multiLevelType w:val="hybridMultilevel"/>
     <w:tmpl w:val="0DBEAFBE"/>
@@ -54572,7 +56177,7 @@
       </w:rPr>
     </w:lvl>
   </w:abstractNum>
-  <w:abstractNum w:abstractNumId="140" w15:restartNumberingAfterBreak="0">
+  <w:abstractNum w:abstractNumId="142" w15:restartNumberingAfterBreak="0">
     <w:nsid w:val="691B0D1D"/>
     <w:multiLevelType w:val="hybridMultilevel"/>
     <w:tmpl w:val="423C5FB8"/>
@@ -54661,7 +56266,7 @@
       </w:pPr>
     </w:lvl>
   </w:abstractNum>
-  <w:abstractNum w:abstractNumId="141" w15:restartNumberingAfterBreak="0">
+  <w:abstractNum w:abstractNumId="143" w15:restartNumberingAfterBreak="0">
     <w:nsid w:val="69633B75"/>
     <w:multiLevelType w:val="hybridMultilevel"/>
     <w:tmpl w:val="535A02A6"/>
@@ -54747,7 +56352,7 @@
       </w:pPr>
     </w:lvl>
   </w:abstractNum>
-  <w:abstractNum w:abstractNumId="142" w15:restartNumberingAfterBreak="0">
+  <w:abstractNum w:abstractNumId="144" w15:restartNumberingAfterBreak="0">
     <w:nsid w:val="698601F8"/>
     <w:multiLevelType w:val="hybridMultilevel"/>
     <w:tmpl w:val="9C4488A6"/>
@@ -54860,7 +56465,7 @@
       </w:rPr>
     </w:lvl>
   </w:abstractNum>
-  <w:abstractNum w:abstractNumId="143" w15:restartNumberingAfterBreak="0">
+  <w:abstractNum w:abstractNumId="145" w15:restartNumberingAfterBreak="0">
     <w:nsid w:val="6A5B7BFB"/>
     <w:multiLevelType w:val="hybridMultilevel"/>
     <w:tmpl w:val="618A889C"/>
@@ -54973,7 +56578,7 @@
       </w:rPr>
     </w:lvl>
   </w:abstractNum>
-  <w:abstractNum w:abstractNumId="144" w15:restartNumberingAfterBreak="0">
+  <w:abstractNum w:abstractNumId="146" w15:restartNumberingAfterBreak="0">
     <w:nsid w:val="6C217C76"/>
     <w:multiLevelType w:val="hybridMultilevel"/>
     <w:tmpl w:val="01F21450"/>
@@ -55086,7 +56691,7 @@
       </w:rPr>
     </w:lvl>
   </w:abstractNum>
-  <w:abstractNum w:abstractNumId="145" w15:restartNumberingAfterBreak="0">
+  <w:abstractNum w:abstractNumId="147" w15:restartNumberingAfterBreak="0">
     <w:nsid w:val="6CFA6FB6"/>
     <w:multiLevelType w:val="hybridMultilevel"/>
     <w:tmpl w:val="E3EC93D0"/>
@@ -55199,7 +56804,7 @@
       </w:rPr>
     </w:lvl>
   </w:abstractNum>
-  <w:abstractNum w:abstractNumId="146" w15:restartNumberingAfterBreak="0">
+  <w:abstractNum w:abstractNumId="148" w15:restartNumberingAfterBreak="0">
     <w:nsid w:val="6DC3149E"/>
     <w:multiLevelType w:val="hybridMultilevel"/>
     <w:tmpl w:val="56961CDC"/>
@@ -55285,7 +56890,7 @@
       </w:pPr>
     </w:lvl>
   </w:abstractNum>
-  <w:abstractNum w:abstractNumId="147" w15:restartNumberingAfterBreak="0">
+  <w:abstractNum w:abstractNumId="149" w15:restartNumberingAfterBreak="0">
     <w:nsid w:val="6DED5DFE"/>
     <w:multiLevelType w:val="hybridMultilevel"/>
     <w:tmpl w:val="6A0CE516"/>
@@ -55398,7 +57003,7 @@
       </w:rPr>
     </w:lvl>
   </w:abstractNum>
-  <w:abstractNum w:abstractNumId="148" w15:restartNumberingAfterBreak="0">
+  <w:abstractNum w:abstractNumId="150" w15:restartNumberingAfterBreak="0">
     <w:nsid w:val="6EB43E9B"/>
     <w:multiLevelType w:val="hybridMultilevel"/>
     <w:tmpl w:val="25D842B8"/>
@@ -55511,7 +57116,7 @@
       </w:rPr>
     </w:lvl>
   </w:abstractNum>
-  <w:abstractNum w:abstractNumId="149" w15:restartNumberingAfterBreak="0">
+  <w:abstractNum w:abstractNumId="151" w15:restartNumberingAfterBreak="0">
     <w:nsid w:val="7061158D"/>
     <w:multiLevelType w:val="hybridMultilevel"/>
     <w:tmpl w:val="FC223538"/>
@@ -55624,7 +57229,96 @@
       </w:rPr>
     </w:lvl>
   </w:abstractNum>
-  <w:abstractNum w:abstractNumId="150" w15:restartNumberingAfterBreak="0">
+  <w:abstractNum w:abstractNumId="152" w15:restartNumberingAfterBreak="0">
+    <w:nsid w:val="71092897"/>
+    <w:multiLevelType w:val="hybridMultilevel"/>
+    <w:tmpl w:val="552A9D84"/>
+    <w:lvl w:ilvl="0" w:tplc="04090001">
+      <w:start w:val="1"/>
+      <w:numFmt w:val="bullet"/>
+      <w:lvlText w:val=""/>
+      <w:lvlJc w:val="left"/>
+      <w:pPr>
+        <w:ind w:left="720" w:hanging="360"/>
+      </w:pPr>
+      <w:rPr>
+        <w:rFonts w:ascii="Symbol" w:hAnsi="Symbol" w:hint="default"/>
+      </w:rPr>
+    </w:lvl>
+    <w:lvl w:ilvl="1" w:tplc="FFFFFFFF" w:tentative="1">
+      <w:start w:val="1"/>
+      <w:numFmt w:val="lowerLetter"/>
+      <w:lvlText w:val="%2."/>
+      <w:lvlJc w:val="left"/>
+      <w:pPr>
+        <w:ind w:left="1440" w:hanging="360"/>
+      </w:pPr>
+    </w:lvl>
+    <w:lvl w:ilvl="2" w:tplc="FFFFFFFF" w:tentative="1">
+      <w:start w:val="1"/>
+      <w:numFmt w:val="lowerRoman"/>
+      <w:lvlText w:val="%3."/>
+      <w:lvlJc w:val="right"/>
+      <w:pPr>
+        <w:ind w:left="2160" w:hanging="180"/>
+      </w:pPr>
+    </w:lvl>
+    <w:lvl w:ilvl="3" w:tplc="FFFFFFFF" w:tentative="1">
+      <w:start w:val="1"/>
+      <w:numFmt w:val="decimal"/>
+      <w:lvlText w:val="%4."/>
+      <w:lvlJc w:val="left"/>
+      <w:pPr>
+        <w:ind w:left="2880" w:hanging="360"/>
+      </w:pPr>
+    </w:lvl>
+    <w:lvl w:ilvl="4" w:tplc="FFFFFFFF" w:tentative="1">
+      <w:start w:val="1"/>
+      <w:numFmt w:val="lowerLetter"/>
+      <w:lvlText w:val="%5."/>
+      <w:lvlJc w:val="left"/>
+      <w:pPr>
+        <w:ind w:left="3600" w:hanging="360"/>
+      </w:pPr>
+    </w:lvl>
+    <w:lvl w:ilvl="5" w:tplc="FFFFFFFF" w:tentative="1">
+      <w:start w:val="1"/>
+      <w:numFmt w:val="lowerRoman"/>
+      <w:lvlText w:val="%6."/>
+      <w:lvlJc w:val="right"/>
+      <w:pPr>
+        <w:ind w:left="4320" w:hanging="180"/>
+      </w:pPr>
+    </w:lvl>
+    <w:lvl w:ilvl="6" w:tplc="FFFFFFFF" w:tentative="1">
+      <w:start w:val="1"/>
+      <w:numFmt w:val="decimal"/>
+      <w:lvlText w:val="%7."/>
+      <w:lvlJc w:val="left"/>
+      <w:pPr>
+        <w:ind w:left="5040" w:hanging="360"/>
+      </w:pPr>
+    </w:lvl>
+    <w:lvl w:ilvl="7" w:tplc="FFFFFFFF" w:tentative="1">
+      <w:start w:val="1"/>
+      <w:numFmt w:val="lowerLetter"/>
+      <w:lvlText w:val="%8."/>
+      <w:lvlJc w:val="left"/>
+      <w:pPr>
+        <w:ind w:left="5760" w:hanging="360"/>
+      </w:pPr>
+    </w:lvl>
+    <w:lvl w:ilvl="8" w:tplc="FFFFFFFF" w:tentative="1">
+      <w:start w:val="1"/>
+      <w:numFmt w:val="lowerRoman"/>
+      <w:lvlText w:val="%9."/>
+      <w:lvlJc w:val="right"/>
+      <w:pPr>
+        <w:ind w:left="6480" w:hanging="180"/>
+      </w:pPr>
+    </w:lvl>
+  </w:abstractNum>
+  <w:abstractNum w:abstractNumId="153" w15:restartNumberingAfterBreak="0">
     <w:nsid w:val="71576D5B"/>
     <w:multiLevelType w:val="hybridMultilevel"/>
     <w:tmpl w:val="CA8AA97E"/>
@@ -55737,7 +57431,7 @@
       </w:rPr>
     </w:lvl>
   </w:abstractNum>
-  <w:abstractNum w:abstractNumId="151" w15:restartNumberingAfterBreak="0">
+  <w:abstractNum w:abstractNumId="154" w15:restartNumberingAfterBreak="0">
     <w:nsid w:val="71BF74CD"/>
     <w:multiLevelType w:val="hybridMultilevel"/>
     <w:tmpl w:val="717E4704"/>
@@ -55850,7 +57544,7 @@
       </w:rPr>
     </w:lvl>
   </w:abstractNum>
-  <w:abstractNum w:abstractNumId="152" w15:restartNumberingAfterBreak="0">
+  <w:abstractNum w:abstractNumId="155" w15:restartNumberingAfterBreak="0">
     <w:nsid w:val="72335975"/>
     <w:multiLevelType w:val="hybridMultilevel"/>
     <w:tmpl w:val="F5E4AD56"/>
@@ -55963,7 +57657,7 @@
       </w:rPr>
     </w:lvl>
   </w:abstractNum>
-  <w:abstractNum w:abstractNumId="153" w15:restartNumberingAfterBreak="0">
+  <w:abstractNum w:abstractNumId="156" w15:restartNumberingAfterBreak="0">
     <w:nsid w:val="72642C63"/>
     <w:multiLevelType w:val="hybridMultilevel"/>
     <w:tmpl w:val="78FE2336"/>
@@ -56052,7 +57746,7 @@
       </w:pPr>
     </w:lvl>
   </w:abstractNum>
-  <w:abstractNum w:abstractNumId="154" w15:restartNumberingAfterBreak="0">
+  <w:abstractNum w:abstractNumId="157" w15:restartNumberingAfterBreak="0">
     <w:nsid w:val="72EF18BD"/>
     <w:multiLevelType w:val="hybridMultilevel"/>
     <w:tmpl w:val="604A7292"/>
@@ -56165,7 +57859,7 @@
       </w:rPr>
     </w:lvl>
   </w:abstractNum>
-  <w:abstractNum w:abstractNumId="155" w15:restartNumberingAfterBreak="0">
+  <w:abstractNum w:abstractNumId="158" w15:restartNumberingAfterBreak="0">
     <w:nsid w:val="73346EFB"/>
     <w:multiLevelType w:val="hybridMultilevel"/>
     <w:tmpl w:val="E2520D2A"/>
@@ -56278,7 +57972,7 @@
       </w:rPr>
     </w:lvl>
   </w:abstractNum>
-  <w:abstractNum w:abstractNumId="156" w15:restartNumberingAfterBreak="0">
+  <w:abstractNum w:abstractNumId="159" w15:restartNumberingAfterBreak="0">
     <w:nsid w:val="73426F67"/>
     <w:multiLevelType w:val="hybridMultilevel"/>
     <w:tmpl w:val="B56EEE36"/>
@@ -56391,7 +58085,7 @@
       </w:rPr>
     </w:lvl>
   </w:abstractNum>
-  <w:abstractNum w:abstractNumId="157" w15:restartNumberingAfterBreak="0">
+  <w:abstractNum w:abstractNumId="160" w15:restartNumberingAfterBreak="0">
     <w:nsid w:val="739F5E25"/>
     <w:multiLevelType w:val="hybridMultilevel"/>
     <w:tmpl w:val="0562D540"/>
@@ -56504,7 +58198,7 @@
       </w:rPr>
     </w:lvl>
   </w:abstractNum>
-  <w:abstractNum w:abstractNumId="158" w15:restartNumberingAfterBreak="0">
+  <w:abstractNum w:abstractNumId="161" w15:restartNumberingAfterBreak="0">
     <w:nsid w:val="75F91142"/>
     <w:multiLevelType w:val="hybridMultilevel"/>
     <w:tmpl w:val="68F2A736"/>
@@ -56617,7 +58311,7 @@
       </w:rPr>
     </w:lvl>
   </w:abstractNum>
-  <w:abstractNum w:abstractNumId="159" w15:restartNumberingAfterBreak="0">
+  <w:abstractNum w:abstractNumId="162" w15:restartNumberingAfterBreak="0">
     <w:nsid w:val="76003E55"/>
     <w:multiLevelType w:val="hybridMultilevel"/>
     <w:tmpl w:val="2BDE509E"/>
@@ -56730,7 +58424,7 @@
       </w:rPr>
     </w:lvl>
   </w:abstractNum>
-  <w:abstractNum w:abstractNumId="160" w15:restartNumberingAfterBreak="0">
+  <w:abstractNum w:abstractNumId="163" w15:restartNumberingAfterBreak="0">
     <w:nsid w:val="76590475"/>
     <w:multiLevelType w:val="hybridMultilevel"/>
     <w:tmpl w:val="44668546"/>
@@ -56816,7 +58510,7 @@
       </w:pPr>
     </w:lvl>
   </w:abstractNum>
-  <w:abstractNum w:abstractNumId="161" w15:restartNumberingAfterBreak="0">
+  <w:abstractNum w:abstractNumId="164" w15:restartNumberingAfterBreak="0">
     <w:nsid w:val="777C2C14"/>
     <w:multiLevelType w:val="hybridMultilevel"/>
     <w:tmpl w:val="7BB8B0B2"/>
@@ -56902,7 +58596,7 @@
       </w:pPr>
     </w:lvl>
   </w:abstractNum>
-  <w:abstractNum w:abstractNumId="162" w15:restartNumberingAfterBreak="0">
+  <w:abstractNum w:abstractNumId="165" w15:restartNumberingAfterBreak="0">
     <w:nsid w:val="780E093D"/>
     <w:multiLevelType w:val="hybridMultilevel"/>
     <w:tmpl w:val="2BBE81DE"/>
@@ -57015,7 +58709,7 @@
       </w:rPr>
     </w:lvl>
   </w:abstractNum>
-  <w:abstractNum w:abstractNumId="163" w15:restartNumberingAfterBreak="0">
+  <w:abstractNum w:abstractNumId="166" w15:restartNumberingAfterBreak="0">
     <w:nsid w:val="79395D7E"/>
     <w:multiLevelType w:val="hybridMultilevel"/>
     <w:tmpl w:val="E990C386"/>
@@ -57128,7 +58822,7 @@
       </w:rPr>
     </w:lvl>
   </w:abstractNum>
-  <w:abstractNum w:abstractNumId="164" w15:restartNumberingAfterBreak="0">
+  <w:abstractNum w:abstractNumId="167" w15:restartNumberingAfterBreak="0">
     <w:nsid w:val="798E2158"/>
     <w:multiLevelType w:val="hybridMultilevel"/>
     <w:tmpl w:val="EED88A4E"/>
@@ -57241,7 +58935,7 @@
       </w:rPr>
     </w:lvl>
   </w:abstractNum>
-  <w:abstractNum w:abstractNumId="165" w15:restartNumberingAfterBreak="0">
+  <w:abstractNum w:abstractNumId="168" w15:restartNumberingAfterBreak="0">
     <w:nsid w:val="7A450446"/>
     <w:multiLevelType w:val="hybridMultilevel"/>
     <w:tmpl w:val="334AFC28"/>
@@ -57354,7 +59048,7 @@
       </w:rPr>
     </w:lvl>
   </w:abstractNum>
-  <w:abstractNum w:abstractNumId="166" w15:restartNumberingAfterBreak="0">
+  <w:abstractNum w:abstractNumId="169" w15:restartNumberingAfterBreak="0">
     <w:nsid w:val="7A49204F"/>
     <w:multiLevelType w:val="hybridMultilevel"/>
     <w:tmpl w:val="784EDA8C"/>
@@ -57467,7 +59161,7 @@
       </w:rPr>
     </w:lvl>
   </w:abstractNum>
-  <w:abstractNum w:abstractNumId="167" w15:restartNumberingAfterBreak="0">
+  <w:abstractNum w:abstractNumId="170" w15:restartNumberingAfterBreak="0">
     <w:nsid w:val="7A851666"/>
     <w:multiLevelType w:val="hybridMultilevel"/>
     <w:tmpl w:val="01B86F10"/>
@@ -57580,7 +59274,7 @@
       </w:rPr>
     </w:lvl>
   </w:abstractNum>
-  <w:abstractNum w:abstractNumId="168" w15:restartNumberingAfterBreak="0">
+  <w:abstractNum w:abstractNumId="171" w15:restartNumberingAfterBreak="0">
     <w:nsid w:val="7BE14568"/>
     <w:multiLevelType w:val="hybridMultilevel"/>
     <w:tmpl w:val="E6DC313E"/>
@@ -57693,7 +59387,7 @@
       </w:rPr>
     </w:lvl>
   </w:abstractNum>
-  <w:abstractNum w:abstractNumId="169" w15:restartNumberingAfterBreak="0">
+  <w:abstractNum w:abstractNumId="172" w15:restartNumberingAfterBreak="0">
     <w:nsid w:val="7D6975FB"/>
     <w:multiLevelType w:val="hybridMultilevel"/>
     <w:tmpl w:val="8178796C"/>
@@ -57779,7 +59473,7 @@
       </w:pPr>
     </w:lvl>
   </w:abstractNum>
-  <w:abstractNum w:abstractNumId="170" w15:restartNumberingAfterBreak="0">
+  <w:abstractNum w:abstractNumId="173" w15:restartNumberingAfterBreak="0">
     <w:nsid w:val="7F913C99"/>
     <w:multiLevelType w:val="hybridMultilevel"/>
     <w:tmpl w:val="0C047634"/>
@@ -57893,151 +59587,151 @@
     </w:lvl>
   </w:abstractNum>
   <w:num w:numId="1" w16cid:durableId="1790514162">
-    <w:abstractNumId w:val="141"/>
+    <w:abstractNumId w:val="143"/>
   </w:num>
   <w:num w:numId="2" w16cid:durableId="483475482">
-    <w:abstractNumId w:val="127"/>
+    <w:abstractNumId w:val="129"/>
   </w:num>
   <w:num w:numId="3" w16cid:durableId="479466744">
-    <w:abstractNumId w:val="44"/>
+    <w:abstractNumId w:val="45"/>
   </w:num>
   <w:num w:numId="4" w16cid:durableId="781071008">
-    <w:abstractNumId w:val="133"/>
+    <w:abstractNumId w:val="135"/>
   </w:num>
   <w:num w:numId="5" w16cid:durableId="1266767998">
-    <w:abstractNumId w:val="47"/>
+    <w:abstractNumId w:val="48"/>
   </w:num>
   <w:num w:numId="6" w16cid:durableId="544096525">
-    <w:abstractNumId w:val="74"/>
+    <w:abstractNumId w:val="75"/>
   </w:num>
   <w:num w:numId="7" w16cid:durableId="634214109">
-    <w:abstractNumId w:val="58"/>
+    <w:abstractNumId w:val="59"/>
   </w:num>
   <w:num w:numId="8" w16cid:durableId="412437616">
-    <w:abstractNumId w:val="66"/>
+    <w:abstractNumId w:val="67"/>
   </w:num>
   <w:num w:numId="9" w16cid:durableId="2127313343">
     <w:abstractNumId w:val="0"/>
   </w:num>
   <w:num w:numId="10" w16cid:durableId="323708146">
-    <w:abstractNumId w:val="118"/>
+    <w:abstractNumId w:val="120"/>
   </w:num>
   <w:num w:numId="11" w16cid:durableId="977299591">
-    <w:abstractNumId w:val="76"/>
+    <w:abstractNumId w:val="77"/>
   </w:num>
   <w:num w:numId="12" w16cid:durableId="1968975190">
     <w:abstractNumId w:val="3"/>
   </w:num>
   <w:num w:numId="13" w16cid:durableId="358707656">
-    <w:abstractNumId w:val="115"/>
+    <w:abstractNumId w:val="117"/>
   </w:num>
   <w:num w:numId="14" w16cid:durableId="105123023">
     <w:abstractNumId w:val="17"/>
   </w:num>
   <w:num w:numId="15" w16cid:durableId="1776366386">
-    <w:abstractNumId w:val="68"/>
+    <w:abstractNumId w:val="69"/>
   </w:num>
   <w:num w:numId="16" w16cid:durableId="2014212652">
-    <w:abstractNumId w:val="116"/>
+    <w:abstractNumId w:val="118"/>
   </w:num>
   <w:num w:numId="17" w16cid:durableId="1674069215">
-    <w:abstractNumId w:val="155"/>
+    <w:abstractNumId w:val="158"/>
   </w:num>
   <w:num w:numId="18" w16cid:durableId="909198392">
     <w:abstractNumId w:val="8"/>
   </w:num>
   <w:num w:numId="19" w16cid:durableId="244993021">
-    <w:abstractNumId w:val="77"/>
+    <w:abstractNumId w:val="78"/>
   </w:num>
   <w:num w:numId="20" w16cid:durableId="1024332474">
     <w:abstractNumId w:val="32"/>
   </w:num>
   <w:num w:numId="21" w16cid:durableId="503204433">
-    <w:abstractNumId w:val="98"/>
+    <w:abstractNumId w:val="100"/>
   </w:num>
   <w:num w:numId="22" w16cid:durableId="333922417">
     <w:abstractNumId w:val="4"/>
   </w:num>
   <w:num w:numId="23" w16cid:durableId="1688211633">
-    <w:abstractNumId w:val="170"/>
+    <w:abstractNumId w:val="173"/>
   </w:num>
   <w:num w:numId="24" w16cid:durableId="1238973396">
-    <w:abstractNumId w:val="165"/>
+    <w:abstractNumId w:val="168"/>
   </w:num>
   <w:num w:numId="25" w16cid:durableId="1907645375">
-    <w:abstractNumId w:val="168"/>
+    <w:abstractNumId w:val="171"/>
   </w:num>
   <w:num w:numId="26" w16cid:durableId="1593315324">
-    <w:abstractNumId w:val="117"/>
+    <w:abstractNumId w:val="119"/>
   </w:num>
   <w:num w:numId="27" w16cid:durableId="2116288805">
     <w:abstractNumId w:val="21"/>
   </w:num>
   <w:num w:numId="28" w16cid:durableId="274941719">
-    <w:abstractNumId w:val="120"/>
+    <w:abstractNumId w:val="122"/>
   </w:num>
   <w:num w:numId="29" w16cid:durableId="1045790257">
-    <w:abstractNumId w:val="151"/>
+    <w:abstractNumId w:val="154"/>
   </w:num>
   <w:num w:numId="30" w16cid:durableId="1509516880">
-    <w:abstractNumId w:val="96"/>
+    <w:abstractNumId w:val="98"/>
   </w:num>
   <w:num w:numId="31" w16cid:durableId="373117377">
-    <w:abstractNumId w:val="60"/>
+    <w:abstractNumId w:val="61"/>
   </w:num>
   <w:num w:numId="32" w16cid:durableId="247349193">
-    <w:abstractNumId w:val="86"/>
+    <w:abstractNumId w:val="88"/>
   </w:num>
   <w:num w:numId="33" w16cid:durableId="1396513939">
-    <w:abstractNumId w:val="148"/>
+    <w:abstractNumId w:val="150"/>
   </w:num>
   <w:num w:numId="34" w16cid:durableId="1799646147">
-    <w:abstractNumId w:val="130"/>
+    <w:abstractNumId w:val="132"/>
   </w:num>
   <w:num w:numId="35" w16cid:durableId="1525635050">
     <w:abstractNumId w:val="5"/>
   </w:num>
   <w:num w:numId="36" w16cid:durableId="2046057059">
-    <w:abstractNumId w:val="95"/>
+    <w:abstractNumId w:val="97"/>
   </w:num>
   <w:num w:numId="37" w16cid:durableId="958562224">
+    <w:abstractNumId w:val="109"/>
+  </w:num>
+  <w:num w:numId="38" w16cid:durableId="1632711341">
     <w:abstractNumId w:val="107"/>
   </w:num>
-  <w:num w:numId="38" w16cid:durableId="1632711341">
+  <w:num w:numId="39" w16cid:durableId="1477801325">
+    <w:abstractNumId w:val="49"/>
+  </w:num>
+  <w:num w:numId="40" w16cid:durableId="1786381790">
     <w:abstractNumId w:val="105"/>
   </w:num>
-  <w:num w:numId="39" w16cid:durableId="1477801325">
-    <w:abstractNumId w:val="48"/>
-  </w:num>
-  <w:num w:numId="40" w16cid:durableId="1786381790">
-    <w:abstractNumId w:val="103"/>
-  </w:num>
   <w:num w:numId="41" w16cid:durableId="544634459">
-    <w:abstractNumId w:val="125"/>
+    <w:abstractNumId w:val="127"/>
   </w:num>
   <w:num w:numId="42" w16cid:durableId="638413200">
-    <w:abstractNumId w:val="121"/>
+    <w:abstractNumId w:val="123"/>
   </w:num>
   <w:num w:numId="43" w16cid:durableId="275060619">
     <w:abstractNumId w:val="7"/>
   </w:num>
   <w:num w:numId="44" w16cid:durableId="2006976110">
-    <w:abstractNumId w:val="88"/>
+    <w:abstractNumId w:val="90"/>
   </w:num>
   <w:num w:numId="45" w16cid:durableId="2036955672">
-    <w:abstractNumId w:val="90"/>
+    <w:abstractNumId w:val="92"/>
   </w:num>
   <w:num w:numId="46" w16cid:durableId="1123040130">
-    <w:abstractNumId w:val="54"/>
+    <w:abstractNumId w:val="55"/>
   </w:num>
   <w:num w:numId="47" w16cid:durableId="1506245208">
-    <w:abstractNumId w:val="97"/>
+    <w:abstractNumId w:val="99"/>
   </w:num>
   <w:num w:numId="48" w16cid:durableId="1930501744">
-    <w:abstractNumId w:val="122"/>
+    <w:abstractNumId w:val="124"/>
   </w:num>
   <w:num w:numId="49" w16cid:durableId="1746536907">
-    <w:abstractNumId w:val="145"/>
+    <w:abstractNumId w:val="147"/>
   </w:num>
   <w:num w:numId="50" w16cid:durableId="882789541">
     <w:abstractNumId w:val="29"/>
@@ -58046,7 +59740,7 @@
     <w:abstractNumId w:val="1"/>
   </w:num>
   <w:num w:numId="52" w16cid:durableId="1413552637">
-    <w:abstractNumId w:val="52"/>
+    <w:abstractNumId w:val="53"/>
   </w:num>
   <w:num w:numId="53" w16cid:durableId="316039137">
     <w:abstractNumId w:val="15"/>
@@ -58055,22 +59749,22 @@
     <w:abstractNumId w:val="14"/>
   </w:num>
   <w:num w:numId="55" w16cid:durableId="1128933943">
-    <w:abstractNumId w:val="61"/>
+    <w:abstractNumId w:val="62"/>
   </w:num>
   <w:num w:numId="56" w16cid:durableId="846754492">
     <w:abstractNumId w:val="11"/>
   </w:num>
   <w:num w:numId="57" w16cid:durableId="1997104340">
-    <w:abstractNumId w:val="112"/>
+    <w:abstractNumId w:val="114"/>
   </w:num>
   <w:num w:numId="58" w16cid:durableId="699008913">
-    <w:abstractNumId w:val="146"/>
+    <w:abstractNumId w:val="148"/>
   </w:num>
   <w:num w:numId="59" w16cid:durableId="1867984159">
-    <w:abstractNumId w:val="72"/>
+    <w:abstractNumId w:val="73"/>
   </w:num>
   <w:num w:numId="60" w16cid:durableId="1441798521">
-    <w:abstractNumId w:val="132"/>
+    <w:abstractNumId w:val="134"/>
   </w:num>
   <w:num w:numId="61" w16cid:durableId="1279873169">
     <w:abstractNumId w:val="34"/>
@@ -58079,223 +59773,223 @@
     <w:abstractNumId w:val="18"/>
   </w:num>
   <w:num w:numId="63" w16cid:durableId="1739597958">
-    <w:abstractNumId w:val="134"/>
+    <w:abstractNumId w:val="136"/>
   </w:num>
   <w:num w:numId="64" w16cid:durableId="390344768">
-    <w:abstractNumId w:val="99"/>
+    <w:abstractNumId w:val="101"/>
   </w:num>
   <w:num w:numId="65" w16cid:durableId="1910186748">
-    <w:abstractNumId w:val="111"/>
+    <w:abstractNumId w:val="113"/>
   </w:num>
   <w:num w:numId="66" w16cid:durableId="313221389">
     <w:abstractNumId w:val="10"/>
   </w:num>
   <w:num w:numId="67" w16cid:durableId="136727538">
-    <w:abstractNumId w:val="53"/>
+    <w:abstractNumId w:val="54"/>
   </w:num>
   <w:num w:numId="68" w16cid:durableId="535965780">
-    <w:abstractNumId w:val="89"/>
+    <w:abstractNumId w:val="91"/>
   </w:num>
   <w:num w:numId="69" w16cid:durableId="192807130">
-    <w:abstractNumId w:val="113"/>
+    <w:abstractNumId w:val="115"/>
   </w:num>
   <w:num w:numId="70" w16cid:durableId="1502433395">
     <w:abstractNumId w:val="27"/>
   </w:num>
   <w:num w:numId="71" w16cid:durableId="1009217682">
-    <w:abstractNumId w:val="104"/>
+    <w:abstractNumId w:val="106"/>
   </w:num>
   <w:num w:numId="72" w16cid:durableId="2072386192">
+    <w:abstractNumId w:val="52"/>
+  </w:num>
+  <w:num w:numId="73" w16cid:durableId="1687251322">
+    <w:abstractNumId w:val="94"/>
+  </w:num>
+  <w:num w:numId="74" w16cid:durableId="1791167327">
+    <w:abstractNumId w:val="153"/>
+  </w:num>
+  <w:num w:numId="75" w16cid:durableId="801311848">
+    <w:abstractNumId w:val="82"/>
+  </w:num>
+  <w:num w:numId="76" w16cid:durableId="72048894">
+    <w:abstractNumId w:val="93"/>
+  </w:num>
+  <w:num w:numId="77" w16cid:durableId="779253379">
+    <w:abstractNumId w:val="89"/>
+  </w:num>
+  <w:num w:numId="78" w16cid:durableId="149752284">
+    <w:abstractNumId w:val="151"/>
+  </w:num>
+  <w:num w:numId="79" w16cid:durableId="1577520673">
     <w:abstractNumId w:val="51"/>
   </w:num>
-  <w:num w:numId="73" w16cid:durableId="1687251322">
-    <w:abstractNumId w:val="92"/>
-  </w:num>
-  <w:num w:numId="74" w16cid:durableId="1791167327">
-    <w:abstractNumId w:val="150"/>
-  </w:num>
-  <w:num w:numId="75" w16cid:durableId="801311848">
-    <w:abstractNumId w:val="80"/>
-  </w:num>
-  <w:num w:numId="76" w16cid:durableId="72048894">
-    <w:abstractNumId w:val="91"/>
-  </w:num>
-  <w:num w:numId="77" w16cid:durableId="779253379">
-    <w:abstractNumId w:val="87"/>
-  </w:num>
-  <w:num w:numId="78" w16cid:durableId="149752284">
-    <w:abstractNumId w:val="149"/>
-  </w:num>
-  <w:num w:numId="79" w16cid:durableId="1577520673">
-    <w:abstractNumId w:val="50"/>
-  </w:num>
   <w:num w:numId="80" w16cid:durableId="823744633">
-    <w:abstractNumId w:val="70"/>
+    <w:abstractNumId w:val="71"/>
   </w:num>
   <w:num w:numId="81" w16cid:durableId="1726294922">
     <w:abstractNumId w:val="26"/>
   </w:num>
   <w:num w:numId="82" w16cid:durableId="1377201015">
-    <w:abstractNumId w:val="163"/>
+    <w:abstractNumId w:val="166"/>
   </w:num>
   <w:num w:numId="83" w16cid:durableId="451368404">
-    <w:abstractNumId w:val="169"/>
+    <w:abstractNumId w:val="172"/>
   </w:num>
   <w:num w:numId="84" w16cid:durableId="93474808">
     <w:abstractNumId w:val="28"/>
   </w:num>
   <w:num w:numId="85" w16cid:durableId="704983295">
-    <w:abstractNumId w:val="156"/>
+    <w:abstractNumId w:val="159"/>
   </w:num>
   <w:num w:numId="86" w16cid:durableId="165487044">
     <w:abstractNumId w:val="24"/>
   </w:num>
   <w:num w:numId="87" w16cid:durableId="1371106970">
-    <w:abstractNumId w:val="110"/>
+    <w:abstractNumId w:val="112"/>
   </w:num>
   <w:num w:numId="88" w16cid:durableId="385224319">
-    <w:abstractNumId w:val="78"/>
+    <w:abstractNumId w:val="79"/>
   </w:num>
   <w:num w:numId="89" w16cid:durableId="131676896">
-    <w:abstractNumId w:val="106"/>
+    <w:abstractNumId w:val="108"/>
   </w:num>
   <w:num w:numId="90" w16cid:durableId="1442915629">
     <w:abstractNumId w:val="20"/>
   </w:num>
   <w:num w:numId="91" w16cid:durableId="1336105303">
-    <w:abstractNumId w:val="140"/>
+    <w:abstractNumId w:val="142"/>
   </w:num>
   <w:num w:numId="92" w16cid:durableId="165556385">
-    <w:abstractNumId w:val="94"/>
+    <w:abstractNumId w:val="96"/>
   </w:num>
   <w:num w:numId="93" w16cid:durableId="1526291319">
-    <w:abstractNumId w:val="63"/>
+    <w:abstractNumId w:val="64"/>
   </w:num>
   <w:num w:numId="94" w16cid:durableId="2109160501">
-    <w:abstractNumId w:val="157"/>
+    <w:abstractNumId w:val="160"/>
   </w:num>
   <w:num w:numId="95" w16cid:durableId="353305594">
-    <w:abstractNumId w:val="143"/>
+    <w:abstractNumId w:val="145"/>
   </w:num>
   <w:num w:numId="96" w16cid:durableId="718624676">
     <w:abstractNumId w:val="16"/>
   </w:num>
   <w:num w:numId="97" w16cid:durableId="1152714974">
-    <w:abstractNumId w:val="109"/>
+    <w:abstractNumId w:val="111"/>
   </w:num>
   <w:num w:numId="98" w16cid:durableId="1278751935">
-    <w:abstractNumId w:val="73"/>
+    <w:abstractNumId w:val="74"/>
   </w:num>
   <w:num w:numId="99" w16cid:durableId="1787382859">
-    <w:abstractNumId w:val="59"/>
+    <w:abstractNumId w:val="60"/>
   </w:num>
   <w:num w:numId="100" w16cid:durableId="1152868595">
-    <w:abstractNumId w:val="49"/>
+    <w:abstractNumId w:val="50"/>
   </w:num>
   <w:num w:numId="101" w16cid:durableId="934555937">
-    <w:abstractNumId w:val="46"/>
+    <w:abstractNumId w:val="47"/>
   </w:num>
   <w:num w:numId="102" w16cid:durableId="280235859">
     <w:abstractNumId w:val="30"/>
   </w:num>
   <w:num w:numId="103" w16cid:durableId="704257407">
-    <w:abstractNumId w:val="131"/>
+    <w:abstractNumId w:val="133"/>
   </w:num>
   <w:num w:numId="104" w16cid:durableId="1754663947">
-    <w:abstractNumId w:val="41"/>
+    <w:abstractNumId w:val="42"/>
   </w:num>
   <w:num w:numId="105" w16cid:durableId="1932664199">
     <w:abstractNumId w:val="37"/>
   </w:num>
   <w:num w:numId="106" w16cid:durableId="1922375087">
-    <w:abstractNumId w:val="136"/>
+    <w:abstractNumId w:val="138"/>
   </w:num>
   <w:num w:numId="107" w16cid:durableId="16200178">
-    <w:abstractNumId w:val="124"/>
+    <w:abstractNumId w:val="126"/>
   </w:num>
   <w:num w:numId="108" w16cid:durableId="287206243">
     <w:abstractNumId w:val="23"/>
   </w:num>
   <w:num w:numId="109" w16cid:durableId="1113132946">
-    <w:abstractNumId w:val="159"/>
+    <w:abstractNumId w:val="162"/>
   </w:num>
   <w:num w:numId="110" w16cid:durableId="842431193">
-    <w:abstractNumId w:val="57"/>
+    <w:abstractNumId w:val="58"/>
   </w:num>
   <w:num w:numId="111" w16cid:durableId="1026180759">
-    <w:abstractNumId w:val="102"/>
+    <w:abstractNumId w:val="104"/>
   </w:num>
   <w:num w:numId="112" w16cid:durableId="101612157">
-    <w:abstractNumId w:val="43"/>
+    <w:abstractNumId w:val="44"/>
   </w:num>
   <w:num w:numId="113" w16cid:durableId="1736273326">
-    <w:abstractNumId w:val="142"/>
+    <w:abstractNumId w:val="144"/>
   </w:num>
   <w:num w:numId="114" w16cid:durableId="516503897">
-    <w:abstractNumId w:val="79"/>
+    <w:abstractNumId w:val="81"/>
   </w:num>
   <w:num w:numId="115" w16cid:durableId="491415571">
-    <w:abstractNumId w:val="160"/>
+    <w:abstractNumId w:val="163"/>
   </w:num>
   <w:num w:numId="116" w16cid:durableId="146552364">
-    <w:abstractNumId w:val="161"/>
+    <w:abstractNumId w:val="164"/>
   </w:num>
   <w:num w:numId="117" w16cid:durableId="1279214809">
     <w:abstractNumId w:val="33"/>
   </w:num>
   <w:num w:numId="118" w16cid:durableId="55863620">
-    <w:abstractNumId w:val="42"/>
+    <w:abstractNumId w:val="43"/>
   </w:num>
   <w:num w:numId="119" w16cid:durableId="516387935">
-    <w:abstractNumId w:val="75"/>
+    <w:abstractNumId w:val="76"/>
   </w:num>
   <w:num w:numId="120" w16cid:durableId="151407072">
-    <w:abstractNumId w:val="85"/>
+    <w:abstractNumId w:val="87"/>
   </w:num>
   <w:num w:numId="121" w16cid:durableId="1010832199">
-    <w:abstractNumId w:val="100"/>
+    <w:abstractNumId w:val="102"/>
   </w:num>
   <w:num w:numId="122" w16cid:durableId="2109884736">
-    <w:abstractNumId w:val="108"/>
+    <w:abstractNumId w:val="110"/>
   </w:num>
   <w:num w:numId="123" w16cid:durableId="1205558921">
-    <w:abstractNumId w:val="138"/>
+    <w:abstractNumId w:val="140"/>
   </w:num>
   <w:num w:numId="124" w16cid:durableId="1899895529">
     <w:abstractNumId w:val="36"/>
   </w:num>
   <w:num w:numId="125" w16cid:durableId="1111777243">
-    <w:abstractNumId w:val="55"/>
+    <w:abstractNumId w:val="56"/>
   </w:num>
   <w:num w:numId="126" w16cid:durableId="288245806">
-    <w:abstractNumId w:val="129"/>
+    <w:abstractNumId w:val="131"/>
   </w:num>
   <w:num w:numId="127" w16cid:durableId="1350372498">
-    <w:abstractNumId w:val="158"/>
+    <w:abstractNumId w:val="161"/>
   </w:num>
   <w:num w:numId="128" w16cid:durableId="514224577">
-    <w:abstractNumId w:val="67"/>
+    <w:abstractNumId w:val="68"/>
   </w:num>
   <w:num w:numId="129" w16cid:durableId="1397968799">
-    <w:abstractNumId w:val="84"/>
+    <w:abstractNumId w:val="86"/>
   </w:num>
   <w:num w:numId="130" w16cid:durableId="414322414">
-    <w:abstractNumId w:val="83"/>
+    <w:abstractNumId w:val="85"/>
   </w:num>
   <w:num w:numId="131" w16cid:durableId="688531719">
-    <w:abstractNumId w:val="62"/>
+    <w:abstractNumId w:val="63"/>
   </w:num>
   <w:num w:numId="132" w16cid:durableId="824711258">
-    <w:abstractNumId w:val="119"/>
+    <w:abstractNumId w:val="121"/>
   </w:num>
   <w:num w:numId="133" w16cid:durableId="716659633">
-    <w:abstractNumId w:val="137"/>
+    <w:abstractNumId w:val="139"/>
   </w:num>
   <w:num w:numId="134" w16cid:durableId="2107995284">
     <w:abstractNumId w:val="31"/>
   </w:num>
   <w:num w:numId="135" w16cid:durableId="898708922">
-    <w:abstractNumId w:val="135"/>
+    <w:abstractNumId w:val="137"/>
   </w:num>
   <w:num w:numId="136" w16cid:durableId="876353650">
     <w:abstractNumId w:val="9"/>
@@ -58304,16 +59998,16 @@
     <w:abstractNumId w:val="22"/>
   </w:num>
   <w:num w:numId="138" w16cid:durableId="1159268901">
-    <w:abstractNumId w:val="101"/>
+    <w:abstractNumId w:val="103"/>
   </w:num>
   <w:num w:numId="139" w16cid:durableId="1504510526">
-    <w:abstractNumId w:val="81"/>
+    <w:abstractNumId w:val="83"/>
   </w:num>
   <w:num w:numId="140" w16cid:durableId="1605382213">
-    <w:abstractNumId w:val="164"/>
+    <w:abstractNumId w:val="167"/>
   </w:num>
   <w:num w:numId="141" w16cid:durableId="2032299427">
-    <w:abstractNumId w:val="126"/>
+    <w:abstractNumId w:val="128"/>
   </w:num>
   <w:num w:numId="142" w16cid:durableId="110827180">
     <w:abstractNumId w:val="6"/>
@@ -58325,25 +60019,25 @@
     <w:abstractNumId w:val="39"/>
   </w:num>
   <w:num w:numId="145" w16cid:durableId="1308779219">
-    <w:abstractNumId w:val="154"/>
+    <w:abstractNumId w:val="157"/>
   </w:num>
   <w:num w:numId="146" w16cid:durableId="1433160233">
-    <w:abstractNumId w:val="64"/>
+    <w:abstractNumId w:val="65"/>
   </w:num>
   <w:num w:numId="147" w16cid:durableId="1707869140">
     <w:abstractNumId w:val="25"/>
   </w:num>
   <w:num w:numId="148" w16cid:durableId="200016398">
-    <w:abstractNumId w:val="167"/>
+    <w:abstractNumId w:val="170"/>
   </w:num>
   <w:num w:numId="149" w16cid:durableId="1378043715">
     <w:abstractNumId w:val="40"/>
   </w:num>
   <w:num w:numId="150" w16cid:durableId="2066488424">
-    <w:abstractNumId w:val="166"/>
+    <w:abstractNumId w:val="169"/>
   </w:num>
   <w:num w:numId="151" w16cid:durableId="1106656427">
-    <w:abstractNumId w:val="65"/>
+    <w:abstractNumId w:val="66"/>
   </w:num>
   <w:num w:numId="152" w16cid:durableId="884219355">
     <w:abstractNumId w:val="13"/>
@@ -58352,64 +60046,73 @@
     <w:abstractNumId w:val="12"/>
   </w:num>
   <w:num w:numId="154" w16cid:durableId="1827165747">
-    <w:abstractNumId w:val="71"/>
+    <w:abstractNumId w:val="72"/>
   </w:num>
   <w:num w:numId="155" w16cid:durableId="835000837">
-    <w:abstractNumId w:val="147"/>
+    <w:abstractNumId w:val="149"/>
   </w:num>
   <w:num w:numId="156" w16cid:durableId="641925245">
-    <w:abstractNumId w:val="114"/>
+    <w:abstractNumId w:val="116"/>
   </w:num>
   <w:num w:numId="157" w16cid:durableId="2001348579">
-    <w:abstractNumId w:val="162"/>
+    <w:abstractNumId w:val="165"/>
   </w:num>
   <w:num w:numId="158" w16cid:durableId="760103882">
-    <w:abstractNumId w:val="144"/>
+    <w:abstractNumId w:val="146"/>
   </w:num>
   <w:num w:numId="159" w16cid:durableId="431559754">
     <w:abstractNumId w:val="19"/>
   </w:num>
   <w:num w:numId="160" w16cid:durableId="2043942090">
-    <w:abstractNumId w:val="128"/>
+    <w:abstractNumId w:val="130"/>
   </w:num>
   <w:num w:numId="161" w16cid:durableId="489759160">
-    <w:abstractNumId w:val="153"/>
+    <w:abstractNumId w:val="156"/>
   </w:num>
   <w:num w:numId="162" w16cid:durableId="182670613">
     <w:abstractNumId w:val="2"/>
   </w:num>
   <w:num w:numId="163" w16cid:durableId="1903785366">
-    <w:abstractNumId w:val="69"/>
+    <w:abstractNumId w:val="70"/>
   </w:num>
   <w:num w:numId="164" w16cid:durableId="210504209">
-    <w:abstractNumId w:val="82"/>
+    <w:abstractNumId w:val="84"/>
   </w:num>
   <w:num w:numId="165" w16cid:durableId="743188005">
-    <w:abstractNumId w:val="45"/>
+    <w:abstractNumId w:val="46"/>
   </w:num>
   <w:num w:numId="166" w16cid:durableId="287048044">
     <w:abstractNumId w:val="35"/>
   </w:num>
   <w:num w:numId="167" w16cid:durableId="591864550">
-    <w:abstractNumId w:val="123"/>
+    <w:abstractNumId w:val="125"/>
   </w:num>
   <w:num w:numId="168" w16cid:durableId="2051569373">
-    <w:abstractNumId w:val="93"/>
+    <w:abstractNumId w:val="95"/>
   </w:num>
   <w:num w:numId="169" w16cid:durableId="928122562">
+    <w:abstractNumId w:val="155"/>
+  </w:num>
+  <w:num w:numId="170" w16cid:durableId="483814233">
+    <w:abstractNumId w:val="141"/>
+  </w:num>
+  <w:num w:numId="171" w16cid:durableId="525603670">
+    <w:abstractNumId w:val="57"/>
+  </w:num>
+  <w:num w:numId="172" w16cid:durableId="1480344902">
+    <w:abstractNumId w:val="80"/>
+  </w:num>
+  <w:num w:numId="173" w16cid:durableId="1745297851">
     <w:abstractNumId w:val="152"/>
   </w:num>
-  <w:num w:numId="170" w16cid:durableId="483814233">
-    <w:abstractNumId w:val="139"/>
-  </w:num>
-  <w:num w:numId="171" w16cid:durableId="525603670">
-    <w:abstractNumId w:val="56"/>
+  <w:num w:numId="174" w16cid:durableId="1907258686">
+    <w:abstractNumId w:val="41"/>
   </w:num>
 </w:numbering>
 </file>
 
 <file path=word/styles.xml><?xml version="1.0" encoding="utf-8"?>
-<w:styles xmlns:mc="http://schemas.openxmlformats.org/markup-compatibility/2006" xmlns:r="http://schemas.openxmlformats.org/officeDocument/2006/relationships" xmlns:w="http://schemas.openxmlformats.org/wordprocessingml/2006/main" xmlns:w14="http://schemas.microsoft.com/office/word/2010/wordml" xmlns:w15="http://schemas.microsoft.com/office/word/2012/wordml" xmlns:w16cex="http://schemas.microsoft.com/office/word/2018/wordml/cex" xmlns:w16cid="http://schemas.microsoft.com/office/word/2016/wordml/cid" xmlns:w16="http://schemas.microsoft.com/office/word/2018/wordml" xmlns:w16du="http://schemas.microsoft.com/office/word/2023/wordml/word16du" xmlns:w16sdtdh="http://schemas.microsoft.com/office/word/2020/wordml/sdtdatahash" xmlns:w16sdtfl="http://schemas.microsoft.com/office/word/2024/wordml/sdtformatlock" xmlns:w16se="http://schemas.microsoft.com/office/word/2015/wordml/symex" mc:Ignorable="w14 w15 w16se w16cid w16 w16cex w16sdtdh w16sdtfl w16du">
+<w:styles xmlns:mc="http://schemas.openxmlformats.org/markup-compatibility/2006" xmlns:r="http://schemas.openxmlformats.org/officeDocument/2006/relationships" xmlns:w="http://schemas.openxmlformats.org/wordprocessingml/2006/main" xmlns:w14="http://schemas.microsoft.com/office/word/2010/wordml" xmlns:w15="http://schemas.microsoft.com/office/word/2012/wordml" xmlns:w16cex="http://schemas.microsoft.com/office/word/2018/wordml/cex" xmlns:w16cid="http://schemas.microsoft.com/office/word/2016/wordml/cid" xmlns:w16="http://schemas.microsoft.com/office/word/2018/wordml" xmlns:w16sdtdh="http://schemas.microsoft.com/office/word/2020/wordml/sdtdatahash" xmlns:w16se="http://schemas.microsoft.com/office/word/2015/wordml/symex" mc:Ignorable="w14 w15 w16se w16cid w16 w16cex w16sdtdh">
   <w:docDefaults>
     <w:rPrDefault>
       <w:rPr>
